--- a/netflix_long_term_satisfaction/reports/Nhom9_Netflix_BaoCao.docx
+++ b/netflix_long_term_satisfaction/reports/Nhom9_Netflix_BaoCao.docx
@@ -4,7 +4,8 @@
   <w:body>
     <w:p>
       <w:pPr>
-        <w:spacing w:before="120" w:after="0" w:line="259" w:lineRule="auto"/>
+        <w:keepNext/>
+        <w:spacing w:before="0" w:after="0" w:line="269" w:lineRule="auto"/>
         <w:jc w:val="center"/>
         <w:rPr>
           <w:b/>
@@ -14,111 +15,63 @@
       </w:pPr>
       <w:r>
         <w:rPr>
-          <w:rFonts w:ascii="Times New Roman" w:hAnsi="Times New Roman" w:eastAsia="Times New Roman"/>
+          <w:rFonts w:ascii="Times New Roman" w:hAnsi="Times New Roman"/>
           <w:b/>
-          <w:sz w:val="26"/>
+          <w:color w:val="000000"/>
+          <w:sz w:val="28"/>
         </w:rPr>
         <w:t>ĐẠI HỌC QUỐC GIA TP. HỒ CHÍ MINH</w:t>
       </w:r>
     </w:p>
     <w:p>
       <w:pPr>
-        <w:spacing w:line="259" w:lineRule="auto"/>
+        <w:keepNext/>
+        <w:spacing w:line="269" w:lineRule="auto" w:before="0" w:after="240"/>
         <w:jc w:val="center"/>
       </w:pPr>
       <w:r>
         <w:rPr>
-          <w:rFonts w:ascii="Times New Roman" w:hAnsi="Times New Roman" w:eastAsia="Times New Roman"/>
+          <w:rFonts w:ascii="Times New Roman" w:hAnsi="Times New Roman"/>
           <w:b/>
-          <w:sz w:val="26"/>
+          <w:color w:val="000000"/>
+          <w:sz w:val="28"/>
         </w:rPr>
         <w:t>TRƯỜNG ĐẠI HỌC CÔNG NGHỆ THÔNG TIN</w:t>
       </w:r>
     </w:p>
     <w:p>
       <w:pPr>
-        <w:spacing w:before="0" w:after="0" w:line="20" w:lineRule="exact"/>
+        <w:spacing w:before="0" w:after="320" w:line="240" w:lineRule="auto"/>
         <w:jc w:val="center"/>
       </w:pPr>
+      <w:r/>
       <w:r>
-        <w:rPr>
-          <w:sz w:val="32"/>
-          <w:szCs w:val="32"/>
-        </w:rPr>
-      </w:r>
-      <w:r>
-        <w:rPr>
-          <w:sz w:val="32"/>
-          <w:szCs w:val="32"/>
-        </w:rPr>
-      </w:r>
-      <w:r>
-        <w:rPr>
-          <w:sz w:val="32"/>
-          <w:szCs w:val="32"/>
-        </w:rPr>
-      </w:r>
-      <w:r>
-        <w:rPr>
-          <w:sz w:val="32"/>
-          <w:szCs w:val="32"/>
-        </w:rPr>
-      </w:r>
-      <w:r>
-        <w:rPr>
-          <w:sz w:val="32"/>
-          <w:szCs w:val="32"/>
-        </w:rPr>
-      </w:r>
-    </w:p>
-    <w:p>
-      <w:pPr>
-        <w:spacing w:before="0" w:after="0" w:line="20" w:lineRule="exact"/>
-        <w:jc w:val="center"/>
-      </w:pPr>
-      <w:r>
-        <w:rPr>
-          <w:noProof/>
-        </w:rPr>
         <w:drawing>
-          <wp:inline distT="0" distB="0" distL="0" distR="0" wp14:anchorId="05D4D63E" wp14:editId="512BB0C2">
-            <wp:extent cx="792480" cy="646430"/>
-            <wp:effectExtent l="0" t="0" r="7620" b="1270"/>
-            <wp:docPr id="6" name="Picture 6"/>
+          <wp:inline xmlns:a="http://schemas.openxmlformats.org/drawingml/2006/main" xmlns:pic="http://schemas.openxmlformats.org/drawingml/2006/picture">
+            <wp:extent cx="1170432" cy="965257"/>
+            <wp:docPr id="7" name="Picture 7"/>
             <wp:cNvGraphicFramePr>
-              <a:graphicFrameLocks xmlns:a="http://schemas.openxmlformats.org/drawingml/2006/main" noChangeAspect="1"/>
+              <a:graphicFrameLocks noChangeAspect="1"/>
             </wp:cNvGraphicFramePr>
-            <a:graphic xmlns:a="http://schemas.openxmlformats.org/drawingml/2006/main">
+            <a:graphic>
               <a:graphicData uri="http://schemas.openxmlformats.org/drawingml/2006/picture">
-                <pic:pic xmlns:pic="http://schemas.openxmlformats.org/drawingml/2006/picture">
+                <pic:pic>
                   <pic:nvPicPr>
-                    <pic:cNvPr id="0" name="Picture 4"/>
-                    <pic:cNvPicPr>
-                      <a:picLocks noChangeAspect="1" noChangeArrowheads="1"/>
-                    </pic:cNvPicPr>
+                    <pic:cNvPr id="0" name="image1.jpg"/>
+                    <pic:cNvPicPr/>
                   </pic:nvPicPr>
                   <pic:blipFill>
-                    <a:blip r:embed="rId8">
-                      <a:extLst>
-                        <a:ext uri="{28A0092B-C50C-407E-A947-70E740481C1C}">
-                          <a14:useLocalDpi xmlns:a14="http://schemas.microsoft.com/office/drawing/2010/main" val="0"/>
-                        </a:ext>
-                      </a:extLst>
-                    </a:blip>
-                    <a:srcRect/>
+                    <a:blip r:embed="rId15"/>
                     <a:stretch>
                       <a:fillRect/>
                     </a:stretch>
                   </pic:blipFill>
-                  <pic:spPr bwMode="auto">
+                  <pic:spPr>
                     <a:xfrm>
                       <a:off x="0" y="0"/>
-                      <a:ext cx="792480" cy="646430"/>
+                      <a:ext cx="1170432" cy="965257"/>
                     </a:xfrm>
-                    <a:prstGeom prst="rect">
-                      <a:avLst/>
-                    </a:prstGeom>
-                    <a:noFill/>
+                    <a:prstGeom prst="rect"/>
                   </pic:spPr>
                 </pic:pic>
               </a:graphicData>
@@ -129,34 +82,90 @@
     </w:p>
     <w:p>
       <w:pPr>
-        <w:spacing w:before="0" w:after="0" w:line="20" w:lineRule="exact"/>
+        <w:keepNext/>
+        <w:spacing w:before="0" w:after="0" w:line="269" w:lineRule="auto"/>
         <w:jc w:val="center"/>
       </w:pPr>
+      <w:r>
+        <w:rPr>
+          <w:rFonts w:ascii="Times New Roman" w:hAnsi="Times New Roman"/>
+          <w:b/>
+          <w:color w:val="000000"/>
+          <w:sz w:val="28"/>
+        </w:rPr>
+        <w:t>CÔNG NGHỆ DỮ LIỆU LỚN</w:t>
+      </w:r>
     </w:p>
     <w:p>
       <w:pPr>
-        <w:spacing w:before="0" w:after="0" w:line="20" w:lineRule="exact"/>
+        <w:keepNext/>
+        <w:spacing w:before="0" w:after="360" w:line="269" w:lineRule="auto"/>
+        <w:jc w:val="center"/>
+      </w:pPr>
+      <w:r>
+        <w:rPr>
+          <w:rFonts w:ascii="Times New Roman" w:hAnsi="Times New Roman"/>
+          <w:b/>
+          <w:color w:val="000000"/>
+          <w:sz w:val="26"/>
+        </w:rPr>
+        <w:t>MÃ MÔN HỌC: IE212.F22.LT.CNTT</w:t>
+      </w:r>
+    </w:p>
+    <w:p>
+      <w:pPr>
+        <w:keepNext/>
+        <w:spacing w:before="0" w:after="0" w:line="269" w:lineRule="auto"/>
         <w:jc w:val="center"/>
         <w:rPr>
           <w:sz w:val="36"/>
           <w:szCs w:val="36"/>
         </w:rPr>
       </w:pPr>
+      <w:r>
+        <w:rPr>
+          <w:rFonts w:ascii="Times New Roman" w:hAnsi="Times New Roman"/>
+          <w:b w:val="0"/>
+          <w:color w:val="000000"/>
+          <w:sz w:val="4"/>
+        </w:rPr>
+      </w:r>
     </w:p>
     <w:p>
       <w:pPr>
-        <w:spacing w:before="0" w:after="0" w:line="20" w:lineRule="exact"/>
+        <w:keepNext/>
+        <w:spacing w:before="0" w:after="80" w:line="269" w:lineRule="auto"/>
         <w:jc w:val="center"/>
       </w:pPr>
+      <w:r>
+        <w:rPr>
+          <w:rFonts w:ascii="Times New Roman" w:hAnsi="Times New Roman"/>
+          <w:b/>
+          <w:color w:val="000000"/>
+          <w:sz w:val="26"/>
+        </w:rPr>
+        <w:t>ĐỀ TÀI</w:t>
+      </w:r>
     </w:p>
     <w:p>
       <w:pPr>
-        <w:spacing w:before="0" w:after="0" w:line="20" w:lineRule="exact"/>
-      </w:pPr>
+        <w:keepNext/>
+        <w:spacing w:before="0" w:after="0" w:line="269" w:lineRule="auto"/>
+        <w:jc w:val="center"/>
+      </w:pPr>
+      <w:r>
+        <w:rPr>
+          <w:rFonts w:ascii="Times New Roman" w:hAnsi="Times New Roman"/>
+          <w:b w:val="0"/>
+          <w:color w:val="000000"/>
+          <w:sz w:val="4"/>
+        </w:rPr>
+      </w:r>
     </w:p>
     <w:p>
       <w:pPr>
-        <w:spacing w:after="0" w:line="276" w:lineRule="auto"/>
+        <w:keepNext/>
+        <w:spacing w:after="300" w:line="269" w:lineRule="auto" w:before="0"/>
         <w:jc w:val="center"/>
         <w:rPr>
           <w:b/>
@@ -166,16 +175,22 @@
       </w:pPr>
       <w:r>
         <w:rPr>
-          <w:rFonts w:ascii="Times New Roman" w:hAnsi="Times New Roman" w:eastAsia="Times New Roman"/>
+          <w:rFonts w:ascii="Times New Roman" w:hAnsi="Times New Roman"/>
           <w:b/>
-          <w:sz w:val="40"/>
+          <w:color w:val="000000"/>
+          <w:sz w:val="34"/>
         </w:rPr>
-        <w:t>HỆ THỐNG KHUYẾN NGHỊ CHO SỰ HÀI LÒNG CỦA THÀNH VIÊN DÀI HẠN TẠI NETFLIX</w:t>
+        <w:t>HỆ THỐNG KHUYẾN NGHỊ CHO</w:t>
+        <w:br/>
+        <w:t>SỰ HÀI LÒNG CỦA THÀNH VIÊN</w:t>
+        <w:br/>
+        <w:t>DÀI HẠN TẠI NETFLIX</w:t>
       </w:r>
     </w:p>
     <w:p>
       <w:pPr>
-        <w:spacing w:after="0" w:line="276" w:lineRule="auto"/>
+        <w:keepNext/>
+        <w:spacing w:after="400" w:line="269" w:lineRule="auto" w:before="0"/>
         <w:jc w:val="center"/>
         <w:rPr>
           <w:b/>
@@ -185,32 +200,45 @@
       </w:pPr>
       <w:r>
         <w:rPr>
-          <w:rFonts w:ascii="Times New Roman" w:hAnsi="Times New Roman" w:eastAsia="Times New Roman"/>
+          <w:rFonts w:ascii="Times New Roman" w:hAnsi="Times New Roman"/>
           <w:b/>
-          <w:sz w:val="36"/>
+          <w:color w:val="000000"/>
+          <w:sz w:val="26"/>
         </w:rPr>
-        <w:t>Báo cáo đồ án môn Công nghệ dữ liệu lớn</w:t>
+        <w:t>BÁO CÁO ĐỒ ÁN MÔN CÔNG NGHỆ DỮ LIỆU LỚN</w:t>
       </w:r>
     </w:p>
     <w:p>
       <w:pPr>
+        <w:keepNext/>
         <w:tabs>
           <w:tab w:val="left" w:pos="1134"/>
         </w:tabs>
-        <w:spacing w:before="0" w:after="0" w:line="20" w:lineRule="exact"/>
+        <w:spacing w:before="0" w:after="120" w:line="269" w:lineRule="auto"/>
+        <w:jc w:val="center"/>
         <w:rPr>
           <w:bCs/>
           <w:sz w:val="30"/>
           <w:szCs w:val="30"/>
         </w:rPr>
       </w:pPr>
+      <w:r>
+        <w:rPr>
+          <w:rFonts w:ascii="Times New Roman" w:hAnsi="Times New Roman"/>
+          <w:b/>
+          <w:color w:val="000000"/>
+          <w:sz w:val="24"/>
+        </w:rPr>
+        <w:t>Danh sách sinh viên</w:t>
+      </w:r>
     </w:p>
     <w:p>
       <w:pPr>
+        <w:keepNext/>
         <w:tabs>
           <w:tab w:val="left" w:pos="1134"/>
         </w:tabs>
-        <w:spacing w:before="0" w:after="0" w:line="20" w:lineRule="exact"/>
+        <w:spacing w:before="0" w:after="0" w:line="269" w:lineRule="auto"/>
         <w:jc w:val="center"/>
         <w:rPr>
           <w:bCs/>
@@ -219,13 +247,22 @@
           <w:szCs w:val="30"/>
         </w:rPr>
       </w:pPr>
+      <w:r>
+        <w:rPr>
+          <w:rFonts w:ascii="Times New Roman" w:hAnsi="Times New Roman"/>
+          <w:b w:val="0"/>
+          <w:color w:val="000000"/>
+          <w:sz w:val="4"/>
+        </w:rPr>
+      </w:r>
     </w:p>
     <w:p>
       <w:pPr>
+        <w:keepNext/>
         <w:tabs>
           <w:tab w:val="left" w:pos="1134"/>
         </w:tabs>
-        <w:spacing w:before="0" w:after="0" w:line="20" w:lineRule="exact"/>
+        <w:spacing w:before="0" w:after="0" w:line="269" w:lineRule="auto"/>
         <w:jc w:val="center"/>
         <w:rPr>
           <w:b/>
@@ -233,450 +270,356 @@
           <w:szCs w:val="30"/>
         </w:rPr>
       </w:pPr>
+      <w:r>
+        <w:rPr>
+          <w:rFonts w:ascii="Times New Roman" w:hAnsi="Times New Roman"/>
+          <w:b w:val="0"/>
+          <w:color w:val="000000"/>
+          <w:sz w:val="4"/>
+        </w:rPr>
+      </w:r>
     </w:p>
     <w:tbl>
       <w:tblPr>
-        <w:tblW w:w="0" w:type="auto"/>
+        <w:tblW w:type="auto" w:w="0"/>
         <w:jc w:val="center"/>
+        <w:tblLayout w:type="fixed"/>
+        <w:tblLook w:firstColumn="1" w:firstRow="1" w:lastColumn="0" w:lastRow="0" w:noHBand="0" w:noVBand="1" w:val="04A0"/>
         <w:tblBorders>
-          <w:top w:val="single" w:sz="4" w:space="0" w:color="auto"/>
-          <w:left w:val="single" w:sz="4" w:space="0" w:color="auto"/>
-          <w:bottom w:val="single" w:sz="4" w:space="0" w:color="auto"/>
-          <w:right w:val="single" w:sz="4" w:space="0" w:color="auto"/>
-          <w:insideH w:val="single" w:sz="4" w:space="0" w:color="auto"/>
-          <w:insideV w:val="single" w:sz="4" w:space="0" w:color="auto"/>
+          <w:top w:val="single" w:sz="6" w:color="222222"/>
+          <w:left w:val="single" w:sz="6" w:color="222222"/>
+          <w:bottom w:val="single" w:sz="6" w:color="222222"/>
+          <w:right w:val="single" w:sz="6" w:color="222222"/>
+          <w:insideH w:val="single" w:sz="6" w:color="222222"/>
+          <w:insideV w:val="single" w:sz="6" w:color="222222"/>
         </w:tblBorders>
-        <w:tblLook w:val="0000" w:firstRow="0" w:lastRow="0" w:firstColumn="0" w:lastColumn="0" w:noHBand="0" w:noVBand="0"/>
       </w:tblPr>
       <w:tblGrid>
-        <w:gridCol w:w="850"/>
-        <w:gridCol w:w="2385"/>
-        <w:gridCol w:w="1440"/>
-        <w:gridCol w:w="2696"/>
+        <w:gridCol w:w="893"/>
+        <w:gridCol w:w="5112"/>
+        <w:gridCol w:w="1843"/>
       </w:tblGrid>
       <w:tr>
         <w:trPr>
-          <w:jc w:val="center"/>
+          <w:cantSplit/>
         </w:trPr>
         <w:tc>
           <w:tcPr>
-            <w:tcW w:w="7371" w:type="dxa"/>
-            <w:gridSpan w:val="4"/>
-            <w:vAlign w:val="center"/>
-          </w:tcPr>
-          <w:p>
-            <w:pPr>
+            <w:tcW w:type="dxa" w:w="3024"/>
+            <w:vAlign w:val="center"/>
+          </w:tcPr>
+          <w:p>
+            <w:pPr>
+              <w:spacing w:before="100" w:after="100"/>
               <w:jc w:val="center"/>
             </w:pPr>
             <w:r>
               <w:rPr>
-                <w:rFonts w:ascii="Times New Roman" w:hAnsi="Times New Roman" w:eastAsia="Times New Roman"/>
-                <w:sz w:val="20"/>
-              </w:rPr>
-              <w:t>Nhóm 9</w:t>
+                <w:rFonts w:ascii="Times New Roman" w:hAnsi="Times New Roman"/>
+                <w:b w:val="0"/>
+                <w:sz w:val="22"/>
+              </w:rPr>
+              <w:t>STT</w:t>
+            </w:r>
+          </w:p>
+        </w:tc>
+        <w:tc>
+          <w:tcPr>
+            <w:tcW w:type="dxa" w:w="3024"/>
+            <w:vAlign w:val="center"/>
+          </w:tcPr>
+          <w:p>
+            <w:pPr>
+              <w:spacing w:before="100" w:after="100"/>
+              <w:jc w:val="center"/>
+            </w:pPr>
+            <w:r>
+              <w:rPr>
+                <w:rFonts w:ascii="Times New Roman" w:hAnsi="Times New Roman"/>
+                <w:b w:val="0"/>
+                <w:sz w:val="22"/>
+              </w:rPr>
+              <w:t>Họ và tên</w:t>
+            </w:r>
+          </w:p>
+        </w:tc>
+        <w:tc>
+          <w:tcPr>
+            <w:tcW w:type="dxa" w:w="3024"/>
+            <w:vAlign w:val="center"/>
+          </w:tcPr>
+          <w:p>
+            <w:pPr>
+              <w:spacing w:before="100" w:after="100"/>
+              <w:jc w:val="center"/>
+            </w:pPr>
+            <w:r>
+              <w:rPr>
+                <w:rFonts w:ascii="Times New Roman" w:hAnsi="Times New Roman"/>
+                <w:b w:val="0"/>
+                <w:sz w:val="22"/>
+              </w:rPr>
+              <w:t>MSSV</w:t>
             </w:r>
           </w:p>
         </w:tc>
       </w:tr>
       <w:tr>
         <w:trPr>
-          <w:jc w:val="center"/>
+          <w:cantSplit/>
         </w:trPr>
         <w:tc>
           <w:tcPr>
-            <w:tcW w:w="7371" w:type="dxa"/>
-            <w:gridSpan w:val="4"/>
-            <w:vAlign w:val="center"/>
-          </w:tcPr>
-          <w:p>
-            <w:pPr>
+            <w:tcW w:type="dxa" w:w="3024"/>
+            <w:vAlign w:val="center"/>
+          </w:tcPr>
+          <w:p>
+            <w:pPr>
+              <w:spacing w:before="100" w:after="100"/>
               <w:jc w:val="center"/>
             </w:pPr>
             <w:r>
               <w:rPr>
-                <w:rFonts w:ascii="Times New Roman" w:hAnsi="Times New Roman" w:eastAsia="Times New Roman"/>
-                <w:sz w:val="20"/>
-              </w:rPr>
-              <w:t>Sinh viên thực hiện:</w:t>
+                <w:rFonts w:ascii="Times New Roman" w:hAnsi="Times New Roman"/>
+                <w:b w:val="0"/>
+                <w:sz w:val="22"/>
+              </w:rPr>
+              <w:t>1</w:t>
+            </w:r>
+          </w:p>
+        </w:tc>
+        <w:tc>
+          <w:tcPr>
+            <w:tcW w:type="dxa" w:w="3024"/>
+            <w:vAlign w:val="center"/>
+          </w:tcPr>
+          <w:p>
+            <w:pPr>
+              <w:spacing w:before="100" w:after="100"/>
+              <w:jc w:val="center"/>
+            </w:pPr>
+            <w:r>
+              <w:rPr>
+                <w:rFonts w:ascii="Times New Roman" w:hAnsi="Times New Roman"/>
+                <w:b w:val="0"/>
+                <w:sz w:val="22"/>
+              </w:rPr>
+              <w:t>Nguyễn Hoàng Phước</w:t>
+            </w:r>
+          </w:p>
+        </w:tc>
+        <w:tc>
+          <w:tcPr>
+            <w:tcW w:type="dxa" w:w="3024"/>
+            <w:vAlign w:val="center"/>
+          </w:tcPr>
+          <w:p>
+            <w:pPr>
+              <w:spacing w:before="100" w:after="100"/>
+              <w:jc w:val="center"/>
+            </w:pPr>
+            <w:r>
+              <w:rPr>
+                <w:rFonts w:ascii="Times New Roman" w:hAnsi="Times New Roman"/>
+                <w:b w:val="0"/>
+                <w:sz w:val="22"/>
+              </w:rPr>
+              <w:t>25210169</w:t>
             </w:r>
           </w:p>
         </w:tc>
       </w:tr>
       <w:tr>
         <w:trPr>
-          <w:jc w:val="center"/>
+          <w:cantSplit/>
         </w:trPr>
         <w:tc>
           <w:tcPr>
-            <w:tcW w:w="850" w:type="dxa"/>
-            <w:vAlign w:val="center"/>
-          </w:tcPr>
-          <w:p>
-            <w:pPr>
+            <w:tcW w:type="dxa" w:w="3024"/>
+            <w:vAlign w:val="center"/>
+          </w:tcPr>
+          <w:p>
+            <w:pPr>
+              <w:spacing w:before="100" w:after="100"/>
               <w:jc w:val="center"/>
             </w:pPr>
             <w:r>
               <w:rPr>
-                <w:rFonts w:ascii="Times New Roman" w:hAnsi="Times New Roman" w:eastAsia="Times New Roman"/>
-                <w:sz w:val="20"/>
-              </w:rPr>
-              <w:t>STT</w:t>
-            </w:r>
-          </w:p>
-        </w:tc>
-        <w:tc>
-          <w:tcPr>
-            <w:tcW w:w="2385" w:type="dxa"/>
-            <w:vAlign w:val="center"/>
-          </w:tcPr>
-          <w:p>
-            <w:pPr>
+                <w:rFonts w:ascii="Times New Roman" w:hAnsi="Times New Roman"/>
+                <w:b w:val="0"/>
+                <w:sz w:val="22"/>
+              </w:rPr>
+              <w:t>2</w:t>
+            </w:r>
+          </w:p>
+        </w:tc>
+        <w:tc>
+          <w:tcPr>
+            <w:tcW w:type="dxa" w:w="3024"/>
+            <w:vAlign w:val="center"/>
+          </w:tcPr>
+          <w:p>
+            <w:pPr>
+              <w:spacing w:before="100" w:after="100"/>
               <w:jc w:val="center"/>
             </w:pPr>
             <w:r>
               <w:rPr>
-                <w:rFonts w:ascii="Times New Roman" w:hAnsi="Times New Roman" w:eastAsia="Times New Roman"/>
-                <w:sz w:val="20"/>
-              </w:rPr>
-              <w:t>Họ tên</w:t>
-            </w:r>
-          </w:p>
-        </w:tc>
-        <w:tc>
-          <w:tcPr>
-            <w:tcW w:w="1440" w:type="dxa"/>
-            <w:vAlign w:val="center"/>
-          </w:tcPr>
-          <w:p>
-            <w:pPr>
+                <w:rFonts w:ascii="Times New Roman" w:hAnsi="Times New Roman"/>
+                <w:b w:val="0"/>
+                <w:sz w:val="22"/>
+              </w:rPr>
+              <w:t>Nguyễn Hoàng Tân</w:t>
+            </w:r>
+          </w:p>
+        </w:tc>
+        <w:tc>
+          <w:tcPr>
+            <w:tcW w:type="dxa" w:w="3024"/>
+            <w:vAlign w:val="center"/>
+          </w:tcPr>
+          <w:p>
+            <w:pPr>
+              <w:spacing w:before="100" w:after="100"/>
               <w:jc w:val="center"/>
             </w:pPr>
             <w:r>
               <w:rPr>
-                <w:rFonts w:ascii="Times New Roman" w:hAnsi="Times New Roman" w:eastAsia="Times New Roman"/>
-                <w:sz w:val="20"/>
-              </w:rPr>
-              <w:t>MSSV</w:t>
-            </w:r>
-          </w:p>
-        </w:tc>
-        <w:tc>
-          <w:tcPr>
-            <w:tcW w:w="2696" w:type="dxa"/>
-            <w:vAlign w:val="center"/>
-          </w:tcPr>
-          <w:p>
-            <w:pPr>
-              <w:jc w:val="center"/>
-            </w:pPr>
-            <w:r>
-              <w:rPr>
-                <w:rFonts w:ascii="Times New Roman" w:hAnsi="Times New Roman" w:eastAsia="Times New Roman"/>
-                <w:sz w:val="20"/>
-              </w:rPr>
-              <w:t>Ngành</w:t>
+                <w:rFonts w:ascii="Times New Roman" w:hAnsi="Times New Roman"/>
+                <w:b w:val="0"/>
+                <w:sz w:val="22"/>
+              </w:rPr>
+              <w:t>25210188</w:t>
             </w:r>
           </w:p>
         </w:tc>
       </w:tr>
       <w:tr>
         <w:trPr>
-          <w:jc w:val="center"/>
+          <w:cantSplit/>
         </w:trPr>
         <w:tc>
           <w:tcPr>
-            <w:tcW w:w="850" w:type="dxa"/>
-            <w:vAlign w:val="center"/>
-          </w:tcPr>
-          <w:p>
-            <w:pPr>
+            <w:tcW w:type="dxa" w:w="3024"/>
+            <w:vAlign w:val="center"/>
+          </w:tcPr>
+          <w:p>
+            <w:pPr>
+              <w:spacing w:before="100" w:after="100"/>
               <w:jc w:val="center"/>
             </w:pPr>
             <w:r>
               <w:rPr>
-                <w:rFonts w:ascii="Times New Roman" w:hAnsi="Times New Roman" w:eastAsia="Times New Roman"/>
-                <w:sz w:val="20"/>
-              </w:rPr>
-              <w:t>1</w:t>
-            </w:r>
-          </w:p>
-        </w:tc>
-        <w:tc>
-          <w:tcPr>
-            <w:tcW w:w="2385" w:type="dxa"/>
-            <w:vAlign w:val="center"/>
-          </w:tcPr>
-          <w:p>
-            <w:pPr>
+                <w:rFonts w:ascii="Times New Roman" w:hAnsi="Times New Roman"/>
+                <w:b w:val="0"/>
+                <w:sz w:val="22"/>
+              </w:rPr>
+              <w:t>3</w:t>
+            </w:r>
+          </w:p>
+        </w:tc>
+        <w:tc>
+          <w:tcPr>
+            <w:tcW w:type="dxa" w:w="3024"/>
+            <w:vAlign w:val="center"/>
+          </w:tcPr>
+          <w:p>
+            <w:pPr>
+              <w:spacing w:before="100" w:after="100"/>
               <w:jc w:val="center"/>
             </w:pPr>
             <w:r>
               <w:rPr>
-                <w:rFonts w:ascii="Times New Roman" w:hAnsi="Times New Roman" w:eastAsia="Times New Roman"/>
-                <w:sz w:val="20"/>
-              </w:rPr>
-              <w:t>Nguyễn Hoàng Phước</w:t>
-            </w:r>
-          </w:p>
-        </w:tc>
-        <w:tc>
-          <w:tcPr>
-            <w:tcW w:w="1440" w:type="dxa"/>
-            <w:vAlign w:val="center"/>
-          </w:tcPr>
-          <w:p>
-            <w:pPr>
+                <w:rFonts w:ascii="Times New Roman" w:hAnsi="Times New Roman"/>
+                <w:b w:val="0"/>
+                <w:sz w:val="22"/>
+              </w:rPr>
+              <w:t>Lê Thị Bích Tuyền</w:t>
+            </w:r>
+          </w:p>
+        </w:tc>
+        <w:tc>
+          <w:tcPr>
+            <w:tcW w:type="dxa" w:w="3024"/>
+            <w:vAlign w:val="center"/>
+          </w:tcPr>
+          <w:p>
+            <w:pPr>
+              <w:spacing w:before="100" w:after="100"/>
               <w:jc w:val="center"/>
             </w:pPr>
             <w:r>
               <w:rPr>
-                <w:rFonts w:ascii="Times New Roman" w:hAnsi="Times New Roman" w:eastAsia="Times New Roman"/>
-                <w:sz w:val="20"/>
-              </w:rPr>
-              <w:t>25210169</w:t>
-            </w:r>
-          </w:p>
-        </w:tc>
-        <w:tc>
-          <w:tcPr>
-            <w:tcW w:w="2696" w:type="dxa"/>
-            <w:vAlign w:val="center"/>
-          </w:tcPr>
-          <w:p>
-            <w:pPr>
-              <w:jc w:val="center"/>
-            </w:pPr>
-            <w:r>
-              <w:rPr>
-                <w:rFonts w:ascii="Times New Roman" w:hAnsi="Times New Roman" w:eastAsia="Times New Roman"/>
-                <w:sz w:val="20"/>
-              </w:rPr>
-              <w:t>Công nghệ thông tin</w:t>
+                <w:rFonts w:ascii="Times New Roman" w:hAnsi="Times New Roman"/>
+                <w:b w:val="0"/>
+                <w:sz w:val="22"/>
+              </w:rPr>
+              <w:t>25210236</w:t>
             </w:r>
           </w:p>
         </w:tc>
       </w:tr>
       <w:tr>
         <w:trPr>
-          <w:jc w:val="center"/>
+          <w:cantSplit/>
         </w:trPr>
         <w:tc>
           <w:tcPr>
-            <w:tcW w:w="850" w:type="dxa"/>
-            <w:vAlign w:val="center"/>
-          </w:tcPr>
-          <w:p>
-            <w:pPr>
+            <w:tcW w:type="dxa" w:w="3024"/>
+            <w:vAlign w:val="center"/>
+          </w:tcPr>
+          <w:p>
+            <w:pPr>
+              <w:spacing w:before="100" w:after="100"/>
               <w:jc w:val="center"/>
             </w:pPr>
             <w:r>
               <w:rPr>
-                <w:rFonts w:ascii="Times New Roman" w:hAnsi="Times New Roman" w:eastAsia="Times New Roman"/>
-                <w:sz w:val="20"/>
-              </w:rPr>
-              <w:t>2</w:t>
-            </w:r>
-          </w:p>
-        </w:tc>
-        <w:tc>
-          <w:tcPr>
-            <w:tcW w:w="2385" w:type="dxa"/>
-            <w:vAlign w:val="center"/>
-          </w:tcPr>
-          <w:p>
-            <w:pPr>
+                <w:rFonts w:ascii="Times New Roman" w:hAnsi="Times New Roman"/>
+                <w:b w:val="0"/>
+                <w:sz w:val="22"/>
+              </w:rPr>
+              <w:t>4</w:t>
+            </w:r>
+          </w:p>
+        </w:tc>
+        <w:tc>
+          <w:tcPr>
+            <w:tcW w:type="dxa" w:w="3024"/>
+            <w:vAlign w:val="center"/>
+          </w:tcPr>
+          <w:p>
+            <w:pPr>
+              <w:spacing w:before="100" w:after="100"/>
               <w:jc w:val="center"/>
             </w:pPr>
             <w:r>
               <w:rPr>
-                <w:rFonts w:ascii="Times New Roman" w:hAnsi="Times New Roman" w:eastAsia="Times New Roman"/>
-                <w:sz w:val="20"/>
-              </w:rPr>
-              <w:t>Nguyễn Hoàng Tân</w:t>
-            </w:r>
-          </w:p>
-        </w:tc>
-        <w:tc>
-          <w:tcPr>
-            <w:tcW w:w="1440" w:type="dxa"/>
-            <w:vAlign w:val="center"/>
-          </w:tcPr>
-          <w:p>
-            <w:pPr>
+                <w:rFonts w:ascii="Times New Roman" w:hAnsi="Times New Roman"/>
+                <w:b w:val="0"/>
+                <w:sz w:val="22"/>
+              </w:rPr>
+              <w:t>Nguyễn Lê Thành Đạt</w:t>
+            </w:r>
+          </w:p>
+        </w:tc>
+        <w:tc>
+          <w:tcPr>
+            <w:tcW w:type="dxa" w:w="3024"/>
+            <w:vAlign w:val="center"/>
+          </w:tcPr>
+          <w:p>
+            <w:pPr>
+              <w:spacing w:before="100" w:after="100"/>
               <w:jc w:val="center"/>
             </w:pPr>
             <w:r>
               <w:rPr>
-                <w:rFonts w:ascii="Times New Roman" w:hAnsi="Times New Roman" w:eastAsia="Times New Roman"/>
-                <w:sz w:val="20"/>
-              </w:rPr>
-              <w:t>25210188</w:t>
-            </w:r>
-          </w:p>
-        </w:tc>
-        <w:tc>
-          <w:tcPr>
-            <w:tcW w:w="2696" w:type="dxa"/>
-            <w:vAlign w:val="center"/>
-          </w:tcPr>
-          <w:p>
-            <w:pPr>
-              <w:jc w:val="center"/>
-            </w:pPr>
-            <w:r>
-              <w:rPr>
-                <w:rFonts w:ascii="Times New Roman" w:hAnsi="Times New Roman" w:eastAsia="Times New Roman"/>
-                <w:sz w:val="20"/>
-              </w:rPr>
-              <w:t>Công nghệ thông tin</w:t>
-            </w:r>
-          </w:p>
-        </w:tc>
-      </w:tr>
-      <w:tr>
-        <w:tc>
-          <w:tcPr>
-            <w:tcW w:type="dxa" w:w="850"/>
-            <w:vAlign w:val="center"/>
-          </w:tcPr>
-          <w:p>
-            <w:pPr>
-              <w:jc w:val="center"/>
-            </w:pPr>
-            <w:r>
-              <w:rPr>
-                <w:rFonts w:ascii="Times New Roman" w:hAnsi="Times New Roman" w:eastAsia="Times New Roman"/>
-                <w:sz w:val="20"/>
-              </w:rPr>
-              <w:t>3</w:t>
-            </w:r>
-          </w:p>
-        </w:tc>
-        <w:tc>
-          <w:tcPr>
-            <w:tcW w:type="dxa" w:w="2385"/>
-            <w:vAlign w:val="center"/>
-          </w:tcPr>
-          <w:p>
-            <w:pPr>
-              <w:jc w:val="center"/>
-            </w:pPr>
-            <w:r>
-              <w:rPr>
-                <w:rFonts w:ascii="Times New Roman" w:hAnsi="Times New Roman" w:eastAsia="Times New Roman"/>
-                <w:sz w:val="20"/>
-              </w:rPr>
-              <w:t>Lê Thị Bích Tuyền</w:t>
-            </w:r>
-          </w:p>
-        </w:tc>
-        <w:tc>
-          <w:tcPr>
-            <w:tcW w:type="dxa" w:w="1440"/>
-            <w:vAlign w:val="center"/>
-          </w:tcPr>
-          <w:p>
-            <w:pPr>
-              <w:jc w:val="center"/>
-            </w:pPr>
-            <w:r>
-              <w:rPr>
-                <w:rFonts w:ascii="Times New Roman" w:hAnsi="Times New Roman" w:eastAsia="Times New Roman"/>
-                <w:sz w:val="20"/>
-              </w:rPr>
-              <w:t>25210236</w:t>
-            </w:r>
-          </w:p>
-        </w:tc>
-        <w:tc>
-          <w:tcPr>
-            <w:tcW w:type="dxa" w:w="2696"/>
-            <w:vAlign w:val="center"/>
-          </w:tcPr>
-          <w:p>
-            <w:pPr>
-              <w:jc w:val="center"/>
-            </w:pPr>
-            <w:r>
-              <w:rPr>
-                <w:rFonts w:ascii="Times New Roman" w:hAnsi="Times New Roman" w:eastAsia="Times New Roman"/>
-                <w:sz w:val="20"/>
-              </w:rPr>
-              <w:t>Công nghệ thông tin</w:t>
-            </w:r>
-          </w:p>
-        </w:tc>
-      </w:tr>
-      <w:tr>
-        <w:tc>
-          <w:tcPr>
-            <w:tcW w:type="dxa" w:w="850"/>
-            <w:vAlign w:val="center"/>
-          </w:tcPr>
-          <w:p>
-            <w:pPr>
-              <w:jc w:val="center"/>
-            </w:pPr>
-            <w:r>
-              <w:rPr>
-                <w:rFonts w:ascii="Times New Roman" w:hAnsi="Times New Roman" w:eastAsia="Times New Roman"/>
-                <w:sz w:val="20"/>
-              </w:rPr>
-              <w:t>4</w:t>
-            </w:r>
-          </w:p>
-        </w:tc>
-        <w:tc>
-          <w:tcPr>
-            <w:tcW w:type="dxa" w:w="2385"/>
-            <w:vAlign w:val="center"/>
-          </w:tcPr>
-          <w:p>
-            <w:pPr>
-              <w:jc w:val="center"/>
-            </w:pPr>
-            <w:r>
-              <w:rPr>
-                <w:rFonts w:ascii="Times New Roman" w:hAnsi="Times New Roman" w:eastAsia="Times New Roman"/>
-                <w:sz w:val="20"/>
-              </w:rPr>
-              <w:t>Nguyễn Lê Thành Đạt</w:t>
-            </w:r>
-          </w:p>
-        </w:tc>
-        <w:tc>
-          <w:tcPr>
-            <w:tcW w:type="dxa" w:w="1440"/>
-            <w:vAlign w:val="center"/>
-          </w:tcPr>
-          <w:p>
-            <w:pPr>
-              <w:jc w:val="center"/>
-            </w:pPr>
-            <w:r>
-              <w:rPr>
-                <w:rFonts w:ascii="Times New Roman" w:hAnsi="Times New Roman" w:eastAsia="Times New Roman"/>
-                <w:sz w:val="20"/>
+                <w:rFonts w:ascii="Times New Roman" w:hAnsi="Times New Roman"/>
+                <w:b w:val="0"/>
+                <w:sz w:val="22"/>
               </w:rPr>
               <w:t>25410029</w:t>
-            </w:r>
-          </w:p>
-        </w:tc>
-        <w:tc>
-          <w:tcPr>
-            <w:tcW w:type="dxa" w:w="2696"/>
-            <w:vAlign w:val="center"/>
-          </w:tcPr>
-          <w:p>
-            <w:pPr>
-              <w:jc w:val="center"/>
-            </w:pPr>
-            <w:r>
-              <w:rPr>
-                <w:rFonts w:ascii="Times New Roman" w:hAnsi="Times New Roman" w:eastAsia="Times New Roman"/>
-                <w:sz w:val="20"/>
-              </w:rPr>
-              <w:t>Công nghệ thông tin</w:t>
             </w:r>
           </w:p>
         </w:tc>
@@ -684,51 +627,103 @@
     </w:tbl>
     <w:p>
       <w:pPr>
+        <w:keepNext/>
+        <w:spacing w:before="440" w:after="0" w:line="269" w:lineRule="auto"/>
         <w:jc w:val="center"/>
       </w:pPr>
       <w:r>
         <w:rPr>
+          <w:rFonts w:ascii="Times New Roman" w:hAnsi="Times New Roman"/>
           <w:b/>
+          <w:color w:val="000000"/>
+          <w:sz w:val="26"/>
         </w:rPr>
         <w:t>Giảng viên hướng dẫn: TS. Hà Minh Tân</w:t>
       </w:r>
     </w:p>
     <w:p>
       <w:pPr>
+        <w:keepNext/>
+        <w:spacing w:before="0" w:after="60" w:line="269" w:lineRule="auto"/>
         <w:jc w:val="center"/>
       </w:pPr>
+      <w:r>
+        <w:rPr>
+          <w:rFonts w:ascii="Times New Roman" w:hAnsi="Times New Roman"/>
+          <w:b w:val="0"/>
+          <w:color w:val="000000"/>
+          <w:sz w:val="10"/>
+        </w:rPr>
+      </w:r>
     </w:p>
     <w:p>
       <w:pPr>
-        <w:spacing w:before="0" w:after="0" w:line="20" w:lineRule="exact"/>
+        <w:keepNext/>
+        <w:spacing w:before="0" w:after="60" w:line="269" w:lineRule="auto"/>
         <w:jc w:val="center"/>
         <w:rPr>
           <w:sz w:val="30"/>
           <w:szCs w:val="30"/>
         </w:rPr>
       </w:pPr>
+      <w:r>
+        <w:rPr>
+          <w:rFonts w:ascii="Times New Roman" w:hAnsi="Times New Roman"/>
+          <w:b w:val="0"/>
+          <w:color w:val="000000"/>
+          <w:sz w:val="10"/>
+        </w:rPr>
+      </w:r>
     </w:p>
     <w:p>
       <w:pPr>
-        <w:spacing w:before="0" w:after="0" w:line="20" w:lineRule="exact"/>
+        <w:keepNext/>
+        <w:spacing w:before="0" w:after="60" w:line="269" w:lineRule="auto"/>
         <w:jc w:val="center"/>
       </w:pPr>
+      <w:r>
+        <w:rPr>
+          <w:rFonts w:ascii="Times New Roman" w:hAnsi="Times New Roman"/>
+          <w:b w:val="0"/>
+          <w:color w:val="000000"/>
+          <w:sz w:val="10"/>
+        </w:rPr>
+      </w:r>
     </w:p>
     <w:p>
       <w:pPr>
-        <w:spacing w:before="0" w:after="0" w:line="20" w:lineRule="exact"/>
+        <w:keepNext/>
+        <w:spacing w:before="0" w:after="60" w:line="269" w:lineRule="auto"/>
         <w:jc w:val="center"/>
       </w:pPr>
+      <w:r>
+        <w:rPr>
+          <w:rFonts w:ascii="Times New Roman" w:hAnsi="Times New Roman"/>
+          <w:b w:val="0"/>
+          <w:color w:val="000000"/>
+          <w:sz w:val="10"/>
+        </w:rPr>
+      </w:r>
     </w:p>
     <w:p>
       <w:pPr>
-        <w:spacing w:before="0" w:after="0" w:line="20" w:lineRule="exact"/>
+        <w:keepNext/>
+        <w:spacing w:before="0" w:after="60" w:line="269" w:lineRule="auto"/>
         <w:jc w:val="center"/>
       </w:pPr>
+      <w:r>
+        <w:rPr>
+          <w:rFonts w:ascii="Times New Roman" w:hAnsi="Times New Roman"/>
+          <w:b w:val="0"/>
+          <w:color w:val="000000"/>
+          <w:sz w:val="10"/>
+        </w:rPr>
+      </w:r>
     </w:p>
     <w:p>
       <w:pPr>
-        <w:spacing w:after="0"/>
+        <w:keepNext w:val="0"/>
+        <w:spacing w:after="0" w:before="360" w:line="269" w:lineRule="auto"/>
         <w:contextualSpacing/>
         <w:jc w:val="center"/>
         <w:rPr>
@@ -741,23 +736,21 @@
         <w:sectPr>
           <w:headerReference w:type="default" r:id="rId53"/>
           <w:footerReference w:type="default" r:id="rId54"/>
+          <w:headerReference w:type="first" r:id="rId9"/>
+          <w:footerReference w:type="first" r:id="rId10"/>
           <w:pgSz w:w="11907" w:h="16840" w:code="9"/>
-          <w:pgMar w:top="1440" w:right="1134" w:bottom="1440" w:left="1701" w:header="709" w:footer="709" w:gutter="0"/>
-          <w:pgBorders w:display="firstPage">
-            <w:top w:val="thinThickMediumGap" w:sz="24" w:space="1" w:color="auto"/>
-            <w:left w:val="thinThickMediumGap" w:sz="24" w:space="4" w:color="auto"/>
-            <w:bottom w:val="thickThinMediumGap" w:sz="24" w:space="1" w:color="auto"/>
-            <w:right w:val="thickThinMediumGap" w:sz="24" w:space="4" w:color="auto"/>
-          </w:pgBorders>
+          <w:pgMar w:top="979" w:right="1134" w:bottom="936" w:left="1701" w:header="709" w:footer="709" w:gutter="0"/>
           <w:pgNumType w:start="0"/>
           <w:cols w:space="708"/>
+          <w:titlePg/>
           <w:docGrid w:linePitch="360"/>
         </w:sectPr>
       </w:pPr>
       <w:r>
         <w:rPr>
-          <w:rFonts w:ascii="Times New Roman" w:hAnsi="Times New Roman" w:eastAsia="Times New Roman"/>
+          <w:rFonts w:ascii="Times New Roman" w:hAnsi="Times New Roman"/>
           <w:b w:val="0"/>
+          <w:color w:val="000000"/>
           <w:sz w:val="24"/>
         </w:rPr>
         <w:t>TP. HỒ CHÍ MINH – 09/2026</w:t>
@@ -766,13 +759,15 @@
     <w:p>
       <w:pPr>
         <w:pStyle w:val="Heading1"/>
-        <w:spacing w:before="240" w:after="120"/>
+        <w:keepNext/>
+        <w:pageBreakBefore w:val="0"/>
+        <w:spacing w:before="280" w:after="160"/>
       </w:pPr>
       <w:r>
         <w:rPr>
           <w:rFonts w:ascii="Times New Roman" w:hAnsi="Times New Roman" w:eastAsia="Times New Roman"/>
           <w:b/>
-          <w:color w:val="C00000"/>
+          <w:color w:val="000000"/>
           <w:sz w:val="30"/>
         </w:rPr>
         <w:t>GIỚI THIỆU</w:t>
@@ -780,28 +775,32 @@
     </w:p>
     <w:p>
       <w:pPr>
-        <w:spacing w:before="0" w:after="100" w:line="269" w:lineRule="auto"/>
+        <w:pageBreakBefore w:val="0"/>
+        <w:spacing w:before="0" w:after="120" w:line="283" w:lineRule="auto"/>
       </w:pPr>
       <w:r>
         <w:rPr>
           <w:rFonts w:ascii="Times New Roman" w:hAnsi="Times New Roman" w:eastAsia="Times New Roman"/>
           <w:b w:val="0"/>
           <w:i w:val="0"/>
-          <w:sz w:val="22"/>
+          <w:color w:val="000000"/>
+          <w:sz w:val="23"/>
         </w:rPr>
         <w:t>Nhóm xây dựng một quy trình gợi ý phim cho người dùng có lịch sử chấm điểm kéo dài. Netflix là bối cảnh của bài toán; dữ liệu thử nghiệm là MovieLens 25M do GroupLens công bố. Đây không phải dữ liệu vận hành của Netflix.</w:t>
       </w:r>
     </w:p>
     <w:p>
       <w:pPr>
-        <w:spacing w:before="0" w:after="100" w:line="269" w:lineRule="auto"/>
+        <w:pageBreakBefore w:val="0"/>
+        <w:spacing w:before="0" w:after="120" w:line="283" w:lineRule="auto"/>
       </w:pPr>
       <w:r>
         <w:rPr>
           <w:rFonts w:ascii="Times New Roman" w:hAnsi="Times New Roman" w:eastAsia="Times New Roman"/>
           <w:b w:val="0"/>
           <w:i w:val="0"/>
-          <w:sz w:val="22"/>
+          <w:color w:val="000000"/>
+          <w:sz w:val="23"/>
         </w:rPr>
         <w:t>Từ các lượt chấm trước đó, hệ thống tạo danh sách phim cho từng người dùng. Nhóm chia dữ liệu theo thời gian để đánh giá gợi ý bằng những lượt chấm về sau và so sánh ba cách xếp hạng.</w:t>
       </w:r>
@@ -809,65 +808,93 @@
     <w:p>
       <w:pPr>
         <w:pStyle w:val="Heading2"/>
-        <w:spacing w:before="160" w:after="80"/>
+        <w:keepNext/>
+        <w:pageBreakBefore w:val="0"/>
+        <w:spacing w:before="240" w:after="120"/>
       </w:pPr>
       <w:r>
         <w:rPr>
           <w:rFonts w:ascii="Times New Roman" w:hAnsi="Times New Roman" w:eastAsia="Times New Roman"/>
           <w:b/>
           <w:color w:val="000000"/>
-          <w:sz w:val="24"/>
+          <w:sz w:val="25"/>
         </w:rPr>
         <w:t>Mục tiêu và phạm vi</w:t>
       </w:r>
     </w:p>
     <w:p>
       <w:pPr>
-        <w:spacing w:after="40"/>
+        <w:pageBreakBefore w:val="0"/>
+        <w:spacing w:after="120" w:line="283" w:lineRule="auto"/>
         <w:ind w:left="360" w:hanging="259"/>
       </w:pPr>
       <w:r>
+        <w:rPr>
+          <w:rFonts w:ascii="Times New Roman" w:hAnsi="Times New Roman"/>
+          <w:color w:val="000000"/>
+          <w:sz w:val="23"/>
+        </w:rPr>
         <w:t>•  Sắp xếp dữ liệu theo bốn tầng RAW, BRONZE, SILVER và GOLD; cấu hình full lưu trên HDFS.</w:t>
       </w:r>
     </w:p>
     <w:p>
       <w:pPr>
-        <w:spacing w:after="40"/>
+        <w:pageBreakBefore w:val="0"/>
+        <w:spacing w:after="120" w:line="283" w:lineRule="auto"/>
         <w:ind w:left="360" w:hanging="259"/>
       </w:pPr>
       <w:r>
+        <w:rPr>
+          <w:rFonts w:ascii="Times New Roman" w:hAnsi="Times New Roman"/>
+          <w:color w:val="000000"/>
+          <w:sz w:val="23"/>
+        </w:rPr>
         <w:t>•  Chia lượt chấm theo thời gian và loại phim người dùng đã chấm khỏi danh sách ứng viên.</w:t>
       </w:r>
     </w:p>
     <w:p>
       <w:pPr>
-        <w:spacing w:after="40"/>
+        <w:pageBreakBefore w:val="0"/>
+        <w:spacing w:after="120" w:line="283" w:lineRule="auto"/>
         <w:ind w:left="360" w:hanging="259"/>
       </w:pPr>
       <w:r>
+        <w:rPr>
+          <w:rFonts w:ascii="Times New Roman" w:hAnsi="Times New Roman"/>
+          <w:color w:val="000000"/>
+          <w:sz w:val="23"/>
+        </w:rPr>
         <w:t>•  So sánh phim phổ biến, Spark ALS và Spark ALS kết hợp TensorFlow MLP bằng các chỉ số ngoại tuyến.</w:t>
       </w:r>
     </w:p>
     <w:p>
       <w:pPr>
-        <w:spacing w:after="40"/>
+        <w:pageBreakBefore w:val="0"/>
+        <w:spacing w:after="120" w:line="283" w:lineRule="auto"/>
         <w:ind w:left="360" w:hanging="259"/>
       </w:pPr>
       <w:r>
+        <w:rPr>
+          <w:rFonts w:ascii="Times New Roman" w:hAnsi="Times New Roman"/>
+          <w:color w:val="000000"/>
+          <w:sz w:val="23"/>
+        </w:rPr>
         <w:t>•  Dùng dashboard để xem nguồn dữ liệu, trạng thái xử lý, chỉ số và danh sách gợi ý.</w:t>
       </w:r>
     </w:p>
     <w:p>
       <w:pPr>
         <w:pStyle w:val="Heading2"/>
-        <w:spacing w:before="160" w:after="80"/>
+        <w:keepNext/>
+        <w:pageBreakBefore w:val="0"/>
+        <w:spacing w:before="240" w:after="120"/>
       </w:pPr>
       <w:r>
         <w:rPr>
           <w:rFonts w:ascii="Times New Roman" w:hAnsi="Times New Roman" w:eastAsia="Times New Roman"/>
           <w:b/>
           <w:color w:val="000000"/>
-          <w:sz w:val="24"/>
+          <w:sz w:val="25"/>
         </w:rPr>
         <w:t>Quy ước dùng trong thực nghiệm</w:t>
       </w:r>
@@ -880,26 +907,30 @@
         <w:tblLook w:firstColumn="1" w:firstRow="1" w:lastColumn="0" w:lastRow="0" w:noHBand="0" w:noVBand="1" w:val="04A0"/>
       </w:tblPr>
       <w:tblGrid>
-        <w:gridCol w:w="3024"/>
-        <w:gridCol w:w="3024"/>
-        <w:gridCol w:w="3024"/>
+        <w:gridCol w:w="2059"/>
+        <w:gridCol w:w="2995"/>
+        <w:gridCol w:w="3528"/>
       </w:tblGrid>
       <w:tr>
-        <w:tc>
-          <w:tcPr>
-            <w:tcW w:type="dxa" w:w="3024"/>
+        <w:trPr>
+          <w:tblHeader/>
+          <w:cantSplit/>
+        </w:trPr>
+        <w:tc>
+          <w:tcPr>
+            <w:tcW w:type="dxa" w:w="2059"/>
             <w:shd w:fill="D9EAF7"/>
             <w:vAlign w:val="center"/>
           </w:tcPr>
           <w:p>
             <w:pPr>
-              <w:spacing w:after="20" w:line="240" w:lineRule="auto"/>
+              <w:spacing w:after="40" w:line="264" w:lineRule="auto" w:before="40"/>
             </w:pPr>
             <w:r>
               <w:rPr>
                 <w:rFonts w:ascii="Times New Roman" w:hAnsi="Times New Roman" w:eastAsia="Times New Roman"/>
                 <w:b/>
-                <w:sz w:val="18"/>
+                <w:sz w:val="20"/>
               </w:rPr>
               <w:t>Khái niệm</w:t>
             </w:r>
@@ -907,19 +938,19 @@
         </w:tc>
         <w:tc>
           <w:tcPr>
-            <w:tcW w:type="dxa" w:w="3024"/>
+            <w:tcW w:type="dxa" w:w="2995"/>
             <w:shd w:fill="D9EAF7"/>
             <w:vAlign w:val="center"/>
           </w:tcPr>
           <w:p>
             <w:pPr>
-              <w:spacing w:after="20" w:line="240" w:lineRule="auto"/>
+              <w:spacing w:after="40" w:line="264" w:lineRule="auto" w:before="40"/>
             </w:pPr>
             <w:r>
               <w:rPr>
                 <w:rFonts w:ascii="Times New Roman" w:hAnsi="Times New Roman" w:eastAsia="Times New Roman"/>
                 <w:b/>
-                <w:sz w:val="18"/>
+                <w:sz w:val="20"/>
               </w:rPr>
               <w:t>Điều kiện ở cấu hình full</w:t>
             </w:r>
@@ -927,19 +958,19 @@
         </w:tc>
         <w:tc>
           <w:tcPr>
-            <w:tcW w:type="dxa" w:w="3024"/>
+            <w:tcW w:type="dxa" w:w="3528"/>
             <w:shd w:fill="D9EAF7"/>
             <w:vAlign w:val="center"/>
           </w:tcPr>
           <w:p>
             <w:pPr>
-              <w:spacing w:after="20" w:line="240" w:lineRule="auto"/>
+              <w:spacing w:after="40" w:line="264" w:lineRule="auto" w:before="40"/>
             </w:pPr>
             <w:r>
               <w:rPr>
                 <w:rFonts w:ascii="Times New Roman" w:hAnsi="Times New Roman" w:eastAsia="Times New Roman"/>
                 <w:b/>
-                <w:sz w:val="18"/>
+                <w:sz w:val="20"/>
               </w:rPr>
               <w:t>Giới hạn</w:t>
             </w:r>
@@ -947,20 +978,23 @@
         </w:tc>
       </w:tr>
       <w:tr>
-        <w:tc>
-          <w:tcPr>
-            <w:tcW w:type="dxa" w:w="3024"/>
-            <w:vAlign w:val="center"/>
-          </w:tcPr>
-          <w:p>
-            <w:pPr>
-              <w:spacing w:after="20" w:line="240" w:lineRule="auto"/>
-            </w:pPr>
-            <w:r>
-              <w:rPr>
-                <w:rFonts w:ascii="Times New Roman" w:hAnsi="Times New Roman" w:eastAsia="Times New Roman"/>
-                <w:b w:val="0"/>
-                <w:sz w:val="18"/>
+        <w:trPr>
+          <w:cantSplit/>
+        </w:trPr>
+        <w:tc>
+          <w:tcPr>
+            <w:tcW w:type="dxa" w:w="2059"/>
+            <w:vAlign w:val="center"/>
+          </w:tcPr>
+          <w:p>
+            <w:pPr>
+              <w:spacing w:after="40" w:line="264" w:lineRule="auto" w:before="40"/>
+            </w:pPr>
+            <w:r>
+              <w:rPr>
+                <w:rFonts w:ascii="Times New Roman" w:hAnsi="Times New Roman" w:eastAsia="Times New Roman"/>
+                <w:b w:val="0"/>
+                <w:sz w:val="20"/>
               </w:rPr>
               <w:t>Người dùng dài hạn</w:t>
             </w:r>
@@ -968,18 +1002,18 @@
         </w:tc>
         <w:tc>
           <w:tcPr>
-            <w:tcW w:type="dxa" w:w="3024"/>
-            <w:vAlign w:val="center"/>
-          </w:tcPr>
-          <w:p>
-            <w:pPr>
-              <w:spacing w:after="20" w:line="240" w:lineRule="auto"/>
-            </w:pPr>
-            <w:r>
-              <w:rPr>
-                <w:rFonts w:ascii="Times New Roman" w:hAnsi="Times New Roman" w:eastAsia="Times New Roman"/>
-                <w:b w:val="0"/>
-                <w:sz w:val="18"/>
+            <w:tcW w:type="dxa" w:w="2995"/>
+            <w:vAlign w:val="center"/>
+          </w:tcPr>
+          <w:p>
+            <w:pPr>
+              <w:spacing w:after="40" w:line="264" w:lineRule="auto" w:before="40"/>
+            </w:pPr>
+            <w:r>
+              <w:rPr>
+                <w:rFonts w:ascii="Times New Roman" w:hAnsi="Times New Roman" w:eastAsia="Times New Roman"/>
+                <w:b w:val="0"/>
+                <w:sz w:val="20"/>
               </w:rPr>
               <w:t>activity_span_days ≥ 180 và rating_count ≥ 20</w:t>
             </w:r>
@@ -987,18 +1021,18 @@
         </w:tc>
         <w:tc>
           <w:tcPr>
-            <w:tcW w:type="dxa" w:w="3024"/>
-            <w:vAlign w:val="center"/>
-          </w:tcPr>
-          <w:p>
-            <w:pPr>
-              <w:spacing w:after="20" w:line="240" w:lineRule="auto"/>
-            </w:pPr>
-            <w:r>
-              <w:rPr>
-                <w:rFonts w:ascii="Times New Roman" w:hAnsi="Times New Roman" w:eastAsia="Times New Roman"/>
-                <w:b w:val="0"/>
-                <w:sz w:val="18"/>
+            <w:tcW w:type="dxa" w:w="3528"/>
+            <w:vAlign w:val="center"/>
+          </w:tcPr>
+          <w:p>
+            <w:pPr>
+              <w:spacing w:after="40" w:line="264" w:lineRule="auto" w:before="40"/>
+            </w:pPr>
+            <w:r>
+              <w:rPr>
+                <w:rFonts w:ascii="Times New Roman" w:hAnsi="Times New Roman" w:eastAsia="Times New Roman"/>
+                <w:b w:val="0"/>
+                <w:sz w:val="20"/>
               </w:rPr>
               <w:t>Xác định từ lịch sử chấm điểm; MovieLens không có thời gian thuê bao.</w:t>
             </w:r>
@@ -1006,20 +1040,23 @@
         </w:tc>
       </w:tr>
       <w:tr>
-        <w:tc>
-          <w:tcPr>
-            <w:tcW w:type="dxa" w:w="3024"/>
-            <w:vAlign w:val="center"/>
-          </w:tcPr>
-          <w:p>
-            <w:pPr>
-              <w:spacing w:after="20" w:line="240" w:lineRule="auto"/>
-            </w:pPr>
-            <w:r>
-              <w:rPr>
-                <w:rFonts w:ascii="Times New Roman" w:hAnsi="Times New Roman" w:eastAsia="Times New Roman"/>
-                <w:b w:val="0"/>
-                <w:sz w:val="18"/>
+        <w:trPr>
+          <w:cantSplit/>
+        </w:trPr>
+        <w:tc>
+          <w:tcPr>
+            <w:tcW w:type="dxa" w:w="2059"/>
+            <w:vAlign w:val="center"/>
+          </w:tcPr>
+          <w:p>
+            <w:pPr>
+              <w:spacing w:after="40" w:line="264" w:lineRule="auto" w:before="40"/>
+            </w:pPr>
+            <w:r>
+              <w:rPr>
+                <w:rFonts w:ascii="Times New Roman" w:hAnsi="Times New Roman" w:eastAsia="Times New Roman"/>
+                <w:b w:val="0"/>
+                <w:sz w:val="20"/>
               </w:rPr>
               <w:t>Phản hồi tích cực</w:t>
             </w:r>
@@ -1027,18 +1064,18 @@
         </w:tc>
         <w:tc>
           <w:tcPr>
-            <w:tcW w:type="dxa" w:w="3024"/>
-            <w:vAlign w:val="center"/>
-          </w:tcPr>
-          <w:p>
-            <w:pPr>
-              <w:spacing w:after="20" w:line="240" w:lineRule="auto"/>
-            </w:pPr>
-            <w:r>
-              <w:rPr>
-                <w:rFonts w:ascii="Times New Roman" w:hAnsi="Times New Roman" w:eastAsia="Times New Roman"/>
-                <w:b w:val="0"/>
-                <w:sz w:val="18"/>
+            <w:tcW w:type="dxa" w:w="2995"/>
+            <w:vAlign w:val="center"/>
+          </w:tcPr>
+          <w:p>
+            <w:pPr>
+              <w:spacing w:after="40" w:line="264" w:lineRule="auto" w:before="40"/>
+            </w:pPr>
+            <w:r>
+              <w:rPr>
+                <w:rFonts w:ascii="Times New Roman" w:hAnsi="Times New Roman" w:eastAsia="Times New Roman"/>
+                <w:b w:val="0"/>
+                <w:sz w:val="20"/>
               </w:rPr>
               <w:t>rating ≥ 4.0</w:t>
             </w:r>
@@ -1046,18 +1083,18 @@
         </w:tc>
         <w:tc>
           <w:tcPr>
-            <w:tcW w:type="dxa" w:w="3024"/>
-            <w:vAlign w:val="center"/>
-          </w:tcPr>
-          <w:p>
-            <w:pPr>
-              <w:spacing w:after="20" w:line="240" w:lineRule="auto"/>
-            </w:pPr>
-            <w:r>
-              <w:rPr>
-                <w:rFonts w:ascii="Times New Roman" w:hAnsi="Times New Roman" w:eastAsia="Times New Roman"/>
-                <w:b w:val="0"/>
-                <w:sz w:val="18"/>
+            <w:tcW w:type="dxa" w:w="3528"/>
+            <w:vAlign w:val="center"/>
+          </w:tcPr>
+          <w:p>
+            <w:pPr>
+              <w:spacing w:after="40" w:line="264" w:lineRule="auto" w:before="40"/>
+            </w:pPr>
+            <w:r>
+              <w:rPr>
+                <w:rFonts w:ascii="Times New Roman" w:hAnsi="Times New Roman" w:eastAsia="Times New Roman"/>
+                <w:b w:val="0"/>
+                <w:sz w:val="20"/>
               </w:rPr>
               <w:t>Điểm từ 4 sao không thay cho khảo sát hài lòng hay dữ liệu xem phim.</w:t>
             </w:r>
@@ -1065,20 +1102,23 @@
         </w:tc>
       </w:tr>
       <w:tr>
-        <w:tc>
-          <w:tcPr>
-            <w:tcW w:type="dxa" w:w="3024"/>
-            <w:vAlign w:val="center"/>
-          </w:tcPr>
-          <w:p>
-            <w:pPr>
-              <w:spacing w:after="20" w:line="240" w:lineRule="auto"/>
-            </w:pPr>
-            <w:r>
-              <w:rPr>
-                <w:rFonts w:ascii="Times New Roman" w:hAnsi="Times New Roman" w:eastAsia="Times New Roman"/>
-                <w:b w:val="0"/>
-                <w:sz w:val="18"/>
+        <w:trPr>
+          <w:cantSplit/>
+        </w:trPr>
+        <w:tc>
+          <w:tcPr>
+            <w:tcW w:type="dxa" w:w="2059"/>
+            <w:vAlign w:val="center"/>
+          </w:tcPr>
+          <w:p>
+            <w:pPr>
+              <w:spacing w:after="40" w:line="264" w:lineRule="auto" w:before="40"/>
+            </w:pPr>
+            <w:r>
+              <w:rPr>
+                <w:rFonts w:ascii="Times New Roman" w:hAnsi="Times New Roman" w:eastAsia="Times New Roman"/>
+                <w:b w:val="0"/>
+                <w:sz w:val="20"/>
               </w:rPr>
               <w:t>Cấu hình smoke</w:t>
             </w:r>
@@ -1086,18 +1126,18 @@
         </w:tc>
         <w:tc>
           <w:tcPr>
-            <w:tcW w:type="dxa" w:w="3024"/>
-            <w:vAlign w:val="center"/>
-          </w:tcPr>
-          <w:p>
-            <w:pPr>
-              <w:spacing w:after="20" w:line="240" w:lineRule="auto"/>
-            </w:pPr>
-            <w:r>
-              <w:rPr>
-                <w:rFonts w:ascii="Times New Roman" w:hAnsi="Times New Roman" w:eastAsia="Times New Roman"/>
-                <w:b w:val="0"/>
-                <w:sz w:val="18"/>
+            <w:tcW w:type="dxa" w:w="2995"/>
+            <w:vAlign w:val="center"/>
+          </w:tcPr>
+          <w:p>
+            <w:pPr>
+              <w:spacing w:after="40" w:line="264" w:lineRule="auto" w:before="40"/>
+            </w:pPr>
+            <w:r>
+              <w:rPr>
+                <w:rFonts w:ascii="Times New Roman" w:hAnsi="Times New Roman" w:eastAsia="Times New Roman"/>
+                <w:b w:val="0"/>
+                <w:sz w:val="20"/>
               </w:rPr>
               <w:t>activity span ≥ 30 ngày và ≥ 5 ratings</w:t>
             </w:r>
@@ -1105,18 +1145,18 @@
         </w:tc>
         <w:tc>
           <w:tcPr>
-            <w:tcW w:type="dxa" w:w="3024"/>
-            <w:vAlign w:val="center"/>
-          </w:tcPr>
-          <w:p>
-            <w:pPr>
-              <w:spacing w:after="20" w:line="240" w:lineRule="auto"/>
-            </w:pPr>
-            <w:r>
-              <w:rPr>
-                <w:rFonts w:ascii="Times New Roman" w:hAnsi="Times New Roman" w:eastAsia="Times New Roman"/>
-                <w:b w:val="0"/>
-                <w:sz w:val="18"/>
+            <w:tcW w:type="dxa" w:w="3528"/>
+            <w:vAlign w:val="center"/>
+          </w:tcPr>
+          <w:p>
+            <w:pPr>
+              <w:spacing w:after="40" w:line="264" w:lineRule="auto" w:before="40"/>
+            </w:pPr>
+            <w:r>
+              <w:rPr>
+                <w:rFonts w:ascii="Times New Roman" w:hAnsi="Times New Roman" w:eastAsia="Times New Roman"/>
+                <w:b w:val="0"/>
+                <w:sz w:val="20"/>
               </w:rPr>
               <w:t>Ngưỡng thấp hơn chỉ để kiểm tra với dữ liệu mẫu; cấu hình full không đổi.</w:t>
             </w:r>
@@ -1126,7 +1166,8 @@
     </w:tbl>
     <w:p>
       <w:pPr>
-        <w:spacing w:before="0" w:after="80" w:line="269" w:lineRule="auto"/>
+        <w:pageBreakBefore w:val="0"/>
+        <w:spacing w:before="100" w:after="200" w:line="269" w:lineRule="auto"/>
         <w:jc w:val="center"/>
       </w:pPr>
       <w:r>
@@ -1134,7 +1175,8 @@
           <w:rFonts w:ascii="Times New Roman" w:hAnsi="Times New Roman" w:eastAsia="Times New Roman"/>
           <w:b w:val="0"/>
           <w:i/>
-          <w:sz w:val="18"/>
+          <w:color w:val="1B4E84"/>
+          <w:sz w:val="20"/>
         </w:rPr>
         <w:t>Bảng 1. Quy ước chọn người dùng và đánh giá gợi ý</w:t>
       </w:r>
@@ -1142,13 +1184,15 @@
     <w:p>
       <w:pPr>
         <w:pStyle w:val="Heading1"/>
-        <w:spacing w:before="240" w:after="120"/>
+        <w:keepNext/>
+        <w:pageBreakBefore w:val="0"/>
+        <w:spacing w:before="280" w:after="160"/>
       </w:pPr>
       <w:r>
         <w:rPr>
           <w:rFonts w:ascii="Times New Roman" w:hAnsi="Times New Roman" w:eastAsia="Times New Roman"/>
           <w:b/>
-          <w:color w:val="C00000"/>
+          <w:color w:val="000000"/>
           <w:sz w:val="30"/>
         </w:rPr>
         <w:t>DỮ LIỆU VÀ MÔ HÌNH</w:t>
@@ -1157,28 +1201,32 @@
     <w:p>
       <w:pPr>
         <w:pStyle w:val="Heading2"/>
-        <w:spacing w:before="160" w:after="80"/>
+        <w:keepNext/>
+        <w:pageBreakBefore w:val="0"/>
+        <w:spacing w:before="240" w:after="120"/>
       </w:pPr>
       <w:r>
         <w:rPr>
           <w:rFonts w:ascii="Times New Roman" w:hAnsi="Times New Roman" w:eastAsia="Times New Roman"/>
           <w:b/>
           <w:color w:val="000000"/>
-          <w:sz w:val="24"/>
+          <w:sz w:val="25"/>
         </w:rPr>
         <w:t>MovieLens 25M</w:t>
       </w:r>
     </w:p>
     <w:p>
       <w:pPr>
-        <w:spacing w:before="0" w:after="100" w:line="269" w:lineRule="auto"/>
+        <w:pageBreakBefore w:val="0"/>
+        <w:spacing w:before="0" w:after="120" w:line="283" w:lineRule="auto"/>
       </w:pPr>
       <w:r>
         <w:rPr>
           <w:rFonts w:ascii="Times New Roman" w:hAnsi="Times New Roman" w:eastAsia="Times New Roman"/>
           <w:b w:val="0"/>
           <w:i w:val="0"/>
-          <w:sz w:val="22"/>
+          <w:color w:val="000000"/>
+          <w:sz w:val="23"/>
         </w:rPr>
         <w:t>Theo tài liệu GroupLens, MovieLens 25M có 25.000.095 lượt chấm, 1.093.360 lượt gắn nhãn, 62.423 phim và 162.541 người dùng ẩn danh. Các lượt chấm được ghi nhận từ ngày 09/01/1995 đến 21/11/2019. Bộ dữ liệu được phát hành trong sáu tệp CSV.</w:t>
       </w:r>
@@ -1195,6 +1243,10 @@
         <w:gridCol w:w="4536"/>
       </w:tblGrid>
       <w:tr>
+        <w:trPr>
+          <w:tblHeader/>
+          <w:cantSplit/>
+        </w:trPr>
         <w:tc>
           <w:tcPr>
             <w:tcW w:type="dxa" w:w="4536"/>
@@ -1203,13 +1255,13 @@
           </w:tcPr>
           <w:p>
             <w:pPr>
-              <w:spacing w:after="20" w:line="240" w:lineRule="auto"/>
+              <w:spacing w:after="40" w:line="264" w:lineRule="auto" w:before="40"/>
             </w:pPr>
             <w:r>
               <w:rPr>
                 <w:rFonts w:ascii="Times New Roman" w:hAnsi="Times New Roman" w:eastAsia="Times New Roman"/>
                 <w:b/>
-                <w:sz w:val="18"/>
+                <w:sz w:val="20"/>
               </w:rPr>
               <w:t>Tệp</w:t>
             </w:r>
@@ -1223,13 +1275,13 @@
           </w:tcPr>
           <w:p>
             <w:pPr>
-              <w:spacing w:after="20" w:line="240" w:lineRule="auto"/>
+              <w:spacing w:after="40" w:line="264" w:lineRule="auto" w:before="40"/>
             </w:pPr>
             <w:r>
               <w:rPr>
                 <w:rFonts w:ascii="Times New Roman" w:hAnsi="Times New Roman" w:eastAsia="Times New Roman"/>
                 <w:b/>
-                <w:sz w:val="18"/>
+                <w:sz w:val="20"/>
               </w:rPr>
               <w:t>Nội dung chính</w:t>
             </w:r>
@@ -1237,6 +1289,9 @@
         </w:tc>
       </w:tr>
       <w:tr>
+        <w:trPr>
+          <w:cantSplit/>
+        </w:trPr>
         <w:tc>
           <w:tcPr>
             <w:tcW w:type="dxa" w:w="4536"/>
@@ -1244,13 +1299,13 @@
           </w:tcPr>
           <w:p>
             <w:pPr>
-              <w:spacing w:after="20" w:line="240" w:lineRule="auto"/>
-            </w:pPr>
-            <w:r>
-              <w:rPr>
-                <w:rFonts w:ascii="Times New Roman" w:hAnsi="Times New Roman" w:eastAsia="Times New Roman"/>
-                <w:b w:val="0"/>
-                <w:sz w:val="18"/>
+              <w:spacing w:after="40" w:line="264" w:lineRule="auto" w:before="40"/>
+            </w:pPr>
+            <w:r>
+              <w:rPr>
+                <w:rFonts w:ascii="Times New Roman" w:hAnsi="Times New Roman" w:eastAsia="Times New Roman"/>
+                <w:b w:val="0"/>
+                <w:sz w:val="20"/>
               </w:rPr>
               <w:t>ratings.csv</w:t>
             </w:r>
@@ -1263,13 +1318,13 @@
           </w:tcPr>
           <w:p>
             <w:pPr>
-              <w:spacing w:after="20" w:line="240" w:lineRule="auto"/>
-            </w:pPr>
-            <w:r>
-              <w:rPr>
-                <w:rFonts w:ascii="Times New Roman" w:hAnsi="Times New Roman" w:eastAsia="Times New Roman"/>
-                <w:b w:val="0"/>
-                <w:sz w:val="18"/>
+              <w:spacing w:after="40" w:line="264" w:lineRule="auto" w:before="40"/>
+            </w:pPr>
+            <w:r>
+              <w:rPr>
+                <w:rFonts w:ascii="Times New Roman" w:hAnsi="Times New Roman" w:eastAsia="Times New Roman"/>
+                <w:b w:val="0"/>
+                <w:sz w:val="20"/>
               </w:rPr>
               <w:t>userId, movieId, rating, timestamp</w:t>
             </w:r>
@@ -1277,6 +1332,9 @@
         </w:tc>
       </w:tr>
       <w:tr>
+        <w:trPr>
+          <w:cantSplit/>
+        </w:trPr>
         <w:tc>
           <w:tcPr>
             <w:tcW w:type="dxa" w:w="4536"/>
@@ -1284,13 +1342,13 @@
           </w:tcPr>
           <w:p>
             <w:pPr>
-              <w:spacing w:after="20" w:line="240" w:lineRule="auto"/>
-            </w:pPr>
-            <w:r>
-              <w:rPr>
-                <w:rFonts w:ascii="Times New Roman" w:hAnsi="Times New Roman" w:eastAsia="Times New Roman"/>
-                <w:b w:val="0"/>
-                <w:sz w:val="18"/>
+              <w:spacing w:after="40" w:line="264" w:lineRule="auto" w:before="40"/>
+            </w:pPr>
+            <w:r>
+              <w:rPr>
+                <w:rFonts w:ascii="Times New Roman" w:hAnsi="Times New Roman" w:eastAsia="Times New Roman"/>
+                <w:b w:val="0"/>
+                <w:sz w:val="20"/>
               </w:rPr>
               <w:t>movies.csv</w:t>
             </w:r>
@@ -1303,13 +1361,13 @@
           </w:tcPr>
           <w:p>
             <w:pPr>
-              <w:spacing w:after="20" w:line="240" w:lineRule="auto"/>
-            </w:pPr>
-            <w:r>
-              <w:rPr>
-                <w:rFonts w:ascii="Times New Roman" w:hAnsi="Times New Roman" w:eastAsia="Times New Roman"/>
-                <w:b w:val="0"/>
-                <w:sz w:val="18"/>
+              <w:spacing w:after="40" w:line="264" w:lineRule="auto" w:before="40"/>
+            </w:pPr>
+            <w:r>
+              <w:rPr>
+                <w:rFonts w:ascii="Times New Roman" w:hAnsi="Times New Roman" w:eastAsia="Times New Roman"/>
+                <w:b w:val="0"/>
+                <w:sz w:val="20"/>
               </w:rPr>
               <w:t>movieId, title, genres</w:t>
             </w:r>
@@ -1317,6 +1375,9 @@
         </w:tc>
       </w:tr>
       <w:tr>
+        <w:trPr>
+          <w:cantSplit/>
+        </w:trPr>
         <w:tc>
           <w:tcPr>
             <w:tcW w:type="dxa" w:w="4536"/>
@@ -1324,13 +1385,13 @@
           </w:tcPr>
           <w:p>
             <w:pPr>
-              <w:spacing w:after="20" w:line="240" w:lineRule="auto"/>
-            </w:pPr>
-            <w:r>
-              <w:rPr>
-                <w:rFonts w:ascii="Times New Roman" w:hAnsi="Times New Roman" w:eastAsia="Times New Roman"/>
-                <w:b w:val="0"/>
-                <w:sz w:val="18"/>
+              <w:spacing w:after="40" w:line="264" w:lineRule="auto" w:before="40"/>
+            </w:pPr>
+            <w:r>
+              <w:rPr>
+                <w:rFonts w:ascii="Times New Roman" w:hAnsi="Times New Roman" w:eastAsia="Times New Roman"/>
+                <w:b w:val="0"/>
+                <w:sz w:val="20"/>
               </w:rPr>
               <w:t>tags.csv</w:t>
             </w:r>
@@ -1343,13 +1404,13 @@
           </w:tcPr>
           <w:p>
             <w:pPr>
-              <w:spacing w:after="20" w:line="240" w:lineRule="auto"/>
-            </w:pPr>
-            <w:r>
-              <w:rPr>
-                <w:rFonts w:ascii="Times New Roman" w:hAnsi="Times New Roman" w:eastAsia="Times New Roman"/>
-                <w:b w:val="0"/>
-                <w:sz w:val="18"/>
+              <w:spacing w:after="40" w:line="264" w:lineRule="auto" w:before="40"/>
+            </w:pPr>
+            <w:r>
+              <w:rPr>
+                <w:rFonts w:ascii="Times New Roman" w:hAnsi="Times New Roman" w:eastAsia="Times New Roman"/>
+                <w:b w:val="0"/>
+                <w:sz w:val="20"/>
               </w:rPr>
               <w:t>userId, movieId, tag, timestamp</w:t>
             </w:r>
@@ -1357,6 +1418,9 @@
         </w:tc>
       </w:tr>
       <w:tr>
+        <w:trPr>
+          <w:cantSplit/>
+        </w:trPr>
         <w:tc>
           <w:tcPr>
             <w:tcW w:type="dxa" w:w="4536"/>
@@ -1364,13 +1428,13 @@
           </w:tcPr>
           <w:p>
             <w:pPr>
-              <w:spacing w:after="20" w:line="240" w:lineRule="auto"/>
-            </w:pPr>
-            <w:r>
-              <w:rPr>
-                <w:rFonts w:ascii="Times New Roman" w:hAnsi="Times New Roman" w:eastAsia="Times New Roman"/>
-                <w:b w:val="0"/>
-                <w:sz w:val="18"/>
+              <w:spacing w:after="40" w:line="264" w:lineRule="auto" w:before="40"/>
+            </w:pPr>
+            <w:r>
+              <w:rPr>
+                <w:rFonts w:ascii="Times New Roman" w:hAnsi="Times New Roman" w:eastAsia="Times New Roman"/>
+                <w:b w:val="0"/>
+                <w:sz w:val="20"/>
               </w:rPr>
               <w:t>links.csv</w:t>
             </w:r>
@@ -1383,13 +1447,13 @@
           </w:tcPr>
           <w:p>
             <w:pPr>
-              <w:spacing w:after="20" w:line="240" w:lineRule="auto"/>
-            </w:pPr>
-            <w:r>
-              <w:rPr>
-                <w:rFonts w:ascii="Times New Roman" w:hAnsi="Times New Roman" w:eastAsia="Times New Roman"/>
-                <w:b w:val="0"/>
-                <w:sz w:val="18"/>
+              <w:spacing w:after="40" w:line="264" w:lineRule="auto" w:before="40"/>
+            </w:pPr>
+            <w:r>
+              <w:rPr>
+                <w:rFonts w:ascii="Times New Roman" w:hAnsi="Times New Roman" w:eastAsia="Times New Roman"/>
+                <w:b w:val="0"/>
+                <w:sz w:val="20"/>
               </w:rPr>
               <w:t>movieId, imdbId, tmdbId</w:t>
             </w:r>
@@ -1397,6 +1461,9 @@
         </w:tc>
       </w:tr>
       <w:tr>
+        <w:trPr>
+          <w:cantSplit/>
+        </w:trPr>
         <w:tc>
           <w:tcPr>
             <w:tcW w:type="dxa" w:w="4536"/>
@@ -1404,13 +1471,13 @@
           </w:tcPr>
           <w:p>
             <w:pPr>
-              <w:spacing w:after="20" w:line="240" w:lineRule="auto"/>
-            </w:pPr>
-            <w:r>
-              <w:rPr>
-                <w:rFonts w:ascii="Times New Roman" w:hAnsi="Times New Roman" w:eastAsia="Times New Roman"/>
-                <w:b w:val="0"/>
-                <w:sz w:val="18"/>
+              <w:spacing w:after="40" w:line="264" w:lineRule="auto" w:before="40"/>
+            </w:pPr>
+            <w:r>
+              <w:rPr>
+                <w:rFonts w:ascii="Times New Roman" w:hAnsi="Times New Roman" w:eastAsia="Times New Roman"/>
+                <w:b w:val="0"/>
+                <w:sz w:val="20"/>
               </w:rPr>
               <w:t>genome-scores.csv</w:t>
             </w:r>
@@ -1423,13 +1490,13 @@
           </w:tcPr>
           <w:p>
             <w:pPr>
-              <w:spacing w:after="20" w:line="240" w:lineRule="auto"/>
-            </w:pPr>
-            <w:r>
-              <w:rPr>
-                <w:rFonts w:ascii="Times New Roman" w:hAnsi="Times New Roman" w:eastAsia="Times New Roman"/>
-                <w:b w:val="0"/>
-                <w:sz w:val="18"/>
+              <w:spacing w:after="40" w:line="264" w:lineRule="auto" w:before="40"/>
+            </w:pPr>
+            <w:r>
+              <w:rPr>
+                <w:rFonts w:ascii="Times New Roman" w:hAnsi="Times New Roman" w:eastAsia="Times New Roman"/>
+                <w:b w:val="0"/>
+                <w:sz w:val="20"/>
               </w:rPr>
               <w:t>movieId, tagId, relevance</w:t>
             </w:r>
@@ -1437,6 +1504,9 @@
         </w:tc>
       </w:tr>
       <w:tr>
+        <w:trPr>
+          <w:cantSplit/>
+        </w:trPr>
         <w:tc>
           <w:tcPr>
             <w:tcW w:type="dxa" w:w="4536"/>
@@ -1444,13 +1514,13 @@
           </w:tcPr>
           <w:p>
             <w:pPr>
-              <w:spacing w:after="20" w:line="240" w:lineRule="auto"/>
-            </w:pPr>
-            <w:r>
-              <w:rPr>
-                <w:rFonts w:ascii="Times New Roman" w:hAnsi="Times New Roman" w:eastAsia="Times New Roman"/>
-                <w:b w:val="0"/>
-                <w:sz w:val="18"/>
+              <w:spacing w:after="40" w:line="264" w:lineRule="auto" w:before="40"/>
+            </w:pPr>
+            <w:r>
+              <w:rPr>
+                <w:rFonts w:ascii="Times New Roman" w:hAnsi="Times New Roman" w:eastAsia="Times New Roman"/>
+                <w:b w:val="0"/>
+                <w:sz w:val="20"/>
               </w:rPr>
               <w:t>genome-tags.csv</w:t>
             </w:r>
@@ -1463,13 +1533,13 @@
           </w:tcPr>
           <w:p>
             <w:pPr>
-              <w:spacing w:after="20" w:line="240" w:lineRule="auto"/>
-            </w:pPr>
-            <w:r>
-              <w:rPr>
-                <w:rFonts w:ascii="Times New Roman" w:hAnsi="Times New Roman" w:eastAsia="Times New Roman"/>
-                <w:b w:val="0"/>
-                <w:sz w:val="18"/>
+              <w:spacing w:after="40" w:line="264" w:lineRule="auto" w:before="40"/>
+            </w:pPr>
+            <w:r>
+              <w:rPr>
+                <w:rFonts w:ascii="Times New Roman" w:hAnsi="Times New Roman" w:eastAsia="Times New Roman"/>
+                <w:b w:val="0"/>
+                <w:sz w:val="20"/>
               </w:rPr>
               <w:t>tagId, tag</w:t>
             </w:r>
@@ -1479,7 +1549,8 @@
     </w:tbl>
     <w:p>
       <w:pPr>
-        <w:spacing w:before="0" w:after="80" w:line="269" w:lineRule="auto"/>
+        <w:pageBreakBefore w:val="0"/>
+        <w:spacing w:before="100" w:after="200" w:line="269" w:lineRule="auto"/>
         <w:jc w:val="center"/>
       </w:pPr>
       <w:r>
@@ -1487,21 +1558,24 @@
           <w:rFonts w:ascii="Times New Roman" w:hAnsi="Times New Roman" w:eastAsia="Times New Roman"/>
           <w:b w:val="0"/>
           <w:i/>
-          <w:sz w:val="18"/>
+          <w:color w:val="1B4E84"/>
+          <w:sz w:val="20"/>
         </w:rPr>
         <w:t>Bảng 2. Sáu tệp dữ liệu đầu vào theo hợp đồng dữ liệu của dự án</w:t>
       </w:r>
     </w:p>
     <w:p>
       <w:pPr>
-        <w:spacing w:before="0" w:after="100" w:line="269" w:lineRule="auto"/>
+        <w:pageBreakBefore w:val="0"/>
+        <w:spacing w:before="0" w:after="120" w:line="283" w:lineRule="auto"/>
       </w:pPr>
       <w:r>
         <w:rPr>
           <w:rFonts w:ascii="Times New Roman" w:hAnsi="Times New Roman" w:eastAsia="Times New Roman"/>
           <w:b w:val="0"/>
           <w:i w:val="0"/>
-          <w:sz w:val="22"/>
+          <w:color w:val="000000"/>
+          <w:sz w:val="23"/>
         </w:rPr>
         <w:t>Máy hiện chưa có tệp ml-25m.zip hay đủ sáu tệp CSV của MovieLens 25M. Các con số trên lấy từ tài liệu GroupLens, không phải số đếm của một lần chạy full tại máy này.</w:t>
       </w:r>
@@ -1509,28 +1583,32 @@
     <w:p>
       <w:pPr>
         <w:pStyle w:val="Heading2"/>
-        <w:spacing w:before="160" w:after="80"/>
+        <w:keepNext/>
+        <w:pageBreakBefore w:val="0"/>
+        <w:spacing w:before="240" w:after="120"/>
       </w:pPr>
       <w:r>
         <w:rPr>
           <w:rFonts w:ascii="Times New Roman" w:hAnsi="Times New Roman" w:eastAsia="Times New Roman"/>
           <w:b/>
           <w:color w:val="000000"/>
-          <w:sz w:val="24"/>
+          <w:sz w:val="25"/>
         </w:rPr>
         <w:t>Cách tạo và xếp hạng phim gợi ý</w:t>
       </w:r>
     </w:p>
     <w:p>
       <w:pPr>
-        <w:spacing w:before="0" w:after="100" w:line="269" w:lineRule="auto"/>
+        <w:pageBreakBefore w:val="0"/>
+        <w:spacing w:before="0" w:after="120" w:line="283" w:lineRule="auto"/>
       </w:pPr>
       <w:r>
         <w:rPr>
           <w:rFonts w:ascii="Times New Roman" w:hAnsi="Times New Roman" w:eastAsia="Times New Roman"/>
           <w:b w:val="0"/>
           <w:i w:val="0"/>
-          <w:sz w:val="22"/>
+          <w:color w:val="000000"/>
+          <w:sz w:val="23"/>
         </w:rPr>
         <w:t>Cách gợi ý phim phổ biến lấy thống kê từ tập huấn luyện làm mốc so sánh. Ở cấu hình full, Spark ALS học từ ma trận chấm điểm và tạo tối đa 100 phim ứng viên cho mỗi người dùng (cấu hình smoke của pipeline: 20). TensorFlow MLP được thiết kế để xếp hạng lại các ứng viên bằng điểm ALS, Tag Genome, thể loại, năm phát hành và lịch sử chấm điểm.</w:t>
       </w:r>
@@ -1548,6 +1626,10 @@
         <w:gridCol w:w="3024"/>
       </w:tblGrid>
       <w:tr>
+        <w:trPr>
+          <w:tblHeader/>
+          <w:cantSplit/>
+        </w:trPr>
         <w:tc>
           <w:tcPr>
             <w:tcW w:type="dxa" w:w="3024"/>
@@ -1556,13 +1638,13 @@
           </w:tcPr>
           <w:p>
             <w:pPr>
-              <w:spacing w:after="20" w:line="240" w:lineRule="auto"/>
+              <w:spacing w:after="40" w:line="264" w:lineRule="auto" w:before="40"/>
             </w:pPr>
             <w:r>
               <w:rPr>
                 <w:rFonts w:ascii="Times New Roman" w:hAnsi="Times New Roman" w:eastAsia="Times New Roman"/>
                 <w:b/>
-                <w:sz w:val="18"/>
+                <w:sz w:val="20"/>
               </w:rPr>
               <w:t>Thành phần</w:t>
             </w:r>
@@ -1576,13 +1658,13 @@
           </w:tcPr>
           <w:p>
             <w:pPr>
-              <w:spacing w:after="20" w:line="240" w:lineRule="auto"/>
+              <w:spacing w:after="40" w:line="264" w:lineRule="auto" w:before="40"/>
             </w:pPr>
             <w:r>
               <w:rPr>
                 <w:rFonts w:ascii="Times New Roman" w:hAnsi="Times New Roman" w:eastAsia="Times New Roman"/>
                 <w:b/>
-                <w:sz w:val="18"/>
+                <w:sz w:val="20"/>
               </w:rPr>
               <w:t>Cấu hình full</w:t>
             </w:r>
@@ -1596,13 +1678,13 @@
           </w:tcPr>
           <w:p>
             <w:pPr>
-              <w:spacing w:after="20" w:line="240" w:lineRule="auto"/>
+              <w:spacing w:after="40" w:line="264" w:lineRule="auto" w:before="40"/>
             </w:pPr>
             <w:r>
               <w:rPr>
                 <w:rFonts w:ascii="Times New Roman" w:hAnsi="Times New Roman" w:eastAsia="Times New Roman"/>
                 <w:b/>
-                <w:sz w:val="18"/>
+                <w:sz w:val="20"/>
               </w:rPr>
               <w:t>Vai trò</w:t>
             </w:r>
@@ -1610,6 +1692,9 @@
         </w:tc>
       </w:tr>
       <w:tr>
+        <w:trPr>
+          <w:cantSplit/>
+        </w:trPr>
         <w:tc>
           <w:tcPr>
             <w:tcW w:type="dxa" w:w="3024"/>
@@ -1617,13 +1702,13 @@
           </w:tcPr>
           <w:p>
             <w:pPr>
-              <w:spacing w:after="20" w:line="240" w:lineRule="auto"/>
-            </w:pPr>
-            <w:r>
-              <w:rPr>
-                <w:rFonts w:ascii="Times New Roman" w:hAnsi="Times New Roman" w:eastAsia="Times New Roman"/>
-                <w:b w:val="0"/>
-                <w:sz w:val="18"/>
+              <w:spacing w:after="40" w:line="264" w:lineRule="auto" w:before="40"/>
+            </w:pPr>
+            <w:r>
+              <w:rPr>
+                <w:rFonts w:ascii="Times New Roman" w:hAnsi="Times New Roman" w:eastAsia="Times New Roman"/>
+                <w:b w:val="0"/>
+                <w:sz w:val="20"/>
               </w:rPr>
               <w:t>Spark ALS</w:t>
             </w:r>
@@ -1636,13 +1721,13 @@
           </w:tcPr>
           <w:p>
             <w:pPr>
-              <w:spacing w:after="20" w:line="240" w:lineRule="auto"/>
-            </w:pPr>
-            <w:r>
-              <w:rPr>
-                <w:rFonts w:ascii="Times New Roman" w:hAnsi="Times New Roman" w:eastAsia="Times New Roman"/>
-                <w:b w:val="0"/>
-                <w:sz w:val="18"/>
+              <w:spacing w:after="40" w:line="264" w:lineRule="auto" w:before="40"/>
+            </w:pPr>
+            <w:r>
+              <w:rPr>
+                <w:rFonts w:ascii="Times New Roman" w:hAnsi="Times New Roman" w:eastAsia="Times New Roman"/>
+                <w:b w:val="0"/>
+                <w:sz w:val="20"/>
               </w:rPr>
               <w:t>rank 64; regParam 0.1; maxIter 10</w:t>
             </w:r>
@@ -1655,13 +1740,13 @@
           </w:tcPr>
           <w:p>
             <w:pPr>
-              <w:spacing w:after="20" w:line="240" w:lineRule="auto"/>
-            </w:pPr>
-            <w:r>
-              <w:rPr>
-                <w:rFonts w:ascii="Times New Roman" w:hAnsi="Times New Roman" w:eastAsia="Times New Roman"/>
-                <w:b w:val="0"/>
-                <w:sz w:val="18"/>
+              <w:spacing w:after="40" w:line="264" w:lineRule="auto" w:before="40"/>
+            </w:pPr>
+            <w:r>
+              <w:rPr>
+                <w:rFonts w:ascii="Times New Roman" w:hAnsi="Times New Roman" w:eastAsia="Times New Roman"/>
+                <w:b w:val="0"/>
+                <w:sz w:val="20"/>
               </w:rPr>
               <w:t>Tạo phim ứng viên từ lịch sử chấm điểm</w:t>
             </w:r>
@@ -1669,6 +1754,9 @@
         </w:tc>
       </w:tr>
       <w:tr>
+        <w:trPr>
+          <w:cantSplit/>
+        </w:trPr>
         <w:tc>
           <w:tcPr>
             <w:tcW w:type="dxa" w:w="3024"/>
@@ -1676,13 +1764,13 @@
           </w:tcPr>
           <w:p>
             <w:pPr>
-              <w:spacing w:after="20" w:line="240" w:lineRule="auto"/>
-            </w:pPr>
-            <w:r>
-              <w:rPr>
-                <w:rFonts w:ascii="Times New Roman" w:hAnsi="Times New Roman" w:eastAsia="Times New Roman"/>
-                <w:b w:val="0"/>
-                <w:sz w:val="18"/>
+              <w:spacing w:after="40" w:line="264" w:lineRule="auto" w:before="40"/>
+            </w:pPr>
+            <w:r>
+              <w:rPr>
+                <w:rFonts w:ascii="Times New Roman" w:hAnsi="Times New Roman" w:eastAsia="Times New Roman"/>
+                <w:b w:val="0"/>
+                <w:sz w:val="20"/>
               </w:rPr>
               <w:t>Tag Genome</w:t>
             </w:r>
@@ -1695,13 +1783,13 @@
           </w:tcPr>
           <w:p>
             <w:pPr>
-              <w:spacing w:after="20" w:line="240" w:lineRule="auto"/>
-            </w:pPr>
-            <w:r>
-              <w:rPr>
-                <w:rFonts w:ascii="Times New Roman" w:hAnsi="Times New Roman" w:eastAsia="Times New Roman"/>
-                <w:b w:val="0"/>
-                <w:sz w:val="18"/>
+              <w:spacing w:after="40" w:line="264" w:lineRule="auto" w:before="40"/>
+            </w:pPr>
+            <w:r>
+              <w:rPr>
+                <w:rFonts w:ascii="Times New Roman" w:hAnsi="Times New Roman" w:eastAsia="Times New Roman"/>
+                <w:b w:val="0"/>
+                <w:sz w:val="20"/>
               </w:rPr>
               <w:t>topK 64</w:t>
             </w:r>
@@ -1714,13 +1802,13 @@
           </w:tcPr>
           <w:p>
             <w:pPr>
-              <w:spacing w:after="20" w:line="240" w:lineRule="auto"/>
-            </w:pPr>
-            <w:r>
-              <w:rPr>
-                <w:rFonts w:ascii="Times New Roman" w:hAnsi="Times New Roman" w:eastAsia="Times New Roman"/>
-                <w:b w:val="0"/>
-                <w:sz w:val="18"/>
+              <w:spacing w:after="40" w:line="264" w:lineRule="auto" w:before="40"/>
+            </w:pPr>
+            <w:r>
+              <w:rPr>
+                <w:rFonts w:ascii="Times New Roman" w:hAnsi="Times New Roman" w:eastAsia="Times New Roman"/>
+                <w:b w:val="0"/>
+                <w:sz w:val="20"/>
               </w:rPr>
               <w:t>Mức liên quan giữa nhãn và phim</w:t>
             </w:r>
@@ -1728,6 +1816,9 @@
         </w:tc>
       </w:tr>
       <w:tr>
+        <w:trPr>
+          <w:cantSplit/>
+        </w:trPr>
         <w:tc>
           <w:tcPr>
             <w:tcW w:type="dxa" w:w="3024"/>
@@ -1735,13 +1826,13 @@
           </w:tcPr>
           <w:p>
             <w:pPr>
-              <w:spacing w:after="20" w:line="240" w:lineRule="auto"/>
-            </w:pPr>
-            <w:r>
-              <w:rPr>
-                <w:rFonts w:ascii="Times New Roman" w:hAnsi="Times New Roman" w:eastAsia="Times New Roman"/>
-                <w:b w:val="0"/>
-                <w:sz w:val="18"/>
+              <w:spacing w:after="40" w:line="264" w:lineRule="auto" w:before="40"/>
+            </w:pPr>
+            <w:r>
+              <w:rPr>
+                <w:rFonts w:ascii="Times New Roman" w:hAnsi="Times New Roman" w:eastAsia="Times New Roman"/>
+                <w:b w:val="0"/>
+                <w:sz w:val="20"/>
               </w:rPr>
               <w:t>TensorFlow MLP</w:t>
             </w:r>
@@ -1754,13 +1845,13 @@
           </w:tcPr>
           <w:p>
             <w:pPr>
-              <w:spacing w:after="20" w:line="240" w:lineRule="auto"/>
-            </w:pPr>
-            <w:r>
-              <w:rPr>
-                <w:rFonts w:ascii="Times New Roman" w:hAnsi="Times New Roman" w:eastAsia="Times New Roman"/>
-                <w:b w:val="0"/>
-                <w:sz w:val="18"/>
+              <w:spacing w:after="40" w:line="264" w:lineRule="auto" w:before="40"/>
+            </w:pPr>
+            <w:r>
+              <w:rPr>
+                <w:rFonts w:ascii="Times New Roman" w:hAnsi="Times New Roman" w:eastAsia="Times New Roman"/>
+                <w:b w:val="0"/>
+                <w:sz w:val="20"/>
               </w:rPr>
               <w:t>tối đa 2.000.000 dòng; batch 4096; 10 epochs</w:t>
             </w:r>
@@ -1773,13 +1864,13 @@
           </w:tcPr>
           <w:p>
             <w:pPr>
-              <w:spacing w:after="20" w:line="240" w:lineRule="auto"/>
-            </w:pPr>
-            <w:r>
-              <w:rPr>
-                <w:rFonts w:ascii="Times New Roman" w:hAnsi="Times New Roman" w:eastAsia="Times New Roman"/>
-                <w:b w:val="0"/>
-                <w:sz w:val="18"/>
+              <w:spacing w:after="40" w:line="264" w:lineRule="auto" w:before="40"/>
+            </w:pPr>
+            <w:r>
+              <w:rPr>
+                <w:rFonts w:ascii="Times New Roman" w:hAnsi="Times New Roman" w:eastAsia="Times New Roman"/>
+                <w:b w:val="0"/>
+                <w:sz w:val="20"/>
               </w:rPr>
               <w:t>Xếp hạng lại phim ứng viên</w:t>
             </w:r>
@@ -1787,6 +1878,9 @@
         </w:tc>
       </w:tr>
       <w:tr>
+        <w:trPr>
+          <w:cantSplit/>
+        </w:trPr>
         <w:tc>
           <w:tcPr>
             <w:tcW w:type="dxa" w:w="3024"/>
@@ -1794,13 +1888,13 @@
           </w:tcPr>
           <w:p>
             <w:pPr>
-              <w:spacing w:after="20" w:line="240" w:lineRule="auto"/>
-            </w:pPr>
-            <w:r>
-              <w:rPr>
-                <w:rFonts w:ascii="Times New Roman" w:hAnsi="Times New Roman" w:eastAsia="Times New Roman"/>
-                <w:b w:val="0"/>
-                <w:sz w:val="18"/>
+              <w:spacing w:after="40" w:line="264" w:lineRule="auto" w:before="40"/>
+            </w:pPr>
+            <w:r>
+              <w:rPr>
+                <w:rFonts w:ascii="Times New Roman" w:hAnsi="Times New Roman" w:eastAsia="Times New Roman"/>
+                <w:b w:val="0"/>
+                <w:sz w:val="20"/>
               </w:rPr>
               <w:t>Phân vùng Spark</w:t>
             </w:r>
@@ -1813,13 +1907,13 @@
           </w:tcPr>
           <w:p>
             <w:pPr>
-              <w:spacing w:after="20" w:line="240" w:lineRule="auto"/>
-            </w:pPr>
-            <w:r>
-              <w:rPr>
-                <w:rFonts w:ascii="Times New Roman" w:hAnsi="Times New Roman" w:eastAsia="Times New Roman"/>
-                <w:b w:val="0"/>
-                <w:sz w:val="18"/>
+              <w:spacing w:after="40" w:line="264" w:lineRule="auto" w:before="40"/>
+            </w:pPr>
+            <w:r>
+              <w:rPr>
+                <w:rFonts w:ascii="Times New Roman" w:hAnsi="Times New Roman" w:eastAsia="Times New Roman"/>
+                <w:b w:val="0"/>
+                <w:sz w:val="20"/>
               </w:rPr>
               <w:t>200 partitions</w:t>
             </w:r>
@@ -1832,13 +1926,13 @@
           </w:tcPr>
           <w:p>
             <w:pPr>
-              <w:spacing w:after="20" w:line="240" w:lineRule="auto"/>
-            </w:pPr>
-            <w:r>
-              <w:rPr>
-                <w:rFonts w:ascii="Times New Roman" w:hAnsi="Times New Roman" w:eastAsia="Times New Roman"/>
-                <w:b w:val="0"/>
-                <w:sz w:val="18"/>
+              <w:spacing w:after="40" w:line="264" w:lineRule="auto" w:before="40"/>
+            </w:pPr>
+            <w:r>
+              <w:rPr>
+                <w:rFonts w:ascii="Times New Roman" w:hAnsi="Times New Roman" w:eastAsia="Times New Roman"/>
+                <w:b w:val="0"/>
+                <w:sz w:val="20"/>
               </w:rPr>
               <w:t>Số phần dữ liệu xử lý song song</w:t>
             </w:r>
@@ -1848,7 +1942,8 @@
     </w:tbl>
     <w:p>
       <w:pPr>
-        <w:spacing w:before="0" w:after="80" w:line="269" w:lineRule="auto"/>
+        <w:pageBreakBefore w:val="0"/>
+        <w:spacing w:before="100" w:after="200" w:line="269" w:lineRule="auto"/>
         <w:jc w:val="center"/>
       </w:pPr>
       <w:r>
@@ -1856,21 +1951,24 @@
           <w:rFonts w:ascii="Times New Roman" w:hAnsi="Times New Roman" w:eastAsia="Times New Roman"/>
           <w:b w:val="0"/>
           <w:i/>
-          <w:sz w:val="18"/>
+          <w:color w:val="1B4E84"/>
+          <w:sz w:val="20"/>
         </w:rPr>
         <w:t>Bảng 3. Tham số trong configs/full.yaml</w:t>
       </w:r>
     </w:p>
     <w:p>
       <w:pPr>
-        <w:spacing w:before="0" w:after="100" w:line="269" w:lineRule="auto"/>
+        <w:pageBreakBefore w:val="0"/>
+        <w:spacing w:before="0" w:after="120" w:line="283" w:lineRule="auto"/>
       </w:pPr>
       <w:r>
         <w:rPr>
           <w:rFonts w:ascii="Times New Roman" w:hAnsi="Times New Roman" w:eastAsia="Times New Roman"/>
           <w:b w:val="0"/>
           <w:i w:val="0"/>
-          <w:sz w:val="22"/>
+          <w:color w:val="000000"/>
+          <w:sz w:val="23"/>
         </w:rPr>
         <w:t>Dự án tính RMSE cho cách gợi ý phim phổ biến và ALS khi dự đoán số sao. Precision, Recall, MAP, NDCG, HitRate, coverage và SatisfiedHitRate đánh giá danh sách gợi ý trên các lượt chấm về sau. Đây là chỉ số ngoại tuyến, không đo trực tiếp mức hài lòng của người dùng Netflix.</w:t>
       </w:r>
@@ -1878,13 +1976,15 @@
     <w:p>
       <w:pPr>
         <w:pStyle w:val="Heading1"/>
-        <w:spacing w:before="240" w:after="120"/>
+        <w:keepNext/>
+        <w:pageBreakBefore w:val="0"/>
+        <w:spacing w:before="280" w:after="160"/>
       </w:pPr>
       <w:r>
         <w:rPr>
           <w:rFonts w:ascii="Times New Roman" w:hAnsi="Times New Roman" w:eastAsia="Times New Roman"/>
           <w:b/>
-          <w:color w:val="C00000"/>
+          <w:color w:val="000000"/>
           <w:sz w:val="30"/>
         </w:rPr>
         <w:t>QUY TRÌNH DỮ LIỆU VÀ DASHBOARD</w:t>
@@ -1893,14 +1993,16 @@
     <w:p>
       <w:pPr>
         <w:pStyle w:val="Heading2"/>
-        <w:spacing w:before="160" w:after="80"/>
+        <w:keepNext/>
+        <w:pageBreakBefore w:val="0"/>
+        <w:spacing w:before="240" w:after="120"/>
       </w:pPr>
       <w:r>
         <w:rPr>
           <w:rFonts w:ascii="Times New Roman" w:hAnsi="Times New Roman" w:eastAsia="Times New Roman"/>
           <w:b/>
           <w:color w:val="000000"/>
-          <w:sz w:val="24"/>
+          <w:sz w:val="25"/>
         </w:rPr>
         <w:t>Các tầng dữ liệu</w:t>
       </w:r>
@@ -1917,6 +2019,10 @@
         <w:gridCol w:w="4536"/>
       </w:tblGrid>
       <w:tr>
+        <w:trPr>
+          <w:tblHeader/>
+          <w:cantSplit/>
+        </w:trPr>
         <w:tc>
           <w:tcPr>
             <w:tcW w:type="dxa" w:w="4536"/>
@@ -1925,13 +2031,13 @@
           </w:tcPr>
           <w:p>
             <w:pPr>
-              <w:spacing w:after="20" w:line="240" w:lineRule="auto"/>
+              <w:spacing w:after="40" w:line="264" w:lineRule="auto" w:before="40"/>
             </w:pPr>
             <w:r>
               <w:rPr>
                 <w:rFonts w:ascii="Times New Roman" w:hAnsi="Times New Roman" w:eastAsia="Times New Roman"/>
                 <w:b/>
-                <w:sz w:val="18"/>
+                <w:sz w:val="20"/>
               </w:rPr>
               <w:t>Tầng</w:t>
             </w:r>
@@ -1945,13 +2051,13 @@
           </w:tcPr>
           <w:p>
             <w:pPr>
-              <w:spacing w:after="20" w:line="240" w:lineRule="auto"/>
+              <w:spacing w:after="40" w:line="264" w:lineRule="auto" w:before="40"/>
             </w:pPr>
             <w:r>
               <w:rPr>
                 <w:rFonts w:ascii="Times New Roman" w:hAnsi="Times New Roman" w:eastAsia="Times New Roman"/>
                 <w:b/>
-                <w:sz w:val="18"/>
+                <w:sz w:val="20"/>
               </w:rPr>
               <w:t>Nội dung và xử lý</w:t>
             </w:r>
@@ -1959,6 +2065,9 @@
         </w:tc>
       </w:tr>
       <w:tr>
+        <w:trPr>
+          <w:cantSplit/>
+        </w:trPr>
         <w:tc>
           <w:tcPr>
             <w:tcW w:type="dxa" w:w="4536"/>
@@ -1966,13 +2075,13 @@
           </w:tcPr>
           <w:p>
             <w:pPr>
-              <w:spacing w:after="20" w:line="240" w:lineRule="auto"/>
-            </w:pPr>
-            <w:r>
-              <w:rPr>
-                <w:rFonts w:ascii="Times New Roman" w:hAnsi="Times New Roman" w:eastAsia="Times New Roman"/>
-                <w:b w:val="0"/>
-                <w:sz w:val="18"/>
+              <w:spacing w:after="40" w:line="264" w:lineRule="auto" w:before="40"/>
+            </w:pPr>
+            <w:r>
+              <w:rPr>
+                <w:rFonts w:ascii="Times New Roman" w:hAnsi="Times New Roman" w:eastAsia="Times New Roman"/>
+                <w:b w:val="0"/>
+                <w:sz w:val="20"/>
               </w:rPr>
               <w:t>RAW</w:t>
             </w:r>
@@ -1985,13 +2094,13 @@
           </w:tcPr>
           <w:p>
             <w:pPr>
-              <w:spacing w:after="20" w:line="240" w:lineRule="auto"/>
-            </w:pPr>
-            <w:r>
-              <w:rPr>
-                <w:rFonts w:ascii="Times New Roman" w:hAnsi="Times New Roman" w:eastAsia="Times New Roman"/>
-                <w:b w:val="0"/>
-                <w:sz w:val="18"/>
+              <w:spacing w:after="40" w:line="264" w:lineRule="auto" w:before="40"/>
+            </w:pPr>
+            <w:r>
+              <w:rPr>
+                <w:rFonts w:ascii="Times New Roman" w:hAnsi="Times New Roman" w:eastAsia="Times New Roman"/>
+                <w:b w:val="0"/>
+                <w:sz w:val="20"/>
               </w:rPr>
               <w:t>CSV MovieLens nguyên bản và tệp kiểm tra đầu vào.</w:t>
             </w:r>
@@ -1999,6 +2108,9 @@
         </w:tc>
       </w:tr>
       <w:tr>
+        <w:trPr>
+          <w:cantSplit/>
+        </w:trPr>
         <w:tc>
           <w:tcPr>
             <w:tcW w:type="dxa" w:w="4536"/>
@@ -2006,13 +2118,13 @@
           </w:tcPr>
           <w:p>
             <w:pPr>
-              <w:spacing w:after="20" w:line="240" w:lineRule="auto"/>
-            </w:pPr>
-            <w:r>
-              <w:rPr>
-                <w:rFonts w:ascii="Times New Roman" w:hAnsi="Times New Roman" w:eastAsia="Times New Roman"/>
-                <w:b w:val="0"/>
-                <w:sz w:val="18"/>
+              <w:spacing w:after="40" w:line="264" w:lineRule="auto" w:before="40"/>
+            </w:pPr>
+            <w:r>
+              <w:rPr>
+                <w:rFonts w:ascii="Times New Roman" w:hAnsi="Times New Roman" w:eastAsia="Times New Roman"/>
+                <w:b w:val="0"/>
+                <w:sz w:val="20"/>
               </w:rPr>
               <w:t>BRONZE</w:t>
             </w:r>
@@ -2025,13 +2137,13 @@
           </w:tcPr>
           <w:p>
             <w:pPr>
-              <w:spacing w:after="20" w:line="240" w:lineRule="auto"/>
-            </w:pPr>
-            <w:r>
-              <w:rPr>
-                <w:rFonts w:ascii="Times New Roman" w:hAnsi="Times New Roman" w:eastAsia="Times New Roman"/>
-                <w:b w:val="0"/>
-                <w:sz w:val="18"/>
+              <w:spacing w:after="40" w:line="264" w:lineRule="auto" w:before="40"/>
+            </w:pPr>
+            <w:r>
+              <w:rPr>
+                <w:rFonts w:ascii="Times New Roman" w:hAnsi="Times New Roman" w:eastAsia="Times New Roman"/>
+                <w:b w:val="0"/>
+                <w:sz w:val="20"/>
               </w:rPr>
               <w:t>Chuẩn hóa kiểu cột và thời điểm; tách các bản ghi lỗi.</w:t>
             </w:r>
@@ -2039,6 +2151,9 @@
         </w:tc>
       </w:tr>
       <w:tr>
+        <w:trPr>
+          <w:cantSplit/>
+        </w:trPr>
         <w:tc>
           <w:tcPr>
             <w:tcW w:type="dxa" w:w="4536"/>
@@ -2046,13 +2161,13 @@
           </w:tcPr>
           <w:p>
             <w:pPr>
-              <w:spacing w:after="20" w:line="240" w:lineRule="auto"/>
-            </w:pPr>
-            <w:r>
-              <w:rPr>
-                <w:rFonts w:ascii="Times New Roman" w:hAnsi="Times New Roman" w:eastAsia="Times New Roman"/>
-                <w:b w:val="0"/>
-                <w:sz w:val="18"/>
+              <w:spacing w:after="40" w:line="264" w:lineRule="auto" w:before="40"/>
+            </w:pPr>
+            <w:r>
+              <w:rPr>
+                <w:rFonts w:ascii="Times New Roman" w:hAnsi="Times New Roman" w:eastAsia="Times New Roman"/>
+                <w:b w:val="0"/>
+                <w:sz w:val="20"/>
               </w:rPr>
               <w:t>SILVER</w:t>
             </w:r>
@@ -2065,13 +2180,13 @@
           </w:tcPr>
           <w:p>
             <w:pPr>
-              <w:spacing w:after="20" w:line="240" w:lineRule="auto"/>
-            </w:pPr>
-            <w:r>
-              <w:rPr>
-                <w:rFonts w:ascii="Times New Roman" w:hAnsi="Times New Roman" w:eastAsia="Times New Roman"/>
-                <w:b w:val="0"/>
-                <w:sz w:val="18"/>
+              <w:spacing w:after="40" w:line="264" w:lineRule="auto" w:before="40"/>
+            </w:pPr>
+            <w:r>
+              <w:rPr>
+                <w:rFonts w:ascii="Times New Roman" w:hAnsi="Times New Roman" w:eastAsia="Times New Roman"/>
+                <w:b w:val="0"/>
+                <w:sz w:val="20"/>
               </w:rPr>
               <w:t>Dữ liệu đã kiểm tra, thống kê người dùng và ba tập chia theo thời gian.</w:t>
             </w:r>
@@ -2079,6 +2194,9 @@
         </w:tc>
       </w:tr>
       <w:tr>
+        <w:trPr>
+          <w:cantSplit/>
+        </w:trPr>
         <w:tc>
           <w:tcPr>
             <w:tcW w:type="dxa" w:w="4536"/>
@@ -2086,13 +2204,13 @@
           </w:tcPr>
           <w:p>
             <w:pPr>
-              <w:spacing w:after="20" w:line="240" w:lineRule="auto"/>
-            </w:pPr>
-            <w:r>
-              <w:rPr>
-                <w:rFonts w:ascii="Times New Roman" w:hAnsi="Times New Roman" w:eastAsia="Times New Roman"/>
-                <w:b w:val="0"/>
-                <w:sz w:val="18"/>
+              <w:spacing w:after="40" w:line="264" w:lineRule="auto" w:before="40"/>
+            </w:pPr>
+            <w:r>
+              <w:rPr>
+                <w:rFonts w:ascii="Times New Roman" w:hAnsi="Times New Roman" w:eastAsia="Times New Roman"/>
+                <w:b w:val="0"/>
+                <w:sz w:val="20"/>
               </w:rPr>
               <w:t>GOLD</w:t>
             </w:r>
@@ -2105,13 +2223,13 @@
           </w:tcPr>
           <w:p>
             <w:pPr>
-              <w:spacing w:after="20" w:line="240" w:lineRule="auto"/>
-            </w:pPr>
-            <w:r>
-              <w:rPr>
-                <w:rFonts w:ascii="Times New Roman" w:hAnsi="Times New Roman" w:eastAsia="Times New Roman"/>
-                <w:b w:val="0"/>
-                <w:sz w:val="18"/>
+              <w:spacing w:after="40" w:line="264" w:lineRule="auto" w:before="40"/>
+            </w:pPr>
+            <w:r>
+              <w:rPr>
+                <w:rFonts w:ascii="Times New Roman" w:hAnsi="Times New Roman" w:eastAsia="Times New Roman"/>
+                <w:b w:val="0"/>
+                <w:sz w:val="20"/>
               </w:rPr>
               <w:t>Đặc trưng từ tập huấn luyện, phim ứng viên và kết quả gợi ý.</w:t>
             </w:r>
@@ -2121,7 +2239,8 @@
     </w:tbl>
     <w:p>
       <w:pPr>
-        <w:spacing w:before="0" w:after="80" w:line="269" w:lineRule="auto"/>
+        <w:pageBreakBefore w:val="0"/>
+        <w:spacing w:before="100" w:after="200" w:line="269" w:lineRule="auto"/>
         <w:jc w:val="center"/>
       </w:pPr>
       <w:r>
@@ -2129,21 +2248,24 @@
           <w:rFonts w:ascii="Times New Roman" w:hAnsi="Times New Roman" w:eastAsia="Times New Roman"/>
           <w:b w:val="0"/>
           <w:i/>
-          <w:sz w:val="18"/>
+          <w:color w:val="1B4E84"/>
+          <w:sz w:val="20"/>
         </w:rPr>
         <w:t>Bảng 4. Vai trò của bốn tầng dữ liệu</w:t>
       </w:r>
     </w:p>
     <w:p>
       <w:pPr>
-        <w:spacing w:before="0" w:after="100" w:line="269" w:lineRule="auto"/>
+        <w:pageBreakBefore w:val="0"/>
+        <w:spacing w:before="0" w:after="120" w:line="283" w:lineRule="auto"/>
       </w:pPr>
       <w:r>
         <w:rPr>
           <w:rFonts w:ascii="Times New Roman" w:hAnsi="Times New Roman" w:eastAsia="Times New Roman"/>
           <w:b w:val="0"/>
           <w:i w:val="0"/>
-          <w:sz w:val="22"/>
+          <w:color w:val="000000"/>
+          <w:sz w:val="23"/>
         </w:rPr>
         <w:t>Các thống kê về phim và người dùng được tính từ tập huấn luyện. Validation dùng để huấn luyện và điều chỉnh bộ xếp hạng lại; test chỉ dùng để đánh giá. Việc chia theo thời gian giúp tránh đưa thông tin tương lai vào mô hình.</w:t>
       </w:r>
@@ -2151,42 +2273,48 @@
     <w:p>
       <w:pPr>
         <w:pStyle w:val="Heading2"/>
-        <w:spacing w:before="160" w:after="80"/>
+        <w:keepNext/>
+        <w:pageBreakBefore w:val="0"/>
+        <w:spacing w:before="240" w:after="120"/>
       </w:pPr>
       <w:r>
         <w:rPr>
           <w:rFonts w:ascii="Times New Roman" w:hAnsi="Times New Roman" w:eastAsia="Times New Roman"/>
           <w:b/>
           <w:color w:val="000000"/>
-          <w:sz w:val="24"/>
+          <w:sz w:val="25"/>
         </w:rPr>
         <w:t>Dashboard</w:t>
       </w:r>
     </w:p>
     <w:p>
       <w:pPr>
-        <w:spacing w:before="0" w:after="100" w:line="269" w:lineRule="auto"/>
+        <w:pageBreakBefore w:val="0"/>
+        <w:spacing w:before="0" w:after="120" w:line="283" w:lineRule="auto"/>
       </w:pPr>
       <w:r>
         <w:rPr>
           <w:rFonts w:ascii="Times New Roman" w:hAnsi="Times New Roman" w:eastAsia="Times New Roman"/>
           <w:b w:val="0"/>
           <w:i w:val="0"/>
-          <w:sz w:val="22"/>
+          <w:color w:val="000000"/>
+          <w:sz w:val="23"/>
         </w:rPr>
         <w:t>Dashboard dùng HTML, CSS và JavaScript để trình bày dữ liệu, kết quả mô hình và danh sách gợi ý. Các API GET cho phép xem trạng thái, người dùng, phim, chỉ số và chất lượng dữ liệu. Khi có đủ tệp của lần chạy full, dashboard đọc kết quả đó; nếu thiếu, trang dùng dữ liệu mẫu smoke. Hai nguồn không bị trộn chỉ số.</w:t>
       </w:r>
     </w:p>
     <w:p>
       <w:pPr>
-        <w:spacing w:before="0" w:after="100" w:line="269" w:lineRule="auto"/>
+        <w:pageBreakBefore w:val="0"/>
+        <w:spacing w:before="0" w:after="120" w:line="283" w:lineRule="auto"/>
       </w:pPr>
       <w:r>
         <w:rPr>
           <w:rFonts w:ascii="Times New Roman" w:hAnsi="Times New Roman" w:eastAsia="Times New Roman"/>
           <w:b w:val="0"/>
           <w:i w:val="0"/>
-          <w:sz w:val="22"/>
+          <w:color w:val="000000"/>
+          <w:sz w:val="23"/>
         </w:rPr>
         <w:t>Bản demo smoke trên dashboard chạy bằng Python/NumPy với ALS cục bộ và bộ xếp hạng logistic. Nó giúp thử giao diện và luồng dữ liệu, nhưng không phải kết quả của Spark ALS hay TensorFlow MLP.</w:t>
       </w:r>
@@ -2194,13 +2322,15 @@
     <w:p>
       <w:pPr>
         <w:pStyle w:val="Heading1"/>
-        <w:spacing w:before="240" w:after="120"/>
+        <w:keepNext/>
+        <w:pageBreakBefore w:val="0"/>
+        <w:spacing w:before="280" w:after="160"/>
       </w:pPr>
       <w:r>
         <w:rPr>
           <w:rFonts w:ascii="Times New Roman" w:hAnsi="Times New Roman" w:eastAsia="Times New Roman"/>
           <w:b/>
-          <w:color w:val="C00000"/>
+          <w:color w:val="000000"/>
           <w:sz w:val="30"/>
         </w:rPr>
         <w:t>CÁCH CHẠY VÀ KIỂM CHỨNG</w:t>
@@ -2209,28 +2339,32 @@
     <w:p>
       <w:pPr>
         <w:pStyle w:val="Heading2"/>
-        <w:spacing w:before="160" w:after="80"/>
+        <w:keepNext/>
+        <w:pageBreakBefore w:val="0"/>
+        <w:spacing w:before="240" w:after="120"/>
       </w:pPr>
       <w:r>
         <w:rPr>
           <w:rFonts w:ascii="Times New Roman" w:hAnsi="Times New Roman" w:eastAsia="Times New Roman"/>
           <w:b/>
           <w:color w:val="000000"/>
-          <w:sz w:val="24"/>
+          <w:sz w:val="25"/>
         </w:rPr>
         <w:t>Quy trình dự kiến cho cấu hình full</w:t>
       </w:r>
     </w:p>
     <w:p>
       <w:pPr>
-        <w:spacing w:before="0" w:after="100" w:line="269" w:lineRule="auto"/>
+        <w:pageBreakBefore w:val="0"/>
+        <w:spacing w:before="0" w:after="120" w:line="283" w:lineRule="auto"/>
       </w:pPr>
       <w:r>
         <w:rPr>
           <w:rFonts w:ascii="Times New Roman" w:hAnsi="Times New Roman" w:eastAsia="Times New Roman"/>
           <w:b w:val="0"/>
           <w:i w:val="0"/>
-          <w:sz w:val="22"/>
+          <w:color w:val="000000"/>
+          <w:sz w:val="23"/>
         </w:rPr>
         <w:t>Các script lần lượt đưa dữ liệu vào RAW, tạo BRONZE, SILVER và GOLD, huấn luyện ALS, tạo phim ứng viên, huấn luyện bộ xếp hạng lại rồi đánh giá. Cấu hình full cần MovieLens 25M cùng Hadoop 3.3.6, Spark 3.5.1, Java 17, Python 3.10, PySpark và TensorFlow CPU 2.15.1.</w:t>
       </w:r>
@@ -2238,15 +2372,16 @@
     <w:p>
       <w:pPr>
         <w:pStyle w:val="Heading2"/>
-        <w:spacing w:before="160" w:after="80"/>
-        <w:pageBreakBefore/>
+        <w:spacing w:before="240" w:after="120"/>
+        <w:keepNext/>
+        <w:pageBreakBefore w:val="0"/>
       </w:pPr>
       <w:r>
         <w:rPr>
           <w:rFonts w:ascii="Times New Roman" w:hAnsi="Times New Roman" w:eastAsia="Times New Roman"/>
           <w:b/>
           <w:color w:val="000000"/>
-          <w:sz w:val="24"/>
+          <w:sz w:val="25"/>
         </w:rPr>
         <w:t>Những gì đã kiểm chứng tại máy này</w:t>
       </w:r>
@@ -2264,6 +2399,10 @@
         <w:gridCol w:w="3024"/>
       </w:tblGrid>
       <w:tr>
+        <w:trPr>
+          <w:tblHeader/>
+          <w:cantSplit/>
+        </w:trPr>
         <w:tc>
           <w:tcPr>
             <w:tcW w:type="dxa" w:w="3024"/>
@@ -2272,13 +2411,13 @@
           </w:tcPr>
           <w:p>
             <w:pPr>
-              <w:spacing w:after="20" w:line="240" w:lineRule="auto"/>
+              <w:spacing w:after="40" w:line="264" w:lineRule="auto" w:before="40"/>
             </w:pPr>
             <w:r>
               <w:rPr>
                 <w:rFonts w:ascii="Times New Roman" w:hAnsi="Times New Roman" w:eastAsia="Times New Roman"/>
                 <w:b/>
-                <w:sz w:val="18"/>
+                <w:sz w:val="20"/>
               </w:rPr>
               <w:t>Hạng mục</w:t>
             </w:r>
@@ -2292,13 +2431,13 @@
           </w:tcPr>
           <w:p>
             <w:pPr>
-              <w:spacing w:after="20" w:line="240" w:lineRule="auto"/>
+              <w:spacing w:after="40" w:line="264" w:lineRule="auto" w:before="40"/>
             </w:pPr>
             <w:r>
               <w:rPr>
                 <w:rFonts w:ascii="Times New Roman" w:hAnsi="Times New Roman" w:eastAsia="Times New Roman"/>
                 <w:b/>
-                <w:sz w:val="18"/>
+                <w:sz w:val="20"/>
               </w:rPr>
               <w:t>Quan sát được</w:t>
             </w:r>
@@ -2312,13 +2451,13 @@
           </w:tcPr>
           <w:p>
             <w:pPr>
-              <w:spacing w:after="20" w:line="240" w:lineRule="auto"/>
+              <w:spacing w:after="40" w:line="264" w:lineRule="auto" w:before="40"/>
             </w:pPr>
             <w:r>
               <w:rPr>
                 <w:rFonts w:ascii="Times New Roman" w:hAnsi="Times New Roman" w:eastAsia="Times New Roman"/>
                 <w:b/>
-                <w:sz w:val="18"/>
+                <w:sz w:val="20"/>
               </w:rPr>
               <w:t>Trạng thái</w:t>
             </w:r>
@@ -2326,6 +2465,9 @@
         </w:tc>
       </w:tr>
       <w:tr>
+        <w:trPr>
+          <w:cantSplit/>
+        </w:trPr>
         <w:tc>
           <w:tcPr>
             <w:tcW w:type="dxa" w:w="3024"/>
@@ -2333,13 +2475,13 @@
           </w:tcPr>
           <w:p>
             <w:pPr>
-              <w:spacing w:after="20" w:line="240" w:lineRule="auto"/>
-            </w:pPr>
-            <w:r>
-              <w:rPr>
-                <w:rFonts w:ascii="Times New Roman" w:hAnsi="Times New Roman" w:eastAsia="Times New Roman"/>
-                <w:b w:val="0"/>
-                <w:sz w:val="18"/>
+              <w:spacing w:after="40" w:line="264" w:lineRule="auto" w:before="40"/>
+            </w:pPr>
+            <w:r>
+              <w:rPr>
+                <w:rFonts w:ascii="Times New Roman" w:hAnsi="Times New Roman" w:eastAsia="Times New Roman"/>
+                <w:b w:val="0"/>
+                <w:sz w:val="20"/>
               </w:rPr>
               <w:t>Source và cấu hình</w:t>
             </w:r>
@@ -2352,13 +2494,13 @@
           </w:tcPr>
           <w:p>
             <w:pPr>
-              <w:spacing w:after="20" w:line="240" w:lineRule="auto"/>
-            </w:pPr>
-            <w:r>
-              <w:rPr>
-                <w:rFonts w:ascii="Times New Roman" w:hAnsi="Times New Roman" w:eastAsia="Times New Roman"/>
-                <w:b w:val="0"/>
-                <w:sz w:val="18"/>
+              <w:spacing w:after="40" w:line="264" w:lineRule="auto" w:before="40"/>
+            </w:pPr>
+            <w:r>
+              <w:rPr>
+                <w:rFonts w:ascii="Times New Roman" w:hAnsi="Times New Roman" w:eastAsia="Times New Roman"/>
+                <w:b w:val="0"/>
+                <w:sz w:val="20"/>
               </w:rPr>
               <w:t>README, scripts, configs/full.yaml và smoke.yaml, schema contracts</w:t>
             </w:r>
@@ -2371,13 +2513,13 @@
           </w:tcPr>
           <w:p>
             <w:pPr>
-              <w:spacing w:after="20" w:line="240" w:lineRule="auto"/>
-            </w:pPr>
-            <w:r>
-              <w:rPr>
-                <w:rFonts w:ascii="Times New Roman" w:hAnsi="Times New Roman" w:eastAsia="Times New Roman"/>
-                <w:b w:val="0"/>
-                <w:sz w:val="18"/>
+              <w:spacing w:after="40" w:line="264" w:lineRule="auto" w:before="40"/>
+            </w:pPr>
+            <w:r>
+              <w:rPr>
+                <w:rFonts w:ascii="Times New Roman" w:hAnsi="Times New Roman" w:eastAsia="Times New Roman"/>
+                <w:b w:val="0"/>
+                <w:sz w:val="20"/>
               </w:rPr>
               <w:t>Có trong dự án</w:t>
             </w:r>
@@ -2385,6 +2527,9 @@
         </w:tc>
       </w:tr>
       <w:tr>
+        <w:trPr>
+          <w:cantSplit/>
+        </w:trPr>
         <w:tc>
           <w:tcPr>
             <w:tcW w:type="dxa" w:w="3024"/>
@@ -2392,13 +2537,13 @@
           </w:tcPr>
           <w:p>
             <w:pPr>
-              <w:spacing w:after="20" w:line="240" w:lineRule="auto"/>
-            </w:pPr>
-            <w:r>
-              <w:rPr>
-                <w:rFonts w:ascii="Times New Roman" w:hAnsi="Times New Roman" w:eastAsia="Times New Roman"/>
-                <w:b w:val="0"/>
-                <w:sz w:val="18"/>
+              <w:spacing w:after="40" w:line="264" w:lineRule="auto" w:before="40"/>
+            </w:pPr>
+            <w:r>
+              <w:rPr>
+                <w:rFonts w:ascii="Times New Roman" w:hAnsi="Times New Roman" w:eastAsia="Times New Roman"/>
+                <w:b w:val="0"/>
+                <w:sz w:val="20"/>
               </w:rPr>
               <w:t>Dữ liệu full</w:t>
             </w:r>
@@ -2411,13 +2556,13 @@
           </w:tcPr>
           <w:p>
             <w:pPr>
-              <w:spacing w:after="20" w:line="240" w:lineRule="auto"/>
-            </w:pPr>
-            <w:r>
-              <w:rPr>
-                <w:rFonts w:ascii="Times New Roman" w:hAnsi="Times New Roman" w:eastAsia="Times New Roman"/>
-                <w:b w:val="0"/>
-                <w:sz w:val="18"/>
+              <w:spacing w:after="40" w:line="264" w:lineRule="auto" w:before="40"/>
+            </w:pPr>
+            <w:r>
+              <w:rPr>
+                <w:rFonts w:ascii="Times New Roman" w:hAnsi="Times New Roman" w:eastAsia="Times New Roman"/>
+                <w:b w:val="0"/>
+                <w:sz w:val="20"/>
               </w:rPr>
               <w:t>Chưa có đủ dữ liệu</w:t>
             </w:r>
@@ -2430,13 +2575,13 @@
           </w:tcPr>
           <w:p>
             <w:pPr>
-              <w:spacing w:after="20" w:line="240" w:lineRule="auto"/>
-            </w:pPr>
-            <w:r>
-              <w:rPr>
-                <w:rFonts w:ascii="Times New Roman" w:hAnsi="Times New Roman" w:eastAsia="Times New Roman"/>
-                <w:b w:val="0"/>
-                <w:sz w:val="18"/>
+              <w:spacing w:after="40" w:line="264" w:lineRule="auto" w:before="40"/>
+            </w:pPr>
+            <w:r>
+              <w:rPr>
+                <w:rFonts w:ascii="Times New Roman" w:hAnsi="Times New Roman" w:eastAsia="Times New Roman"/>
+                <w:b w:val="0"/>
+                <w:sz w:val="20"/>
               </w:rPr>
               <w:t>Chưa sẵn sàng</w:t>
             </w:r>
@@ -2444,6 +2589,9 @@
         </w:tc>
       </w:tr>
       <w:tr>
+        <w:trPr>
+          <w:cantSplit/>
+        </w:trPr>
         <w:tc>
           <w:tcPr>
             <w:tcW w:type="dxa" w:w="3024"/>
@@ -2451,13 +2599,13 @@
           </w:tcPr>
           <w:p>
             <w:pPr>
-              <w:spacing w:after="20" w:line="240" w:lineRule="auto"/>
-            </w:pPr>
-            <w:r>
-              <w:rPr>
-                <w:rFonts w:ascii="Times New Roman" w:hAnsi="Times New Roman" w:eastAsia="Times New Roman"/>
-                <w:b w:val="0"/>
-                <w:sz w:val="18"/>
+              <w:spacing w:after="40" w:line="264" w:lineRule="auto" w:before="40"/>
+            </w:pPr>
+            <w:r>
+              <w:rPr>
+                <w:rFonts w:ascii="Times New Roman" w:hAnsi="Times New Roman" w:eastAsia="Times New Roman"/>
+                <w:b w:val="0"/>
+                <w:sz w:val="20"/>
               </w:rPr>
               <w:t>Chưa có môi trường chạy full</w:t>
             </w:r>
@@ -2470,13 +2618,13 @@
           </w:tcPr>
           <w:p>
             <w:pPr>
-              <w:spacing w:after="20" w:line="240" w:lineRule="auto"/>
-            </w:pPr>
-            <w:r>
-              <w:rPr>
-                <w:rFonts w:ascii="Times New Roman" w:hAnsi="Times New Roman" w:eastAsia="Times New Roman"/>
-                <w:b w:val="0"/>
-                <w:sz w:val="18"/>
+              <w:spacing w:after="40" w:line="264" w:lineRule="auto" w:before="40"/>
+            </w:pPr>
+            <w:r>
+              <w:rPr>
+                <w:rFonts w:ascii="Times New Roman" w:hAnsi="Times New Roman" w:eastAsia="Times New Roman"/>
+                <w:b w:val="0"/>
+                <w:sz w:val="20"/>
               </w:rPr>
               <w:t>Thiếu Hadoop/HDFS, Spark, Java và Python packages PySpark/TensorFlow</w:t>
             </w:r>
@@ -2489,13 +2637,13 @@
           </w:tcPr>
           <w:p>
             <w:pPr>
-              <w:spacing w:after="20" w:line="240" w:lineRule="auto"/>
-            </w:pPr>
-            <w:r>
-              <w:rPr>
-                <w:rFonts w:ascii="Times New Roman" w:hAnsi="Times New Roman" w:eastAsia="Times New Roman"/>
-                <w:b w:val="0"/>
-                <w:sz w:val="18"/>
+              <w:spacing w:after="40" w:line="264" w:lineRule="auto" w:before="40"/>
+            </w:pPr>
+            <w:r>
+              <w:rPr>
+                <w:rFonts w:ascii="Times New Roman" w:hAnsi="Times New Roman" w:eastAsia="Times New Roman"/>
+                <w:b w:val="0"/>
+                <w:sz w:val="20"/>
               </w:rPr>
               <w:t>Chưa xác nhận lần chạy full</w:t>
             </w:r>
@@ -2503,6 +2651,9 @@
         </w:tc>
       </w:tr>
       <w:tr>
+        <w:trPr>
+          <w:cantSplit/>
+        </w:trPr>
         <w:tc>
           <w:tcPr>
             <w:tcW w:type="dxa" w:w="3024"/>
@@ -2510,13 +2661,13 @@
           </w:tcPr>
           <w:p>
             <w:pPr>
-              <w:spacing w:after="20" w:line="240" w:lineRule="auto"/>
-            </w:pPr>
-            <w:r>
-              <w:rPr>
-                <w:rFonts w:ascii="Times New Roman" w:hAnsi="Times New Roman" w:eastAsia="Times New Roman"/>
-                <w:b w:val="0"/>
-                <w:sz w:val="18"/>
+              <w:spacing w:after="40" w:line="264" w:lineRule="auto" w:before="40"/>
+            </w:pPr>
+            <w:r>
+              <w:rPr>
+                <w:rFonts w:ascii="Times New Roman" w:hAnsi="Times New Roman" w:eastAsia="Times New Roman"/>
+                <w:b w:val="0"/>
+                <w:sz w:val="20"/>
               </w:rPr>
               <w:t>Warehouse/model full</w:t>
             </w:r>
@@ -2529,13 +2680,13 @@
           </w:tcPr>
           <w:p>
             <w:pPr>
-              <w:spacing w:after="20" w:line="240" w:lineRule="auto"/>
-            </w:pPr>
-            <w:r>
-              <w:rPr>
-                <w:rFonts w:ascii="Times New Roman" w:hAnsi="Times New Roman" w:eastAsia="Times New Roman"/>
-                <w:b w:val="0"/>
-                <w:sz w:val="18"/>
+              <w:spacing w:after="40" w:line="264" w:lineRule="auto" w:before="40"/>
+            </w:pPr>
+            <w:r>
+              <w:rPr>
+                <w:rFonts w:ascii="Times New Roman" w:hAnsi="Times New Roman" w:eastAsia="Times New Roman"/>
+                <w:b w:val="0"/>
+                <w:sz w:val="20"/>
               </w:rPr>
               <w:t>Chưa có bảng và mô hình full</w:t>
             </w:r>
@@ -2548,13 +2699,13 @@
           </w:tcPr>
           <w:p>
             <w:pPr>
-              <w:spacing w:after="20" w:line="240" w:lineRule="auto"/>
-            </w:pPr>
-            <w:r>
-              <w:rPr>
-                <w:rFonts w:ascii="Times New Roman" w:hAnsi="Times New Roman" w:eastAsia="Times New Roman"/>
-                <w:b w:val="0"/>
-                <w:sz w:val="18"/>
+              <w:spacing w:after="40" w:line="264" w:lineRule="auto" w:before="40"/>
+            </w:pPr>
+            <w:r>
+              <w:rPr>
+                <w:rFonts w:ascii="Times New Roman" w:hAnsi="Times New Roman" w:eastAsia="Times New Roman"/>
+                <w:b w:val="0"/>
+                <w:sz w:val="20"/>
               </w:rPr>
               <w:t>Chưa có bằng chứng</w:t>
             </w:r>
@@ -2562,6 +2713,9 @@
         </w:tc>
       </w:tr>
       <w:tr>
+        <w:trPr>
+          <w:cantSplit/>
+        </w:trPr>
         <w:tc>
           <w:tcPr>
             <w:tcW w:type="dxa" w:w="3024"/>
@@ -2569,13 +2723,13 @@
           </w:tcPr>
           <w:p>
             <w:pPr>
-              <w:spacing w:after="20" w:line="240" w:lineRule="auto"/>
-            </w:pPr>
-            <w:r>
-              <w:rPr>
-                <w:rFonts w:ascii="Times New Roman" w:hAnsi="Times New Roman" w:eastAsia="Times New Roman"/>
-                <w:b w:val="0"/>
-                <w:sz w:val="18"/>
+              <w:spacing w:after="40" w:line="264" w:lineRule="auto" w:before="40"/>
+            </w:pPr>
+            <w:r>
+              <w:rPr>
+                <w:rFonts w:ascii="Times New Roman" w:hAnsi="Times New Roman" w:eastAsia="Times New Roman"/>
+                <w:b w:val="0"/>
+                <w:sz w:val="20"/>
               </w:rPr>
               <w:t>Kết quả smoke cục bộ</w:t>
             </w:r>
@@ -2588,13 +2742,13 @@
           </w:tcPr>
           <w:p>
             <w:pPr>
-              <w:spacing w:after="20" w:line="240" w:lineRule="auto"/>
-            </w:pPr>
-            <w:r>
-              <w:rPr>
-                <w:rFonts w:ascii="Times New Roman" w:hAnsi="Times New Roman" w:eastAsia="Times New Roman"/>
-                <w:b w:val="0"/>
-                <w:sz w:val="18"/>
+              <w:spacing w:after="40" w:line="264" w:lineRule="auto" w:before="40"/>
+            </w:pPr>
+            <w:r>
+              <w:rPr>
+                <w:rFonts w:ascii="Times New Roman" w:hAnsi="Times New Roman" w:eastAsia="Times New Roman"/>
+                <w:b w:val="0"/>
+                <w:sz w:val="20"/>
               </w:rPr>
               <w:t>Có web_smoke_metrics.json và top10_recommendations.csv</w:t>
             </w:r>
@@ -2607,13 +2761,13 @@
           </w:tcPr>
           <w:p>
             <w:pPr>
-              <w:spacing w:after="20" w:line="240" w:lineRule="auto"/>
-            </w:pPr>
-            <w:r>
-              <w:rPr>
-                <w:rFonts w:ascii="Times New Roman" w:hAnsi="Times New Roman" w:eastAsia="Times New Roman"/>
-                <w:b w:val="0"/>
-                <w:sz w:val="18"/>
+              <w:spacing w:after="40" w:line="264" w:lineRule="auto" w:before="40"/>
+            </w:pPr>
+            <w:r>
+              <w:rPr>
+                <w:rFonts w:ascii="Times New Roman" w:hAnsi="Times New Roman" w:eastAsia="Times New Roman"/>
+                <w:b w:val="0"/>
+                <w:sz w:val="20"/>
               </w:rPr>
               <w:t>Tệp kết quả của dữ liệu mẫu</w:t>
             </w:r>
@@ -2623,7 +2777,8 @@
     </w:tbl>
     <w:p>
       <w:pPr>
-        <w:spacing w:before="0" w:after="80" w:line="269" w:lineRule="auto"/>
+        <w:pageBreakBefore w:val="0"/>
+        <w:spacing w:before="100" w:after="200" w:line="269" w:lineRule="auto"/>
         <w:jc w:val="center"/>
       </w:pPr>
       <w:r>
@@ -2631,21 +2786,24 @@
           <w:rFonts w:ascii="Times New Roman" w:hAnsi="Times New Roman" w:eastAsia="Times New Roman"/>
           <w:b w:val="0"/>
           <w:i/>
-          <w:sz w:val="18"/>
+          <w:color w:val="1B4E84"/>
+          <w:sz w:val="20"/>
         </w:rPr>
         <w:t>Bảng 5. Trạng thái các thành phần tại thời điểm biên tập</w:t>
       </w:r>
     </w:p>
     <w:p>
       <w:pPr>
-        <w:spacing w:before="0" w:after="100" w:line="269" w:lineRule="auto"/>
+        <w:pageBreakBefore w:val="0"/>
+        <w:spacing w:before="0" w:after="120" w:line="283" w:lineRule="auto"/>
       </w:pPr>
       <w:r>
         <w:rPr>
           <w:rFonts w:ascii="Times New Roman" w:hAnsi="Times New Roman" w:eastAsia="Times New Roman"/>
           <w:b w:val="0"/>
           <w:i w:val="0"/>
-          <w:sz w:val="22"/>
+          <w:color w:val="000000"/>
+          <w:sz w:val="23"/>
         </w:rPr>
         <w:t>Ngày 29/09/2026, 21 bài kiểm thử Python đã đạt. Dự án vẫn chưa có đủ dữ liệu và môi trường để xác nhận pipeline full chạy hết các bước; báo cáo không đưa ra chỉ số MovieLens 25M khi chưa chạy thật.</w:t>
       </w:r>
@@ -2653,64 +2811,92 @@
     <w:p>
       <w:pPr>
         <w:pStyle w:val="Heading2"/>
-        <w:spacing w:before="160" w:after="80"/>
+        <w:keepNext/>
+        <w:pageBreakBefore w:val="0"/>
+        <w:spacing w:before="240" w:after="120"/>
       </w:pPr>
       <w:r>
         <w:rPr>
           <w:rFonts w:ascii="Times New Roman" w:hAnsi="Times New Roman" w:eastAsia="Times New Roman"/>
           <w:b/>
           <w:color w:val="000000"/>
-          <w:sz w:val="24"/>
+          <w:sz w:val="25"/>
         </w:rPr>
         <w:t>Cách trình bày bản demo</w:t>
       </w:r>
     </w:p>
     <w:p>
       <w:pPr>
-        <w:spacing w:after="40"/>
+        <w:pageBreakBefore w:val="0"/>
+        <w:spacing w:after="120" w:line="283" w:lineRule="auto"/>
         <w:ind w:left="360" w:hanging="259"/>
       </w:pPr>
       <w:r>
+        <w:rPr>
+          <w:rFonts w:ascii="Times New Roman" w:hAnsi="Times New Roman"/>
+          <w:color w:val="000000"/>
+          <w:sz w:val="23"/>
+        </w:rPr>
         <w:t>•  Mở dashboard bằng `python -m src.web` và đọc nhãn SMOKE hoặc FULL trước khi trình bày số liệu.</w:t>
       </w:r>
     </w:p>
     <w:p>
       <w:pPr>
-        <w:spacing w:after="40"/>
+        <w:pageBreakBefore w:val="0"/>
+        <w:spacing w:after="120" w:line="283" w:lineRule="auto"/>
         <w:ind w:left="360" w:hanging="259"/>
       </w:pPr>
       <w:r>
+        <w:rPr>
+          <w:rFonts w:ascii="Times New Roman" w:hAnsi="Times New Roman"/>
+          <w:color w:val="000000"/>
+          <w:sz w:val="23"/>
+        </w:rPr>
         <w:t>•  Xem lần lượt bài toán, dữ liệu, mô hình, danh sách gợi ý và cách tái lập kết quả.</w:t>
       </w:r>
     </w:p>
     <w:p>
       <w:pPr>
-        <w:spacing w:after="40"/>
+        <w:pageBreakBefore w:val="0"/>
+        <w:spacing w:after="120" w:line="283" w:lineRule="auto"/>
         <w:ind w:left="360" w:hanging="259"/>
       </w:pPr>
       <w:r>
+        <w:rPr>
+          <w:rFonts w:ascii="Times New Roman" w:hAnsi="Times New Roman"/>
+          <w:color w:val="000000"/>
+          <w:sz w:val="23"/>
+        </w:rPr>
         <w:t>•  Giải thích smoke là kết quả trên dữ liệu mẫu bằng bộ xử lý cục bộ, không phải lần chạy Spark/TensorFlow.</w:t>
       </w:r>
     </w:p>
     <w:p>
       <w:pPr>
-        <w:spacing w:after="40"/>
+        <w:pageBreakBefore w:val="0"/>
+        <w:spacing w:after="120" w:line="283" w:lineRule="auto"/>
         <w:ind w:left="360" w:hanging="259"/>
       </w:pPr>
       <w:r>
+        <w:rPr>
+          <w:rFonts w:ascii="Times New Roman" w:hAnsi="Times New Roman"/>
+          <w:color w:val="000000"/>
+          <w:sz w:val="23"/>
+        </w:rPr>
         <w:t>•  Chỉ công bố kết quả full sau khi có dữ liệu, môi trường và tệp đầu ra của một lần chạy thực tế.</w:t>
       </w:r>
     </w:p>
     <w:p>
       <w:pPr>
         <w:pStyle w:val="Heading1"/>
-        <w:spacing w:before="240" w:after="120"/>
+        <w:keepNext/>
+        <w:pageBreakBefore w:val="0"/>
+        <w:spacing w:before="280" w:after="160"/>
       </w:pPr>
       <w:r>
         <w:rPr>
           <w:rFonts w:ascii="Times New Roman" w:hAnsi="Times New Roman" w:eastAsia="Times New Roman"/>
           <w:b/>
-          <w:color w:val="C00000"/>
+          <w:color w:val="000000"/>
           <w:sz w:val="30"/>
         </w:rPr>
         <w:t>KẾT QUẢ HIỆN CÓ VÀ GIỚI HẠN</w:t>
@@ -2719,28 +2905,32 @@
     <w:p>
       <w:pPr>
         <w:pStyle w:val="Heading2"/>
-        <w:spacing w:before="160" w:after="80"/>
+        <w:keepNext/>
+        <w:pageBreakBefore w:val="0"/>
+        <w:spacing w:before="240" w:after="120"/>
       </w:pPr>
       <w:r>
         <w:rPr>
           <w:rFonts w:ascii="Times New Roman" w:hAnsi="Times New Roman" w:eastAsia="Times New Roman"/>
           <w:b/>
           <w:color w:val="000000"/>
-          <w:sz w:val="24"/>
+          <w:sz w:val="25"/>
         </w:rPr>
         <w:t>Kết quả smoke trên dữ liệu mẫu</w:t>
       </w:r>
     </w:p>
     <w:p>
       <w:pPr>
-        <w:spacing w:before="0" w:after="100" w:line="269" w:lineRule="auto"/>
+        <w:pageBreakBefore w:val="0"/>
+        <w:spacing w:before="0" w:after="120" w:line="283" w:lineRule="auto"/>
       </w:pPr>
       <w:r>
         <w:rPr>
           <w:rFonts w:ascii="Times New Roman" w:hAnsi="Times New Roman" w:eastAsia="Times New Roman"/>
           <w:b w:val="0"/>
           <w:i w:val="0"/>
-          <w:sz w:val="22"/>
+          <w:color w:val="000000"/>
+          <w:sz w:val="23"/>
         </w:rPr>
         <w:t>Bản lưu `artifacts/metrics/submission_smoke_metrics.json` tạo lúc 15:24 ngày 29/09/2026 (giờ Việt Nam) ghi 24 người dùng đủ điều kiện, 216 lượt chấm train, 24 lượt validation và 48 lượt test. Kiểm tra thứ tự thời gian và tính duy nhất của danh sách gợi ý đều đạt. Bộ dữ liệu có 60 phim; đây chỉ là dữ liệu mẫu cục bộ.</w:t>
       </w:r>
@@ -2759,6 +2949,10 @@
         <w:gridCol w:w="2268"/>
       </w:tblGrid>
       <w:tr>
+        <w:trPr>
+          <w:tblHeader/>
+          <w:cantSplit/>
+        </w:trPr>
         <w:tc>
           <w:tcPr>
             <w:tcW w:type="dxa" w:w="2268"/>
@@ -2767,13 +2961,13 @@
           </w:tcPr>
           <w:p>
             <w:pPr>
-              <w:spacing w:after="20" w:line="240" w:lineRule="auto"/>
+              <w:spacing w:after="40" w:line="264" w:lineRule="auto" w:before="40"/>
             </w:pPr>
             <w:r>
               <w:rPr>
                 <w:rFonts w:ascii="Times New Roman" w:hAnsi="Times New Roman" w:eastAsia="Times New Roman"/>
                 <w:b/>
-                <w:sz w:val="18"/>
+                <w:sz w:val="20"/>
               </w:rPr>
               <w:t>Chỉ số của lần chạy smoke này</w:t>
             </w:r>
@@ -2787,13 +2981,13 @@
           </w:tcPr>
           <w:p>
             <w:pPr>
-              <w:spacing w:after="20" w:line="240" w:lineRule="auto"/>
+              <w:spacing w:after="40" w:line="264" w:lineRule="auto" w:before="40"/>
             </w:pPr>
             <w:r>
               <w:rPr>
                 <w:rFonts w:ascii="Times New Roman" w:hAnsi="Times New Roman" w:eastAsia="Times New Roman"/>
                 <w:b/>
-                <w:sz w:val="18"/>
+                <w:sz w:val="20"/>
               </w:rPr>
               <w:t>Phim phổ biến</w:t>
             </w:r>
@@ -2807,13 +3001,13 @@
           </w:tcPr>
           <w:p>
             <w:pPr>
-              <w:spacing w:after="20" w:line="240" w:lineRule="auto"/>
+              <w:spacing w:after="40" w:line="264" w:lineRule="auto" w:before="40"/>
             </w:pPr>
             <w:r>
               <w:rPr>
                 <w:rFonts w:ascii="Times New Roman" w:hAnsi="Times New Roman" w:eastAsia="Times New Roman"/>
                 <w:b/>
-                <w:sz w:val="18"/>
+                <w:sz w:val="20"/>
               </w:rPr>
               <w:t>ALS cục bộ</w:t>
             </w:r>
@@ -2827,13 +3021,13 @@
           </w:tcPr>
           <w:p>
             <w:pPr>
-              <w:spacing w:after="20" w:line="240" w:lineRule="auto"/>
+              <w:spacing w:after="40" w:line="264" w:lineRule="auto" w:before="40"/>
             </w:pPr>
             <w:r>
               <w:rPr>
                 <w:rFonts w:ascii="Times New Roman" w:hAnsi="Times New Roman" w:eastAsia="Times New Roman"/>
                 <w:b/>
-                <w:sz w:val="18"/>
+                <w:sz w:val="20"/>
               </w:rPr>
               <w:t>ALS + logistic</w:t>
             </w:r>
@@ -2841,6 +3035,9 @@
         </w:tc>
       </w:tr>
       <w:tr>
+        <w:trPr>
+          <w:cantSplit/>
+        </w:trPr>
         <w:tc>
           <w:tcPr>
             <w:tcW w:type="dxa" w:w="2268"/>
@@ -2848,13 +3045,13 @@
           </w:tcPr>
           <w:p>
             <w:pPr>
-              <w:spacing w:after="20" w:line="240" w:lineRule="auto"/>
-            </w:pPr>
-            <w:r>
-              <w:rPr>
-                <w:rFonts w:ascii="Times New Roman" w:hAnsi="Times New Roman" w:eastAsia="Times New Roman"/>
-                <w:b w:val="0"/>
-                <w:sz w:val="18"/>
+              <w:spacing w:after="40" w:line="264" w:lineRule="auto" w:before="40"/>
+            </w:pPr>
+            <w:r>
+              <w:rPr>
+                <w:rFonts w:ascii="Times New Roman" w:hAnsi="Times New Roman" w:eastAsia="Times New Roman"/>
+                <w:b w:val="0"/>
+                <w:sz w:val="20"/>
               </w:rPr>
               <w:t>Precision@10</w:t>
             </w:r>
@@ -2867,13 +3064,13 @@
           </w:tcPr>
           <w:p>
             <w:pPr>
-              <w:spacing w:after="20" w:line="240" w:lineRule="auto"/>
-            </w:pPr>
-            <w:r>
-              <w:rPr>
-                <w:rFonts w:ascii="Times New Roman" w:hAnsi="Times New Roman" w:eastAsia="Times New Roman"/>
-                <w:b w:val="0"/>
-                <w:sz w:val="18"/>
+              <w:spacing w:after="40" w:line="264" w:lineRule="auto" w:before="40"/>
+            </w:pPr>
+            <w:r>
+              <w:rPr>
+                <w:rFonts w:ascii="Times New Roman" w:hAnsi="Times New Roman" w:eastAsia="Times New Roman"/>
+                <w:b w:val="0"/>
+                <w:sz w:val="20"/>
               </w:rPr>
               <w:t>0,000</w:t>
             </w:r>
@@ -2886,13 +3083,13 @@
           </w:tcPr>
           <w:p>
             <w:pPr>
-              <w:spacing w:after="20" w:line="240" w:lineRule="auto"/>
-            </w:pPr>
-            <w:r>
-              <w:rPr>
-                <w:rFonts w:ascii="Times New Roman" w:hAnsi="Times New Roman" w:eastAsia="Times New Roman"/>
-                <w:b w:val="0"/>
-                <w:sz w:val="18"/>
+              <w:spacing w:after="40" w:line="264" w:lineRule="auto" w:before="40"/>
+            </w:pPr>
+            <w:r>
+              <w:rPr>
+                <w:rFonts w:ascii="Times New Roman" w:hAnsi="Times New Roman" w:eastAsia="Times New Roman"/>
+                <w:b w:val="0"/>
+                <w:sz w:val="20"/>
               </w:rPr>
               <w:t>0,092</w:t>
             </w:r>
@@ -2905,13 +3102,13 @@
           </w:tcPr>
           <w:p>
             <w:pPr>
-              <w:spacing w:after="20" w:line="240" w:lineRule="auto"/>
-            </w:pPr>
-            <w:r>
-              <w:rPr>
-                <w:rFonts w:ascii="Times New Roman" w:hAnsi="Times New Roman" w:eastAsia="Times New Roman"/>
-                <w:b w:val="0"/>
-                <w:sz w:val="18"/>
+              <w:spacing w:after="40" w:line="264" w:lineRule="auto" w:before="40"/>
+            </w:pPr>
+            <w:r>
+              <w:rPr>
+                <w:rFonts w:ascii="Times New Roman" w:hAnsi="Times New Roman" w:eastAsia="Times New Roman"/>
+                <w:b w:val="0"/>
+                <w:sz w:val="20"/>
               </w:rPr>
               <w:t>0,058</w:t>
             </w:r>
@@ -2919,6 +3116,9 @@
         </w:tc>
       </w:tr>
       <w:tr>
+        <w:trPr>
+          <w:cantSplit/>
+        </w:trPr>
         <w:tc>
           <w:tcPr>
             <w:tcW w:type="dxa" w:w="2268"/>
@@ -2926,13 +3126,13 @@
           </w:tcPr>
           <w:p>
             <w:pPr>
-              <w:spacing w:after="20" w:line="240" w:lineRule="auto"/>
-            </w:pPr>
-            <w:r>
-              <w:rPr>
-                <w:rFonts w:ascii="Times New Roman" w:hAnsi="Times New Roman" w:eastAsia="Times New Roman"/>
-                <w:b w:val="0"/>
-                <w:sz w:val="18"/>
+              <w:spacing w:after="40" w:line="264" w:lineRule="auto" w:before="40"/>
+            </w:pPr>
+            <w:r>
+              <w:rPr>
+                <w:rFonts w:ascii="Times New Roman" w:hAnsi="Times New Roman" w:eastAsia="Times New Roman"/>
+                <w:b w:val="0"/>
+                <w:sz w:val="20"/>
               </w:rPr>
               <w:t>Recall@10</w:t>
             </w:r>
@@ -2945,13 +3145,13 @@
           </w:tcPr>
           <w:p>
             <w:pPr>
-              <w:spacing w:after="20" w:line="240" w:lineRule="auto"/>
-            </w:pPr>
-            <w:r>
-              <w:rPr>
-                <w:rFonts w:ascii="Times New Roman" w:hAnsi="Times New Roman" w:eastAsia="Times New Roman"/>
-                <w:b w:val="0"/>
-                <w:sz w:val="18"/>
+              <w:spacing w:after="40" w:line="264" w:lineRule="auto" w:before="40"/>
+            </w:pPr>
+            <w:r>
+              <w:rPr>
+                <w:rFonts w:ascii="Times New Roman" w:hAnsi="Times New Roman" w:eastAsia="Times New Roman"/>
+                <w:b w:val="0"/>
+                <w:sz w:val="20"/>
               </w:rPr>
               <w:t>0,000</w:t>
             </w:r>
@@ -2964,13 +3164,13 @@
           </w:tcPr>
           <w:p>
             <w:pPr>
-              <w:spacing w:after="20" w:line="240" w:lineRule="auto"/>
-            </w:pPr>
-            <w:r>
-              <w:rPr>
-                <w:rFonts w:ascii="Times New Roman" w:hAnsi="Times New Roman" w:eastAsia="Times New Roman"/>
-                <w:b w:val="0"/>
-                <w:sz w:val="18"/>
+              <w:spacing w:after="40" w:line="264" w:lineRule="auto" w:before="40"/>
+            </w:pPr>
+            <w:r>
+              <w:rPr>
+                <w:rFonts w:ascii="Times New Roman" w:hAnsi="Times New Roman" w:eastAsia="Times New Roman"/>
+                <w:b w:val="0"/>
+                <w:sz w:val="20"/>
               </w:rPr>
               <w:t>0,458</w:t>
             </w:r>
@@ -2983,13 +3183,13 @@
           </w:tcPr>
           <w:p>
             <w:pPr>
-              <w:spacing w:after="20" w:line="240" w:lineRule="auto"/>
-            </w:pPr>
-            <w:r>
-              <w:rPr>
-                <w:rFonts w:ascii="Times New Roman" w:hAnsi="Times New Roman" w:eastAsia="Times New Roman"/>
-                <w:b w:val="0"/>
-                <w:sz w:val="18"/>
+              <w:spacing w:after="40" w:line="264" w:lineRule="auto" w:before="40"/>
+            </w:pPr>
+            <w:r>
+              <w:rPr>
+                <w:rFonts w:ascii="Times New Roman" w:hAnsi="Times New Roman" w:eastAsia="Times New Roman"/>
+                <w:b w:val="0"/>
+                <w:sz w:val="20"/>
               </w:rPr>
               <w:t>0,292</w:t>
             </w:r>
@@ -2997,6 +3197,9 @@
         </w:tc>
       </w:tr>
       <w:tr>
+        <w:trPr>
+          <w:cantSplit/>
+        </w:trPr>
         <w:tc>
           <w:tcPr>
             <w:tcW w:type="dxa" w:w="2268"/>
@@ -3004,13 +3207,13 @@
           </w:tcPr>
           <w:p>
             <w:pPr>
-              <w:spacing w:after="20" w:line="240" w:lineRule="auto"/>
-            </w:pPr>
-            <w:r>
-              <w:rPr>
-                <w:rFonts w:ascii="Times New Roman" w:hAnsi="Times New Roman" w:eastAsia="Times New Roman"/>
-                <w:b w:val="0"/>
-                <w:sz w:val="18"/>
+              <w:spacing w:after="40" w:line="264" w:lineRule="auto" w:before="40"/>
+            </w:pPr>
+            <w:r>
+              <w:rPr>
+                <w:rFonts w:ascii="Times New Roman" w:hAnsi="Times New Roman" w:eastAsia="Times New Roman"/>
+                <w:b w:val="0"/>
+                <w:sz w:val="20"/>
               </w:rPr>
               <w:t>MAP@10</w:t>
             </w:r>
@@ -3023,13 +3226,13 @@
           </w:tcPr>
           <w:p>
             <w:pPr>
-              <w:spacing w:after="20" w:line="240" w:lineRule="auto"/>
-            </w:pPr>
-            <w:r>
-              <w:rPr>
-                <w:rFonts w:ascii="Times New Roman" w:hAnsi="Times New Roman" w:eastAsia="Times New Roman"/>
-                <w:b w:val="0"/>
-                <w:sz w:val="18"/>
+              <w:spacing w:after="40" w:line="264" w:lineRule="auto" w:before="40"/>
+            </w:pPr>
+            <w:r>
+              <w:rPr>
+                <w:rFonts w:ascii="Times New Roman" w:hAnsi="Times New Roman" w:eastAsia="Times New Roman"/>
+                <w:b w:val="0"/>
+                <w:sz w:val="20"/>
               </w:rPr>
               <w:t>0,000</w:t>
             </w:r>
@@ -3042,13 +3245,13 @@
           </w:tcPr>
           <w:p>
             <w:pPr>
-              <w:spacing w:after="20" w:line="240" w:lineRule="auto"/>
-            </w:pPr>
-            <w:r>
-              <w:rPr>
-                <w:rFonts w:ascii="Times New Roman" w:hAnsi="Times New Roman" w:eastAsia="Times New Roman"/>
-                <w:b w:val="0"/>
-                <w:sz w:val="18"/>
+              <w:spacing w:after="40" w:line="264" w:lineRule="auto" w:before="40"/>
+            </w:pPr>
+            <w:r>
+              <w:rPr>
+                <w:rFonts w:ascii="Times New Roman" w:hAnsi="Times New Roman" w:eastAsia="Times New Roman"/>
+                <w:b w:val="0"/>
+                <w:sz w:val="20"/>
               </w:rPr>
               <w:t>0,078</w:t>
             </w:r>
@@ -3061,13 +3264,13 @@
           </w:tcPr>
           <w:p>
             <w:pPr>
-              <w:spacing w:after="20" w:line="240" w:lineRule="auto"/>
-            </w:pPr>
-            <w:r>
-              <w:rPr>
-                <w:rFonts w:ascii="Times New Roman" w:hAnsi="Times New Roman" w:eastAsia="Times New Roman"/>
-                <w:b w:val="0"/>
-                <w:sz w:val="18"/>
+              <w:spacing w:after="40" w:line="264" w:lineRule="auto" w:before="40"/>
+            </w:pPr>
+            <w:r>
+              <w:rPr>
+                <w:rFonts w:ascii="Times New Roman" w:hAnsi="Times New Roman" w:eastAsia="Times New Roman"/>
+                <w:b w:val="0"/>
+                <w:sz w:val="20"/>
               </w:rPr>
               <w:t>0,084</w:t>
             </w:r>
@@ -3075,6 +3278,9 @@
         </w:tc>
       </w:tr>
       <w:tr>
+        <w:trPr>
+          <w:cantSplit/>
+        </w:trPr>
         <w:tc>
           <w:tcPr>
             <w:tcW w:type="dxa" w:w="2268"/>
@@ -3082,13 +3288,13 @@
           </w:tcPr>
           <w:p>
             <w:pPr>
-              <w:spacing w:after="20" w:line="240" w:lineRule="auto"/>
-            </w:pPr>
-            <w:r>
-              <w:rPr>
-                <w:rFonts w:ascii="Times New Roman" w:hAnsi="Times New Roman" w:eastAsia="Times New Roman"/>
-                <w:b w:val="0"/>
-                <w:sz w:val="18"/>
+              <w:spacing w:after="40" w:line="264" w:lineRule="auto" w:before="40"/>
+            </w:pPr>
+            <w:r>
+              <w:rPr>
+                <w:rFonts w:ascii="Times New Roman" w:hAnsi="Times New Roman" w:eastAsia="Times New Roman"/>
+                <w:b w:val="0"/>
+                <w:sz w:val="20"/>
               </w:rPr>
               <w:t>NDCG@10</w:t>
             </w:r>
@@ -3101,13 +3307,13 @@
           </w:tcPr>
           <w:p>
             <w:pPr>
-              <w:spacing w:after="20" w:line="240" w:lineRule="auto"/>
-            </w:pPr>
-            <w:r>
-              <w:rPr>
-                <w:rFonts w:ascii="Times New Roman" w:hAnsi="Times New Roman" w:eastAsia="Times New Roman"/>
-                <w:b w:val="0"/>
-                <w:sz w:val="18"/>
+              <w:spacing w:after="40" w:line="264" w:lineRule="auto" w:before="40"/>
+            </w:pPr>
+            <w:r>
+              <w:rPr>
+                <w:rFonts w:ascii="Times New Roman" w:hAnsi="Times New Roman" w:eastAsia="Times New Roman"/>
+                <w:b w:val="0"/>
+                <w:sz w:val="20"/>
               </w:rPr>
               <w:t>0,000</w:t>
             </w:r>
@@ -3120,13 +3326,13 @@
           </w:tcPr>
           <w:p>
             <w:pPr>
-              <w:spacing w:after="20" w:line="240" w:lineRule="auto"/>
-            </w:pPr>
-            <w:r>
-              <w:rPr>
-                <w:rFonts w:ascii="Times New Roman" w:hAnsi="Times New Roman" w:eastAsia="Times New Roman"/>
-                <w:b w:val="0"/>
-                <w:sz w:val="18"/>
+              <w:spacing w:after="40" w:line="264" w:lineRule="auto" w:before="40"/>
+            </w:pPr>
+            <w:r>
+              <w:rPr>
+                <w:rFonts w:ascii="Times New Roman" w:hAnsi="Times New Roman" w:eastAsia="Times New Roman"/>
+                <w:b w:val="0"/>
+                <w:sz w:val="20"/>
               </w:rPr>
               <w:t>0,189</w:t>
             </w:r>
@@ -3139,13 +3345,13 @@
           </w:tcPr>
           <w:p>
             <w:pPr>
-              <w:spacing w:after="20" w:line="240" w:lineRule="auto"/>
-            </w:pPr>
-            <w:r>
-              <w:rPr>
-                <w:rFonts w:ascii="Times New Roman" w:hAnsi="Times New Roman" w:eastAsia="Times New Roman"/>
-                <w:b w:val="0"/>
-                <w:sz w:val="18"/>
+              <w:spacing w:after="40" w:line="264" w:lineRule="auto" w:before="40"/>
+            </w:pPr>
+            <w:r>
+              <w:rPr>
+                <w:rFonts w:ascii="Times New Roman" w:hAnsi="Times New Roman" w:eastAsia="Times New Roman"/>
+                <w:b w:val="0"/>
+                <w:sz w:val="20"/>
               </w:rPr>
               <w:t>0,142</w:t>
             </w:r>
@@ -3153,6 +3359,9 @@
         </w:tc>
       </w:tr>
       <w:tr>
+        <w:trPr>
+          <w:cantSplit/>
+        </w:trPr>
         <w:tc>
           <w:tcPr>
             <w:tcW w:type="dxa" w:w="2268"/>
@@ -3160,13 +3369,13 @@
           </w:tcPr>
           <w:p>
             <w:pPr>
-              <w:spacing w:after="20" w:line="240" w:lineRule="auto"/>
-            </w:pPr>
-            <w:r>
-              <w:rPr>
-                <w:rFonts w:ascii="Times New Roman" w:hAnsi="Times New Roman" w:eastAsia="Times New Roman"/>
-                <w:b w:val="0"/>
-                <w:sz w:val="18"/>
+              <w:spacing w:after="40" w:line="264" w:lineRule="auto" w:before="40"/>
+            </w:pPr>
+            <w:r>
+              <w:rPr>
+                <w:rFonts w:ascii="Times New Roman" w:hAnsi="Times New Roman" w:eastAsia="Times New Roman"/>
+                <w:b w:val="0"/>
+                <w:sz w:val="20"/>
               </w:rPr>
               <w:t>HitRate@10</w:t>
             </w:r>
@@ -3179,13 +3388,13 @@
           </w:tcPr>
           <w:p>
             <w:pPr>
-              <w:spacing w:after="20" w:line="240" w:lineRule="auto"/>
-            </w:pPr>
-            <w:r>
-              <w:rPr>
-                <w:rFonts w:ascii="Times New Roman" w:hAnsi="Times New Roman" w:eastAsia="Times New Roman"/>
-                <w:b w:val="0"/>
-                <w:sz w:val="18"/>
+              <w:spacing w:after="40" w:line="264" w:lineRule="auto" w:before="40"/>
+            </w:pPr>
+            <w:r>
+              <w:rPr>
+                <w:rFonts w:ascii="Times New Roman" w:hAnsi="Times New Roman" w:eastAsia="Times New Roman"/>
+                <w:b w:val="0"/>
+                <w:sz w:val="20"/>
               </w:rPr>
               <w:t>0,000</w:t>
             </w:r>
@@ -3198,13 +3407,13 @@
           </w:tcPr>
           <w:p>
             <w:pPr>
-              <w:spacing w:after="20" w:line="240" w:lineRule="auto"/>
-            </w:pPr>
-            <w:r>
-              <w:rPr>
-                <w:rFonts w:ascii="Times New Roman" w:hAnsi="Times New Roman" w:eastAsia="Times New Roman"/>
-                <w:b w:val="0"/>
-                <w:sz w:val="18"/>
+              <w:spacing w:after="40" w:line="264" w:lineRule="auto" w:before="40"/>
+            </w:pPr>
+            <w:r>
+              <w:rPr>
+                <w:rFonts w:ascii="Times New Roman" w:hAnsi="Times New Roman" w:eastAsia="Times New Roman"/>
+                <w:b w:val="0"/>
+                <w:sz w:val="20"/>
               </w:rPr>
               <w:t>0,750</w:t>
             </w:r>
@@ -3217,13 +3426,13 @@
           </w:tcPr>
           <w:p>
             <w:pPr>
-              <w:spacing w:after="20" w:line="240" w:lineRule="auto"/>
-            </w:pPr>
-            <w:r>
-              <w:rPr>
-                <w:rFonts w:ascii="Times New Roman" w:hAnsi="Times New Roman" w:eastAsia="Times New Roman"/>
-                <w:b w:val="0"/>
-                <w:sz w:val="18"/>
+              <w:spacing w:after="40" w:line="264" w:lineRule="auto" w:before="40"/>
+            </w:pPr>
+            <w:r>
+              <w:rPr>
+                <w:rFonts w:ascii="Times New Roman" w:hAnsi="Times New Roman" w:eastAsia="Times New Roman"/>
+                <w:b w:val="0"/>
+                <w:sz w:val="20"/>
               </w:rPr>
               <w:t>0,333</w:t>
             </w:r>
@@ -3231,6 +3440,9 @@
         </w:tc>
       </w:tr>
       <w:tr>
+        <w:trPr>
+          <w:cantSplit/>
+        </w:trPr>
         <w:tc>
           <w:tcPr>
             <w:tcW w:type="dxa" w:w="2268"/>
@@ -3238,13 +3450,13 @@
           </w:tcPr>
           <w:p>
             <w:pPr>
-              <w:spacing w:after="20" w:line="240" w:lineRule="auto"/>
-            </w:pPr>
-            <w:r>
-              <w:rPr>
-                <w:rFonts w:ascii="Times New Roman" w:hAnsi="Times New Roman" w:eastAsia="Times New Roman"/>
-                <w:b w:val="0"/>
-                <w:sz w:val="18"/>
+              <w:spacing w:after="40" w:line="264" w:lineRule="auto" w:before="40"/>
+            </w:pPr>
+            <w:r>
+              <w:rPr>
+                <w:rFonts w:ascii="Times New Roman" w:hAnsi="Times New Roman" w:eastAsia="Times New Roman"/>
+                <w:b w:val="0"/>
+                <w:sz w:val="20"/>
               </w:rPr>
               <w:t>SatisfiedHitRate@10</w:t>
             </w:r>
@@ -3257,13 +3469,13 @@
           </w:tcPr>
           <w:p>
             <w:pPr>
-              <w:spacing w:after="20" w:line="240" w:lineRule="auto"/>
-            </w:pPr>
-            <w:r>
-              <w:rPr>
-                <w:rFonts w:ascii="Times New Roman" w:hAnsi="Times New Roman" w:eastAsia="Times New Roman"/>
-                <w:b w:val="0"/>
-                <w:sz w:val="18"/>
+              <w:spacing w:after="40" w:line="264" w:lineRule="auto" w:before="40"/>
+            </w:pPr>
+            <w:r>
+              <w:rPr>
+                <w:rFonts w:ascii="Times New Roman" w:hAnsi="Times New Roman" w:eastAsia="Times New Roman"/>
+                <w:b w:val="0"/>
+                <w:sz w:val="20"/>
               </w:rPr>
               <w:t>0,000</w:t>
             </w:r>
@@ -3276,13 +3488,13 @@
           </w:tcPr>
           <w:p>
             <w:pPr>
-              <w:spacing w:after="20" w:line="240" w:lineRule="auto"/>
-            </w:pPr>
-            <w:r>
-              <w:rPr>
-                <w:rFonts w:ascii="Times New Roman" w:hAnsi="Times New Roman" w:eastAsia="Times New Roman"/>
-                <w:b w:val="0"/>
-                <w:sz w:val="18"/>
+              <w:spacing w:after="40" w:line="264" w:lineRule="auto" w:before="40"/>
+            </w:pPr>
+            <w:r>
+              <w:rPr>
+                <w:rFonts w:ascii="Times New Roman" w:hAnsi="Times New Roman" w:eastAsia="Times New Roman"/>
+                <w:b w:val="0"/>
+                <w:sz w:val="20"/>
               </w:rPr>
               <w:t>0,750</w:t>
             </w:r>
@@ -3295,13 +3507,13 @@
           </w:tcPr>
           <w:p>
             <w:pPr>
-              <w:spacing w:after="20" w:line="240" w:lineRule="auto"/>
-            </w:pPr>
-            <w:r>
-              <w:rPr>
-                <w:rFonts w:ascii="Times New Roman" w:hAnsi="Times New Roman" w:eastAsia="Times New Roman"/>
-                <w:b w:val="0"/>
-                <w:sz w:val="18"/>
+              <w:spacing w:after="40" w:line="264" w:lineRule="auto" w:before="40"/>
+            </w:pPr>
+            <w:r>
+              <w:rPr>
+                <w:rFonts w:ascii="Times New Roman" w:hAnsi="Times New Roman" w:eastAsia="Times New Roman"/>
+                <w:b w:val="0"/>
+                <w:sz w:val="20"/>
               </w:rPr>
               <w:t>0,333</w:t>
             </w:r>
@@ -3309,6 +3521,9 @@
         </w:tc>
       </w:tr>
       <w:tr>
+        <w:trPr>
+          <w:cantSplit/>
+        </w:trPr>
         <w:tc>
           <w:tcPr>
             <w:tcW w:type="dxa" w:w="2268"/>
@@ -3316,13 +3531,13 @@
           </w:tcPr>
           <w:p>
             <w:pPr>
-              <w:spacing w:after="20" w:line="240" w:lineRule="auto"/>
-            </w:pPr>
-            <w:r>
-              <w:rPr>
-                <w:rFonts w:ascii="Times New Roman" w:hAnsi="Times New Roman" w:eastAsia="Times New Roman"/>
-                <w:b w:val="0"/>
-                <w:sz w:val="18"/>
+              <w:spacing w:after="40" w:line="264" w:lineRule="auto" w:before="40"/>
+            </w:pPr>
+            <w:r>
+              <w:rPr>
+                <w:rFonts w:ascii="Times New Roman" w:hAnsi="Times New Roman" w:eastAsia="Times New Roman"/>
+                <w:b w:val="0"/>
+                <w:sz w:val="20"/>
               </w:rPr>
               <w:t>Catalog coverage</w:t>
             </w:r>
@@ -3335,13 +3550,13 @@
           </w:tcPr>
           <w:p>
             <w:pPr>
-              <w:spacing w:after="20" w:line="240" w:lineRule="auto"/>
-            </w:pPr>
-            <w:r>
-              <w:rPr>
-                <w:rFonts w:ascii="Times New Roman" w:hAnsi="Times New Roman" w:eastAsia="Times New Roman"/>
-                <w:b w:val="0"/>
-                <w:sz w:val="18"/>
+              <w:spacing w:after="40" w:line="264" w:lineRule="auto" w:before="40"/>
+            </w:pPr>
+            <w:r>
+              <w:rPr>
+                <w:rFonts w:ascii="Times New Roman" w:hAnsi="Times New Roman" w:eastAsia="Times New Roman"/>
+                <w:b w:val="0"/>
+                <w:sz w:val="20"/>
               </w:rPr>
               <w:t>0,283</w:t>
             </w:r>
@@ -3354,13 +3569,13 @@
           </w:tcPr>
           <w:p>
             <w:pPr>
-              <w:spacing w:after="20" w:line="240" w:lineRule="auto"/>
-            </w:pPr>
-            <w:r>
-              <w:rPr>
-                <w:rFonts w:ascii="Times New Roman" w:hAnsi="Times New Roman" w:eastAsia="Times New Roman"/>
-                <w:b w:val="0"/>
-                <w:sz w:val="18"/>
+              <w:spacing w:after="40" w:line="264" w:lineRule="auto" w:before="40"/>
+            </w:pPr>
+            <w:r>
+              <w:rPr>
+                <w:rFonts w:ascii="Times New Roman" w:hAnsi="Times New Roman" w:eastAsia="Times New Roman"/>
+                <w:b w:val="0"/>
+                <w:sz w:val="20"/>
               </w:rPr>
               <w:t>0,717</w:t>
             </w:r>
@@ -3373,13 +3588,13 @@
           </w:tcPr>
           <w:p>
             <w:pPr>
-              <w:spacing w:after="20" w:line="240" w:lineRule="auto"/>
-            </w:pPr>
-            <w:r>
-              <w:rPr>
-                <w:rFonts w:ascii="Times New Roman" w:hAnsi="Times New Roman" w:eastAsia="Times New Roman"/>
-                <w:b w:val="0"/>
-                <w:sz w:val="18"/>
+              <w:spacing w:after="40" w:line="264" w:lineRule="auto" w:before="40"/>
+            </w:pPr>
+            <w:r>
+              <w:rPr>
+                <w:rFonts w:ascii="Times New Roman" w:hAnsi="Times New Roman" w:eastAsia="Times New Roman"/>
+                <w:b w:val="0"/>
+                <w:sz w:val="20"/>
               </w:rPr>
               <w:t>0,433</w:t>
             </w:r>
@@ -3387,6 +3602,9 @@
         </w:tc>
       </w:tr>
       <w:tr>
+        <w:trPr>
+          <w:cantSplit/>
+        </w:trPr>
         <w:tc>
           <w:tcPr>
             <w:tcW w:type="dxa" w:w="2268"/>
@@ -3394,13 +3612,13 @@
           </w:tcPr>
           <w:p>
             <w:pPr>
-              <w:spacing w:after="20" w:line="240" w:lineRule="auto"/>
-            </w:pPr>
-            <w:r>
-              <w:rPr>
-                <w:rFonts w:ascii="Times New Roman" w:hAnsi="Times New Roman" w:eastAsia="Times New Roman"/>
-                <w:b w:val="0"/>
-                <w:sz w:val="18"/>
+              <w:spacing w:after="40" w:line="264" w:lineRule="auto" w:before="40"/>
+            </w:pPr>
+            <w:r>
+              <w:rPr>
+                <w:rFonts w:ascii="Times New Roman" w:hAnsi="Times New Roman" w:eastAsia="Times New Roman"/>
+                <w:b w:val="0"/>
+                <w:sz w:val="20"/>
               </w:rPr>
               <w:t>RMSE</w:t>
             </w:r>
@@ -3413,13 +3631,13 @@
           </w:tcPr>
           <w:p>
             <w:pPr>
-              <w:spacing w:after="20" w:line="240" w:lineRule="auto"/>
-            </w:pPr>
-            <w:r>
-              <w:rPr>
-                <w:rFonts w:ascii="Times New Roman" w:hAnsi="Times New Roman" w:eastAsia="Times New Roman"/>
-                <w:b w:val="0"/>
-                <w:sz w:val="18"/>
+              <w:spacing w:after="40" w:line="264" w:lineRule="auto" w:before="40"/>
+            </w:pPr>
+            <w:r>
+              <w:rPr>
+                <w:rFonts w:ascii="Times New Roman" w:hAnsi="Times New Roman" w:eastAsia="Times New Roman"/>
+                <w:b w:val="0"/>
+                <w:sz w:val="20"/>
               </w:rPr>
               <w:t>0,249</w:t>
             </w:r>
@@ -3432,13 +3650,13 @@
           </w:tcPr>
           <w:p>
             <w:pPr>
-              <w:spacing w:after="20" w:line="240" w:lineRule="auto"/>
-            </w:pPr>
-            <w:r>
-              <w:rPr>
-                <w:rFonts w:ascii="Times New Roman" w:hAnsi="Times New Roman" w:eastAsia="Times New Roman"/>
-                <w:b w:val="0"/>
-                <w:sz w:val="18"/>
+              <w:spacing w:after="40" w:line="264" w:lineRule="auto" w:before="40"/>
+            </w:pPr>
+            <w:r>
+              <w:rPr>
+                <w:rFonts w:ascii="Times New Roman" w:hAnsi="Times New Roman" w:eastAsia="Times New Roman"/>
+                <w:b w:val="0"/>
+                <w:sz w:val="20"/>
               </w:rPr>
               <w:t>1,536</w:t>
             </w:r>
@@ -3451,13 +3669,13 @@
           </w:tcPr>
           <w:p>
             <w:pPr>
-              <w:spacing w:after="20" w:line="240" w:lineRule="auto"/>
-            </w:pPr>
-            <w:r>
-              <w:rPr>
-                <w:rFonts w:ascii="Times New Roman" w:hAnsi="Times New Roman" w:eastAsia="Times New Roman"/>
-                <w:b w:val="0"/>
-                <w:sz w:val="18"/>
+              <w:spacing w:after="40" w:line="264" w:lineRule="auto" w:before="40"/>
+            </w:pPr>
+            <w:r>
+              <w:rPr>
+                <w:rFonts w:ascii="Times New Roman" w:hAnsi="Times New Roman" w:eastAsia="Times New Roman"/>
+                <w:b w:val="0"/>
+                <w:sz w:val="20"/>
               </w:rPr>
               <w:t>N/A</w:t>
             </w:r>
@@ -3467,7 +3685,8 @@
     </w:tbl>
     <w:p>
       <w:pPr>
-        <w:spacing w:before="0" w:after="80" w:line="269" w:lineRule="auto"/>
+        <w:pageBreakBefore w:val="0"/>
+        <w:spacing w:before="100" w:after="200" w:line="269" w:lineRule="auto"/>
         <w:jc w:val="center"/>
       </w:pPr>
       <w:r>
@@ -3475,14 +3694,16 @@
           <w:rFonts w:ascii="Times New Roman" w:hAnsi="Times New Roman" w:eastAsia="Times New Roman"/>
           <w:b w:val="0"/>
           <w:i/>
-          <w:sz w:val="18"/>
+          <w:color w:val="1B4E84"/>
+          <w:sz w:val="20"/>
         </w:rPr>
         <w:t>Bảng 6. Chỉ số từ submission_smoke_metrics.json, làm tròn ba chữ số thập phân</w:t>
       </w:r>
     </w:p>
     <w:p>
       <w:pPr>
-        <w:spacing w:before="0" w:after="100" w:line="269" w:lineRule="auto"/>
+        <w:pageBreakBefore w:val="0"/>
+        <w:spacing w:before="0" w:after="120" w:line="283" w:lineRule="auto"/>
         <w:jc w:val="left"/>
       </w:pPr>
       <w:r>
@@ -3490,7 +3711,8 @@
           <w:rFonts w:ascii="Times New Roman" w:hAnsi="Times New Roman" w:eastAsia="Times New Roman"/>
           <w:b w:val="0"/>
           <w:i w:val="0"/>
-          <w:sz w:val="22"/>
+          <w:color w:val="000000"/>
+          <w:sz w:val="23"/>
         </w:rPr>
         <w:t>Smoke dùng ALS và logistic cục bộ, không phải Spark hay TensorFlow. `satisfaction_lift_vs_popularity` ghi 0,0 khi mốc phim phổ biến có SatisfiedHitRate@10 bằng 0; vì vậy không thể tính mức tăng tương đối. Trong bản lưu gợi ý `submission_top10_recommendations.csv`, điểm `rerank_score` bằng 0,0 ở các dòng được kiểm tra; chưa thể kết luận chất lượng xếp hạng lại.</w:t>
       </w:r>
@@ -3498,88 +3720,124 @@
     <w:p>
       <w:pPr>
         <w:pStyle w:val="Heading2"/>
-        <w:spacing w:before="160" w:after="80"/>
+        <w:keepNext/>
+        <w:pageBreakBefore w:val="0"/>
+        <w:spacing w:before="240" w:after="120"/>
       </w:pPr>
       <w:r>
         <w:rPr>
           <w:rFonts w:ascii="Times New Roman" w:hAnsi="Times New Roman" w:eastAsia="Times New Roman"/>
           <w:b/>
           <w:color w:val="000000"/>
-          <w:sz w:val="24"/>
+          <w:sz w:val="25"/>
         </w:rPr>
         <w:t>Giới hạn và việc cần làm tiếp</w:t>
       </w:r>
     </w:p>
     <w:p>
       <w:pPr>
-        <w:spacing w:after="40"/>
+        <w:pageBreakBefore w:val="0"/>
+        <w:spacing w:after="120" w:line="283" w:lineRule="auto"/>
         <w:ind w:left="360" w:hanging="259"/>
       </w:pPr>
       <w:r>
+        <w:rPr>
+          <w:rFonts w:ascii="Times New Roman" w:hAnsi="Times New Roman"/>
+          <w:color w:val="000000"/>
+          <w:sz w:val="23"/>
+        </w:rPr>
         <w:t>•  Bổ sung MovieLens 25M vào `data/input` và kiểm tra mã SHA-256, số dòng của từng tệp.</w:t>
       </w:r>
     </w:p>
     <w:p>
       <w:pPr>
-        <w:spacing w:after="40"/>
+        <w:pageBreakBefore w:val="0"/>
+        <w:spacing w:after="120" w:line="283" w:lineRule="auto"/>
         <w:ind w:left="360" w:hanging="259"/>
       </w:pPr>
       <w:r>
+        <w:rPr>
+          <w:rFonts w:ascii="Times New Roman" w:hAnsi="Times New Roman"/>
+          <w:color w:val="000000"/>
+          <w:sz w:val="23"/>
+        </w:rPr>
         <w:t>•  Chuẩn bị Hadoop, Spark, Java và các thư viện Python đúng phiên bản; chạy từng bước và lưu log.</w:t>
       </w:r>
     </w:p>
     <w:p>
       <w:pPr>
-        <w:spacing w:after="40"/>
+        <w:pageBreakBefore w:val="0"/>
+        <w:spacing w:after="120" w:line="283" w:lineRule="auto"/>
         <w:ind w:left="360" w:hanging="259"/>
       </w:pPr>
       <w:r>
+        <w:rPr>
+          <w:rFonts w:ascii="Times New Roman" w:hAnsi="Times New Roman"/>
+          <w:color w:val="000000"/>
+          <w:sz w:val="23"/>
+        </w:rPr>
         <w:t>•  Kiểm tra đầu ra BRONZE, SILVER, GOLD, mô hình ALS/MLP và các chỉ số của lần chạy full.</w:t>
       </w:r>
     </w:p>
     <w:p>
       <w:pPr>
-        <w:spacing w:after="40"/>
+        <w:pageBreakBefore w:val="0"/>
+        <w:spacing w:after="120" w:line="283" w:lineRule="auto"/>
         <w:ind w:left="360" w:hanging="259"/>
       </w:pPr>
       <w:r>
+        <w:rPr>
+          <w:rFonts w:ascii="Times New Roman" w:hAnsi="Times New Roman"/>
+          <w:color w:val="000000"/>
+          <w:sz w:val="23"/>
+        </w:rPr>
         <w:t>•  Chỉ dùng nhãn TensorFlow MLP khi đang xem kết quả full; kết quả smoke phải ghi rõ bộ xếp hạng logistic.</w:t>
       </w:r>
     </w:p>
     <w:p>
       <w:pPr>
-        <w:spacing w:after="40"/>
+        <w:pageBreakBefore w:val="0"/>
+        <w:spacing w:after="120" w:line="283" w:lineRule="auto"/>
         <w:ind w:left="360" w:hanging="259"/>
       </w:pPr>
       <w:r>
+        <w:rPr>
+          <w:rFonts w:ascii="Times New Roman" w:hAnsi="Times New Roman"/>
+          <w:color w:val="000000"/>
+          <w:sz w:val="23"/>
+        </w:rPr>
         <w:t>•  Nếu có dữ liệu xem phim hoặc khảo sát, đánh giá mức hài lòng và thời gian sử dụng bằng chỉ số phù hợp hơn.</w:t>
       </w:r>
     </w:p>
     <w:p>
       <w:pPr>
         <w:pStyle w:val="Heading2"/>
-        <w:spacing w:before="160" w:after="80"/>
+        <w:keepNext/>
+        <w:pageBreakBefore w:val="0"/>
+        <w:spacing w:before="240" w:after="120"/>
       </w:pPr>
       <w:r>
         <w:rPr>
           <w:rFonts w:ascii="Times New Roman" w:hAnsi="Times New Roman" w:eastAsia="Times New Roman"/>
           <w:b/>
           <w:color w:val="000000"/>
-          <w:sz w:val="24"/>
+          <w:sz w:val="25"/>
         </w:rPr>
         <w:t>Kết luận</w:t>
       </w:r>
     </w:p>
     <w:p>
       <w:pPr>
-        <w:spacing w:before="0" w:after="100" w:line="269" w:lineRule="auto"/>
+        <w:pageBreakBefore w:val="0"/>
+        <w:spacing w:before="0" w:after="120" w:line="283" w:lineRule="auto"/>
       </w:pPr>
       <w:r>
         <w:rPr>
           <w:rFonts w:ascii="Times New Roman" w:hAnsi="Times New Roman" w:eastAsia="Times New Roman"/>
           <w:b w:val="0"/>
           <w:i w:val="0"/>
-          <w:sz w:val="22"/>
+          <w:color w:val="000000"/>
+          <w:sz w:val="23"/>
         </w:rPr>
         <w:t>Dự án đã có mã nguồn, cấu hình, tài liệu dữ liệu và dashboard. Ở thời điểm báo cáo, nhóm đã kiểm chứng các bài kiểm thử Python và một lần chạy smoke trên dữ liệu mẫu. Kết quả full với MovieLens 25M còn cần môi trường Hadoop/Spark/TensorFlow và tệp đầu ra của một lần chạy thực tế.</w:t>
       </w:r>
@@ -3587,13 +3845,15 @@
     <w:p>
       <w:pPr>
         <w:pStyle w:val="Heading1"/>
-        <w:spacing w:before="240" w:after="120"/>
+        <w:keepNext/>
+        <w:pageBreakBefore w:val="0"/>
+        <w:spacing w:before="280" w:after="160"/>
       </w:pPr>
       <w:r>
         <w:rPr>
           <w:rFonts w:ascii="Times New Roman" w:hAnsi="Times New Roman" w:eastAsia="Times New Roman"/>
           <w:b/>
-          <w:color w:val="C00000"/>
+          <w:color w:val="000000"/>
           <w:sz w:val="30"/>
         </w:rPr>
         <w:t>TÀI LIỆU THAM KHẢO</w:t>
@@ -3601,98 +3861,119 @@
     </w:p>
     <w:p>
       <w:pPr>
-        <w:spacing w:before="0" w:after="20" w:line="269" w:lineRule="auto"/>
+        <w:pageBreakBefore w:val="0"/>
+        <w:spacing w:before="0" w:after="60" w:line="269" w:lineRule="auto"/>
+        <w:jc w:val="left"/>
       </w:pPr>
       <w:r>
         <w:rPr>
           <w:rFonts w:ascii="Times New Roman" w:hAnsi="Times New Roman" w:eastAsia="Times New Roman"/>
           <w:b w:val="0"/>
           <w:i w:val="0"/>
-          <w:sz w:val="16"/>
+          <w:color w:val="000000"/>
+          <w:sz w:val="19"/>
         </w:rPr>
         <w:t>[1] GroupLens Research. MovieLens 25M Dataset README. https://files.grouplens.org/datasets/movielens/ml-25m-README.html (truy cập 26/09/2026).</w:t>
       </w:r>
     </w:p>
     <w:p>
       <w:pPr>
-        <w:spacing w:before="0" w:after="20" w:line="269" w:lineRule="auto"/>
+        <w:pageBreakBefore w:val="0"/>
+        <w:spacing w:before="0" w:after="60" w:line="269" w:lineRule="auto"/>
+        <w:jc w:val="left"/>
       </w:pPr>
       <w:r>
         <w:rPr>
           <w:rFonts w:ascii="Times New Roman" w:hAnsi="Times New Roman" w:eastAsia="Times New Roman"/>
           <w:b w:val="0"/>
           <w:i w:val="0"/>
-          <w:sz w:val="16"/>
+          <w:color w:val="000000"/>
+          <w:sz w:val="19"/>
         </w:rPr>
         <w:t>[2] GroupLens Research. MovieLens 25M Dataset. https://grouplens.org/datasets/movielens/25m/ (truy cập 26/09/2026).</w:t>
       </w:r>
     </w:p>
     <w:p>
       <w:pPr>
-        <w:spacing w:before="0" w:after="20" w:line="269" w:lineRule="auto"/>
+        <w:pageBreakBefore w:val="0"/>
+        <w:spacing w:before="0" w:after="60" w:line="269" w:lineRule="auto"/>
+        <w:jc w:val="left"/>
       </w:pPr>
       <w:r>
         <w:rPr>
           <w:rFonts w:ascii="Times New Roman" w:hAnsi="Times New Roman" w:eastAsia="Times New Roman"/>
           <w:b w:val="0"/>
           <w:i w:val="0"/>
-          <w:sz w:val="16"/>
+          <w:color w:val="000000"/>
+          <w:sz w:val="19"/>
         </w:rPr>
         <w:t>[3] Apache Spark. Collaborative Filtering. https://spark.apache.org/docs/latest/ml-collaborative-filtering.html (truy cập 26/09/2026).</w:t>
       </w:r>
     </w:p>
     <w:p>
       <w:pPr>
-        <w:spacing w:before="0" w:after="20" w:line="269" w:lineRule="auto"/>
+        <w:pageBreakBefore w:val="0"/>
+        <w:spacing w:before="0" w:after="60" w:line="269" w:lineRule="auto"/>
+        <w:jc w:val="left"/>
       </w:pPr>
       <w:r>
         <w:rPr>
           <w:rFonts w:ascii="Times New Roman" w:hAnsi="Times New Roman" w:eastAsia="Times New Roman"/>
           <w:b w:val="0"/>
           <w:i w:val="0"/>
-          <w:sz w:val="16"/>
+          <w:color w:val="000000"/>
+          <w:sz w:val="19"/>
         </w:rPr>
         <w:t>[4] Apache Hadoop. HDFS Architecture. https://hadoop.apache.org/docs/current/hadoop-project-dist/hadoop-hdfs/HdfsDesign.html (truy cập 26/09/2026).</w:t>
       </w:r>
     </w:p>
     <w:p>
       <w:pPr>
-        <w:spacing w:before="0" w:after="20" w:line="269" w:lineRule="auto"/>
+        <w:pageBreakBefore w:val="0"/>
+        <w:spacing w:before="0" w:after="60" w:line="269" w:lineRule="auto"/>
+        <w:jc w:val="left"/>
       </w:pPr>
       <w:r>
         <w:rPr>
           <w:rFonts w:ascii="Times New Roman" w:hAnsi="Times New Roman" w:eastAsia="Times New Roman"/>
           <w:b w:val="0"/>
           <w:i w:val="0"/>
-          <w:sz w:val="16"/>
+          <w:color w:val="000000"/>
+          <w:sz w:val="19"/>
         </w:rPr>
         <w:t>[5] TensorFlow. The Sequential model. https://www.tensorflow.org/guide/keras/sequential_model (truy cập 26/09/2026).</w:t>
       </w:r>
     </w:p>
     <w:p>
       <w:pPr>
-        <w:spacing w:before="0" w:after="20" w:line="269" w:lineRule="auto"/>
+        <w:pageBreakBefore w:val="0"/>
+        <w:spacing w:before="0" w:after="60" w:line="269" w:lineRule="auto"/>
+        <w:jc w:val="left"/>
       </w:pPr>
       <w:r>
         <w:rPr>
           <w:rFonts w:ascii="Times New Roman" w:hAnsi="Times New Roman" w:eastAsia="Times New Roman"/>
           <w:b w:val="0"/>
           <w:i w:val="0"/>
-          <w:sz w:val="16"/>
+          <w:color w:val="000000"/>
+          <w:sz w:val="19"/>
         </w:rPr>
         <w:t>[6] F. Maxwell Harper and Joseph A. Konstan (2015). The MovieLens Datasets: History and Context. ACM Transactions on Interactive Intelligent Systems. https://doi.org/10.1145/2827872.</w:t>
       </w:r>
     </w:p>
     <w:p>
       <w:pPr>
-        <w:spacing w:before="0" w:after="20" w:line="269" w:lineRule="auto"/>
+        <w:pageBreakBefore w:val="0"/>
+        <w:spacing w:before="0" w:after="60" w:line="269" w:lineRule="auto"/>
+        <w:jc w:val="left"/>
       </w:pPr>
       <w:r>
         <w:rPr>
           <w:rFonts w:ascii="Times New Roman" w:hAnsi="Times New Roman" w:eastAsia="Times New Roman"/>
           <w:b w:val="0"/>
           <w:i w:val="0"/>
-          <w:sz w:val="16"/>
+          <w:color w:val="000000"/>
+          <w:sz w:val="19"/>
         </w:rPr>
         <w:t>[7] Nhóm 9. README, cấu hình, mã nguồn và kết quả smoke của dự án; đối chiếu ngày 29/09/2026.</w:t>
       </w:r>
@@ -3700,13 +3981,15 @@
     <w:p>
       <w:pPr>
         <w:pStyle w:val="Heading1"/>
-        <w:spacing w:before="240" w:after="120"/>
+        <w:keepNext/>
+        <w:pageBreakBefore w:val="0"/>
+        <w:spacing w:before="280" w:after="160"/>
       </w:pPr>
       <w:r>
         <w:rPr>
           <w:rFonts w:ascii="Times New Roman" w:hAnsi="Times New Roman" w:eastAsia="Times New Roman"/>
           <w:b/>
-          <w:color w:val="C00000"/>
+          <w:color w:val="000000"/>
           <w:sz w:val="30"/>
         </w:rPr>
         <w:t>PHÂN CÔNG NỘI DUNG THUYẾT TRÌNH</w:t>
@@ -3720,17 +4003,19 @@
         <w:tblLook w:firstColumn="1" w:firstRow="1" w:lastColumn="0" w:lastRow="0" w:noHBand="0" w:noVBand="1" w:val="04A0"/>
       </w:tblPr>
       <w:tblGrid>
-        <w:gridCol w:w="3024"/>
-        <w:gridCol w:w="3024"/>
-        <w:gridCol w:w="3024"/>
+        <w:gridCol w:w="792"/>
+        <w:gridCol w:w="3341"/>
+        <w:gridCol w:w="4450"/>
       </w:tblGrid>
       <w:tr>
         <w:trPr>
           <w:cantSplit/>
+          <w:tblHeader/>
+          <w:cantSplit/>
         </w:trPr>
         <w:tc>
           <w:tcPr>
-            <w:tcW w:type="dxa" w:w="3024"/>
+            <w:tcW w:type="dxa" w:w="792"/>
             <w:shd w:fill="D9EAF7"/>
             <w:vAlign w:val="center"/>
             <w:tcMar>
@@ -3740,13 +4025,13 @@
           </w:tcPr>
           <w:p>
             <w:pPr>
-              <w:spacing w:after="0" w:line="240" w:lineRule="auto"/>
+              <w:spacing w:after="40" w:line="264" w:lineRule="auto" w:before="40"/>
             </w:pPr>
             <w:r>
               <w:rPr>
                 <w:rFonts w:ascii="Times New Roman" w:hAnsi="Times New Roman" w:eastAsia="Times New Roman"/>
                 <w:b/>
-                <w:sz w:val="16"/>
+                <w:sz w:val="20"/>
               </w:rPr>
               <w:t>STT</w:t>
             </w:r>
@@ -3754,7 +4039,7 @@
         </w:tc>
         <w:tc>
           <w:tcPr>
-            <w:tcW w:type="dxa" w:w="3024"/>
+            <w:tcW w:type="dxa" w:w="3341"/>
             <w:shd w:fill="D9EAF7"/>
             <w:vAlign w:val="center"/>
             <w:tcMar>
@@ -3764,13 +4049,13 @@
           </w:tcPr>
           <w:p>
             <w:pPr>
-              <w:spacing w:after="0" w:line="240" w:lineRule="auto"/>
+              <w:spacing w:after="40" w:line="264" w:lineRule="auto" w:before="40"/>
             </w:pPr>
             <w:r>
               <w:rPr>
                 <w:rFonts w:ascii="Times New Roman" w:hAnsi="Times New Roman" w:eastAsia="Times New Roman"/>
                 <w:b/>
-                <w:sz w:val="16"/>
+                <w:sz w:val="20"/>
               </w:rPr>
               <w:t>Thành viên</w:t>
             </w:r>
@@ -3778,7 +4063,7 @@
         </w:tc>
         <w:tc>
           <w:tcPr>
-            <w:tcW w:type="dxa" w:w="3024"/>
+            <w:tcW w:type="dxa" w:w="4450"/>
             <w:shd w:fill="D9EAF7"/>
             <w:vAlign w:val="center"/>
             <w:tcMar>
@@ -3788,13 +4073,13 @@
           </w:tcPr>
           <w:p>
             <w:pPr>
-              <w:spacing w:after="0" w:line="240" w:lineRule="auto"/>
+              <w:spacing w:after="40" w:line="264" w:lineRule="auto" w:before="40"/>
             </w:pPr>
             <w:r>
               <w:rPr>
                 <w:rFonts w:ascii="Times New Roman" w:hAnsi="Times New Roman" w:eastAsia="Times New Roman"/>
                 <w:b/>
-                <w:sz w:val="16"/>
+                <w:sz w:val="20"/>
               </w:rPr>
               <w:t>Nội dung trình bày</w:t>
             </w:r>
@@ -3804,10 +4089,11 @@
       <w:tr>
         <w:trPr>
           <w:cantSplit/>
+          <w:cantSplit/>
         </w:trPr>
         <w:tc>
           <w:tcPr>
-            <w:tcW w:type="dxa" w:w="3024"/>
+            <w:tcW w:type="dxa" w:w="792"/>
             <w:vAlign w:val="center"/>
             <w:tcMar>
               <w:top w:w="30" w:type="dxa"/>
@@ -3816,13 +4102,13 @@
           </w:tcPr>
           <w:p>
             <w:pPr>
-              <w:spacing w:after="0" w:line="240" w:lineRule="auto"/>
-            </w:pPr>
-            <w:r>
-              <w:rPr>
-                <w:rFonts w:ascii="Times New Roman" w:hAnsi="Times New Roman" w:eastAsia="Times New Roman"/>
-                <w:b w:val="0"/>
-                <w:sz w:val="16"/>
+              <w:spacing w:after="40" w:line="264" w:lineRule="auto" w:before="40"/>
+            </w:pPr>
+            <w:r>
+              <w:rPr>
+                <w:rFonts w:ascii="Times New Roman" w:hAnsi="Times New Roman" w:eastAsia="Times New Roman"/>
+                <w:b w:val="0"/>
+                <w:sz w:val="20"/>
               </w:rPr>
               <w:t>1</w:t>
             </w:r>
@@ -3830,7 +4116,7 @@
         </w:tc>
         <w:tc>
           <w:tcPr>
-            <w:tcW w:type="dxa" w:w="3024"/>
+            <w:tcW w:type="dxa" w:w="3341"/>
             <w:vAlign w:val="center"/>
             <w:tcMar>
               <w:top w:w="30" w:type="dxa"/>
@@ -3839,13 +4125,13 @@
           </w:tcPr>
           <w:p>
             <w:pPr>
-              <w:spacing w:after="0" w:line="240" w:lineRule="auto"/>
-            </w:pPr>
-            <w:r>
-              <w:rPr>
-                <w:rFonts w:ascii="Times New Roman" w:hAnsi="Times New Roman" w:eastAsia="Times New Roman"/>
-                <w:b w:val="0"/>
-                <w:sz w:val="16"/>
+              <w:spacing w:after="40" w:line="264" w:lineRule="auto" w:before="40"/>
+            </w:pPr>
+            <w:r>
+              <w:rPr>
+                <w:rFonts w:ascii="Times New Roman" w:hAnsi="Times New Roman" w:eastAsia="Times New Roman"/>
+                <w:b w:val="0"/>
+                <w:sz w:val="20"/>
               </w:rPr>
               <w:t>Nguyễn Hoàng Phước</w:t>
             </w:r>
@@ -3853,7 +4139,7 @@
         </w:tc>
         <w:tc>
           <w:tcPr>
-            <w:tcW w:type="dxa" w:w="3024"/>
+            <w:tcW w:type="dxa" w:w="4450"/>
             <w:vAlign w:val="center"/>
             <w:tcMar>
               <w:top w:w="30" w:type="dxa"/>
@@ -3862,13 +4148,13 @@
           </w:tcPr>
           <w:p>
             <w:pPr>
-              <w:spacing w:after="0" w:line="240" w:lineRule="auto"/>
-            </w:pPr>
-            <w:r>
-              <w:rPr>
-                <w:rFonts w:ascii="Times New Roman" w:hAnsi="Times New Roman" w:eastAsia="Times New Roman"/>
-                <w:b w:val="0"/>
-                <w:sz w:val="16"/>
+              <w:spacing w:after="40" w:line="264" w:lineRule="auto" w:before="40"/>
+            </w:pPr>
+            <w:r>
+              <w:rPr>
+                <w:rFonts w:ascii="Times New Roman" w:hAnsi="Times New Roman" w:eastAsia="Times New Roman"/>
+                <w:b w:val="0"/>
+                <w:sz w:val="20"/>
               </w:rPr>
               <w:t>Bài toán, quy ước đánh giá và dữ liệu MovieLens.</w:t>
             </w:r>
@@ -3878,10 +4164,11 @@
       <w:tr>
         <w:trPr>
           <w:cantSplit/>
+          <w:cantSplit/>
         </w:trPr>
         <w:tc>
           <w:tcPr>
-            <w:tcW w:type="dxa" w:w="3024"/>
+            <w:tcW w:type="dxa" w:w="792"/>
             <w:vAlign w:val="center"/>
             <w:tcMar>
               <w:top w:w="30" w:type="dxa"/>
@@ -3890,13 +4177,13 @@
           </w:tcPr>
           <w:p>
             <w:pPr>
-              <w:spacing w:after="0" w:line="240" w:lineRule="auto"/>
-            </w:pPr>
-            <w:r>
-              <w:rPr>
-                <w:rFonts w:ascii="Times New Roman" w:hAnsi="Times New Roman" w:eastAsia="Times New Roman"/>
-                <w:b w:val="0"/>
-                <w:sz w:val="16"/>
+              <w:spacing w:after="40" w:line="264" w:lineRule="auto" w:before="40"/>
+            </w:pPr>
+            <w:r>
+              <w:rPr>
+                <w:rFonts w:ascii="Times New Roman" w:hAnsi="Times New Roman" w:eastAsia="Times New Roman"/>
+                <w:b w:val="0"/>
+                <w:sz w:val="20"/>
               </w:rPr>
               <w:t>2</w:t>
             </w:r>
@@ -3904,7 +4191,7 @@
         </w:tc>
         <w:tc>
           <w:tcPr>
-            <w:tcW w:type="dxa" w:w="3024"/>
+            <w:tcW w:type="dxa" w:w="3341"/>
             <w:vAlign w:val="center"/>
             <w:tcMar>
               <w:top w:w="30" w:type="dxa"/>
@@ -3913,13 +4200,13 @@
           </w:tcPr>
           <w:p>
             <w:pPr>
-              <w:spacing w:after="0" w:line="240" w:lineRule="auto"/>
-            </w:pPr>
-            <w:r>
-              <w:rPr>
-                <w:rFonts w:ascii="Times New Roman" w:hAnsi="Times New Roman" w:eastAsia="Times New Roman"/>
-                <w:b w:val="0"/>
-                <w:sz w:val="16"/>
+              <w:spacing w:after="40" w:line="264" w:lineRule="auto" w:before="40"/>
+            </w:pPr>
+            <w:r>
+              <w:rPr>
+                <w:rFonts w:ascii="Times New Roman" w:hAnsi="Times New Roman" w:eastAsia="Times New Roman"/>
+                <w:b w:val="0"/>
+                <w:sz w:val="20"/>
               </w:rPr>
               <w:t>Nguyễn Hoàng Tân</w:t>
             </w:r>
@@ -3927,7 +4214,7 @@
         </w:tc>
         <w:tc>
           <w:tcPr>
-            <w:tcW w:type="dxa" w:w="3024"/>
+            <w:tcW w:type="dxa" w:w="4450"/>
             <w:vAlign w:val="center"/>
             <w:tcMar>
               <w:top w:w="30" w:type="dxa"/>
@@ -3936,13 +4223,13 @@
           </w:tcPr>
           <w:p>
             <w:pPr>
-              <w:spacing w:after="0" w:line="240" w:lineRule="auto"/>
-            </w:pPr>
-            <w:r>
-              <w:rPr>
-                <w:rFonts w:ascii="Times New Roman" w:hAnsi="Times New Roman" w:eastAsia="Times New Roman"/>
-                <w:b w:val="0"/>
-                <w:sz w:val="16"/>
+              <w:spacing w:after="40" w:line="264" w:lineRule="auto" w:before="40"/>
+            </w:pPr>
+            <w:r>
+              <w:rPr>
+                <w:rFonts w:ascii="Times New Roman" w:hAnsi="Times New Roman" w:eastAsia="Times New Roman"/>
+                <w:b w:val="0"/>
+                <w:sz w:val="20"/>
               </w:rPr>
               <w:t>HDFS, các tầng dữ liệu và cách chia lịch sử theo thời gian.</w:t>
             </w:r>
@@ -3952,10 +4239,11 @@
       <w:tr>
         <w:trPr>
           <w:cantSplit/>
+          <w:cantSplit/>
         </w:trPr>
         <w:tc>
           <w:tcPr>
-            <w:tcW w:type="dxa" w:w="3024"/>
+            <w:tcW w:type="dxa" w:w="792"/>
             <w:vAlign w:val="center"/>
             <w:tcMar>
               <w:top w:w="30" w:type="dxa"/>
@@ -3964,13 +4252,13 @@
           </w:tcPr>
           <w:p>
             <w:pPr>
-              <w:spacing w:after="0" w:line="240" w:lineRule="auto"/>
-            </w:pPr>
-            <w:r>
-              <w:rPr>
-                <w:rFonts w:ascii="Times New Roman" w:hAnsi="Times New Roman" w:eastAsia="Times New Roman"/>
-                <w:b w:val="0"/>
-                <w:sz w:val="16"/>
+              <w:spacing w:after="40" w:line="264" w:lineRule="auto" w:before="40"/>
+            </w:pPr>
+            <w:r>
+              <w:rPr>
+                <w:rFonts w:ascii="Times New Roman" w:hAnsi="Times New Roman" w:eastAsia="Times New Roman"/>
+                <w:b w:val="0"/>
+                <w:sz w:val="20"/>
               </w:rPr>
               <w:t>3</w:t>
             </w:r>
@@ -3978,7 +4266,7 @@
         </w:tc>
         <w:tc>
           <w:tcPr>
-            <w:tcW w:type="dxa" w:w="3024"/>
+            <w:tcW w:type="dxa" w:w="3341"/>
             <w:vAlign w:val="center"/>
             <w:tcMar>
               <w:top w:w="30" w:type="dxa"/>
@@ -3987,13 +4275,13 @@
           </w:tcPr>
           <w:p>
             <w:pPr>
-              <w:spacing w:after="0" w:line="240" w:lineRule="auto"/>
-            </w:pPr>
-            <w:r>
-              <w:rPr>
-                <w:rFonts w:ascii="Times New Roman" w:hAnsi="Times New Roman" w:eastAsia="Times New Roman"/>
-                <w:b w:val="0"/>
-                <w:sz w:val="16"/>
+              <w:spacing w:after="40" w:line="264" w:lineRule="auto" w:before="40"/>
+            </w:pPr>
+            <w:r>
+              <w:rPr>
+                <w:rFonts w:ascii="Times New Roman" w:hAnsi="Times New Roman" w:eastAsia="Times New Roman"/>
+                <w:b w:val="0"/>
+                <w:sz w:val="20"/>
               </w:rPr>
               <w:t>Lê Thị Bích Tuyền</w:t>
             </w:r>
@@ -4001,7 +4289,7 @@
         </w:tc>
         <w:tc>
           <w:tcPr>
-            <w:tcW w:type="dxa" w:w="3024"/>
+            <w:tcW w:type="dxa" w:w="4450"/>
             <w:vAlign w:val="center"/>
             <w:tcMar>
               <w:top w:w="30" w:type="dxa"/>
@@ -4010,13 +4298,13 @@
           </w:tcPr>
           <w:p>
             <w:pPr>
-              <w:spacing w:after="0" w:line="240" w:lineRule="auto"/>
-            </w:pPr>
-            <w:r>
-              <w:rPr>
-                <w:rFonts w:ascii="Times New Roman" w:hAnsi="Times New Roman" w:eastAsia="Times New Roman"/>
-                <w:b w:val="0"/>
-                <w:sz w:val="16"/>
+              <w:spacing w:after="40" w:line="264" w:lineRule="auto" w:before="40"/>
+            </w:pPr>
+            <w:r>
+              <w:rPr>
+                <w:rFonts w:ascii="Times New Roman" w:hAnsi="Times New Roman" w:eastAsia="Times New Roman"/>
+                <w:b w:val="0"/>
+                <w:sz w:val="20"/>
               </w:rPr>
               <w:t>ALS tạo phim ứng viên và bộ xếp hạng lại trong cấu hình full.</w:t>
             </w:r>
@@ -4026,10 +4314,11 @@
       <w:tr>
         <w:trPr>
           <w:cantSplit/>
+          <w:cantSplit/>
         </w:trPr>
         <w:tc>
           <w:tcPr>
-            <w:tcW w:type="dxa" w:w="3024"/>
+            <w:tcW w:type="dxa" w:w="792"/>
             <w:vAlign w:val="center"/>
             <w:tcMar>
               <w:top w:w="30" w:type="dxa"/>
@@ -4038,13 +4327,13 @@
           </w:tcPr>
           <w:p>
             <w:pPr>
-              <w:spacing w:after="0" w:line="240" w:lineRule="auto"/>
-            </w:pPr>
-            <w:r>
-              <w:rPr>
-                <w:rFonts w:ascii="Times New Roman" w:hAnsi="Times New Roman" w:eastAsia="Times New Roman"/>
-                <w:b w:val="0"/>
-                <w:sz w:val="16"/>
+              <w:spacing w:after="40" w:line="264" w:lineRule="auto" w:before="40"/>
+            </w:pPr>
+            <w:r>
+              <w:rPr>
+                <w:rFonts w:ascii="Times New Roman" w:hAnsi="Times New Roman" w:eastAsia="Times New Roman"/>
+                <w:b w:val="0"/>
+                <w:sz w:val="20"/>
               </w:rPr>
               <w:t>4</w:t>
             </w:r>
@@ -4052,7 +4341,7 @@
         </w:tc>
         <w:tc>
           <w:tcPr>
-            <w:tcW w:type="dxa" w:w="3024"/>
+            <w:tcW w:type="dxa" w:w="3341"/>
             <w:vAlign w:val="center"/>
             <w:tcMar>
               <w:top w:w="30" w:type="dxa"/>
@@ -4061,13 +4350,13 @@
           </w:tcPr>
           <w:p>
             <w:pPr>
-              <w:spacing w:after="0" w:line="240" w:lineRule="auto"/>
-            </w:pPr>
-            <w:r>
-              <w:rPr>
-                <w:rFonts w:ascii="Times New Roman" w:hAnsi="Times New Roman" w:eastAsia="Times New Roman"/>
-                <w:b w:val="0"/>
-                <w:sz w:val="16"/>
+              <w:spacing w:after="40" w:line="264" w:lineRule="auto" w:before="40"/>
+            </w:pPr>
+            <w:r>
+              <w:rPr>
+                <w:rFonts w:ascii="Times New Roman" w:hAnsi="Times New Roman" w:eastAsia="Times New Roman"/>
+                <w:b w:val="0"/>
+                <w:sz w:val="20"/>
               </w:rPr>
               <w:t>Nguyễn Lê Thành Đạt</w:t>
             </w:r>
@@ -4075,7 +4364,7 @@
         </w:tc>
         <w:tc>
           <w:tcPr>
-            <w:tcW w:type="dxa" w:w="3024"/>
+            <w:tcW w:type="dxa" w:w="4450"/>
             <w:vAlign w:val="center"/>
             <w:tcMar>
               <w:top w:w="30" w:type="dxa"/>
@@ -4084,13 +4373,13 @@
           </w:tcPr>
           <w:p>
             <w:pPr>
-              <w:spacing w:after="0" w:line="240" w:lineRule="auto"/>
-            </w:pPr>
-            <w:r>
-              <w:rPr>
-                <w:rFonts w:ascii="Times New Roman" w:hAnsi="Times New Roman" w:eastAsia="Times New Roman"/>
-                <w:b w:val="0"/>
-                <w:sz w:val="16"/>
+              <w:spacing w:after="40" w:line="264" w:lineRule="auto" w:before="40"/>
+            </w:pPr>
+            <w:r>
+              <w:rPr>
+                <w:rFonts w:ascii="Times New Roman" w:hAnsi="Times New Roman" w:eastAsia="Times New Roman"/>
+                <w:b w:val="0"/>
+                <w:sz w:val="20"/>
               </w:rPr>
               <w:t>Dashboard, kết quả smoke, giới hạn và các bước chạy full.</w:t>
             </w:r>
@@ -4100,7 +4389,8 @@
     </w:tbl>
     <w:p>
       <w:pPr>
-        <w:spacing w:before="0" w:after="80" w:line="269" w:lineRule="auto"/>
+        <w:pageBreakBefore w:val="0"/>
+        <w:spacing w:before="100" w:after="200" w:line="269" w:lineRule="auto"/>
         <w:jc w:val="center"/>
       </w:pPr>
       <w:r>
@@ -4108,7 +4398,8 @@
           <w:rFonts w:ascii="Times New Roman" w:hAnsi="Times New Roman" w:eastAsia="Times New Roman"/>
           <w:b w:val="0"/>
           <w:i/>
-          <w:sz w:val="18"/>
+          <w:color w:val="1B4E84"/>
+          <w:sz w:val="20"/>
         </w:rPr>
         <w:t>Bảng 7. Phân công nội dung thuyết trình theo kịch bản nhóm</w:t>
       </w:r>
@@ -4313,13 +4604,18 @@
     <w:pPr>
       <w:pStyle w:val="Footer"/>
     </w:pPr>
-    <w:r>
-      <w:rPr>
-        <w:rFonts w:ascii="Times New Roman" w:hAnsi="Times New Roman" w:eastAsia="Times New Roman"/>
-        <w:sz w:val="18"/>
-      </w:rPr>
-      <w:t>Nhóm 9 | IE212.F22.LT.CNTT</w:t>
-    </w:r>
+    <w:r/>
+  </w:p>
+</w:ftr>
+</file>
+
+<file path=word/footer4.xml><?xml version="1.0" encoding="utf-8"?>
+<w:ftr xmlns:m="http://schemas.openxmlformats.org/officeDocument/2006/math" xmlns:mc="http://schemas.openxmlformats.org/markup-compatibility/2006" xmlns:mo="http://schemas.microsoft.com/office/mac/office/2008/main" xmlns:mv="urn:schemas-microsoft-com:mac:vml" xmlns:o="urn:schemas-microsoft-com:office:office" xmlns:r="http://schemas.openxmlformats.org/officeDocument/2006/relationships" xmlns:v="urn:schemas-microsoft-com:vml" xmlns:w10="urn:schemas-microsoft-com:office:word" xmlns:w14="http://schemas.microsoft.com/office/word/2010/wordml" xmlns:w="http://schemas.openxmlformats.org/wordprocessingml/2006/main" xmlns:wne="http://schemas.microsoft.com/office/word/2006/wordml" xmlns:wp14="http://schemas.microsoft.com/office/word/2010/wordprocessingDrawing" xmlns:wp="http://schemas.openxmlformats.org/drawingml/2006/wordprocessingDrawing" xmlns:wpc="http://schemas.microsoft.com/office/word/2010/wordprocessingCanvas" xmlns:wpg="http://schemas.microsoft.com/office/word/2010/wordprocessingGroup" xmlns:wpi="http://schemas.microsoft.com/office/word/2010/wordprocessingInk" xmlns:wps="http://schemas.microsoft.com/office/word/2010/wordprocessingShape" mc:Ignorable="w14 wp14">
+  <w:p>
+    <w:pPr>
+      <w:pStyle w:val="Footer"/>
+    </w:pPr>
+    <w:r/>
   </w:p>
 </w:ftr>
 </file>
@@ -4499,6 +4795,17 @@
       </w:rPr>
       <w:t>ĐỒ ÁN MÔN HỌC CÔNG NGHỆ DỮ LIỆU LỚN</w:t>
     </w:r>
+  </w:p>
+</w:hdr>
+</file>
+
+<file path=word/header3.xml><?xml version="1.0" encoding="utf-8"?>
+<w:hdr xmlns:m="http://schemas.openxmlformats.org/officeDocument/2006/math" xmlns:mc="http://schemas.openxmlformats.org/markup-compatibility/2006" xmlns:mo="http://schemas.microsoft.com/office/mac/office/2008/main" xmlns:mv="urn:schemas-microsoft-com:mac:vml" xmlns:o="urn:schemas-microsoft-com:office:office" xmlns:r="http://schemas.openxmlformats.org/officeDocument/2006/relationships" xmlns:v="urn:schemas-microsoft-com:vml" xmlns:w10="urn:schemas-microsoft-com:office:word" xmlns:w14="http://schemas.microsoft.com/office/word/2010/wordml" xmlns:w="http://schemas.openxmlformats.org/wordprocessingml/2006/main" xmlns:wne="http://schemas.microsoft.com/office/word/2006/wordml" xmlns:wp14="http://schemas.microsoft.com/office/word/2010/wordprocessingDrawing" xmlns:wp="http://schemas.openxmlformats.org/drawingml/2006/wordprocessingDrawing" xmlns:wpc="http://schemas.microsoft.com/office/word/2010/wordprocessingCanvas" xmlns:wpg="http://schemas.microsoft.com/office/word/2010/wordprocessingGroup" xmlns:wpi="http://schemas.microsoft.com/office/word/2010/wordprocessingInk" xmlns:wps="http://schemas.microsoft.com/office/word/2010/wordprocessingShape" mc:Ignorable="w14 wp14">
+  <w:p>
+    <w:pPr>
+      <w:pStyle w:val="Header"/>
+    </w:pPr>
+    <w:r/>
   </w:p>
 </w:hdr>
 </file>
@@ -6857,7 +7164,7 @@
     <w:rPr>
       <w:rFonts w:eastAsiaTheme="majorEastAsia" w:cstheme="majorBidi"/>
       <w:b/>
-      <w:color w:val="FF0000"/>
+      <w:color w:val="000000"/>
       <w:szCs w:val="32"/>
       <w:lang w:val="vi-VN"/>
     </w:rPr>
@@ -6885,7 +7192,7 @@
     <w:rPr>
       <w:rFonts w:eastAsiaTheme="majorEastAsia" w:cs="Times New Roman"/>
       <w:b/>
-      <w:color w:val="000000" w:themeColor="text1"/>
+      <w:color w:val="000000"/>
       <w:sz w:val="28"/>
       <w:szCs w:val="26"/>
     </w:rPr>
